--- a/pentru-editori/06-aparat-digestiv/06-aparat-digestiv.docx
+++ b/pentru-editori/06-aparat-digestiv/06-aparat-digestiv.docx
@@ -18,7 +18,15 @@
         <w:rPr>
           <w:i/>
         </w:rPr>
-        <w:t>Vă rugăm să completați coloanele „Decizie” și „Comentariu” direct în tabele (Aprobat / Respins / Amânat), fără să modificați structura lor. Alăturat: GHID.csv, conținutul integral al ghidului.</w:t>
+        <w:t>Vă rugăm să completați coloanele „Decizie” și „Comentariu” direct în tabele (Aprobat / Respins / Amânat), fără să modificați structura lor.</w:t>
+      </w:r>
+    </w:p>
+    <w:p>
+      <w:r>
+        <w:rPr>
+          <w:i/>
+        </w:rPr>
+        <w:t>Alăturat: GHID.csv, conținutul integral al ghidului, și „Decizii structurale comune”.</w:t>
       </w:r>
     </w:p>
     <w:p>
@@ -80,24 +88,25 @@
         <w:rPr>
           <w:color w:val="1C5D8C"/>
         </w:rPr>
-        <w:t>2. Chestiuni de decis</w:t>
+        <w:t>2. Probleme de decis</w:t>
       </w:r>
     </w:p>
     <w:tbl>
       <w:tblPr>
         <w:tblStyle w:val="LightGrid-Accent1"/>
         <w:tblW w:type="auto" w:w="0"/>
+        <w:tblLayout w:type="fixed"/>
         <w:tblLook w:firstColumn="1" w:firstRow="1" w:lastColumn="0" w:lastRow="0" w:noHBand="0" w:noVBand="1" w:val="04A0"/>
       </w:tblPr>
       <w:tblGrid>
-        <w:gridCol w:w="6400"/>
-        <w:gridCol w:w="2880"/>
-        <w:gridCol w:w="2880"/>
+        <w:gridCol w:w="4713"/>
+        <w:gridCol w:w="4713"/>
+        <w:gridCol w:w="4713"/>
       </w:tblGrid>
       <w:tr>
         <w:tc>
           <w:tcPr>
-            <w:tcW w:type="dxa" w:w="2880"/>
+            <w:tcW w:type="dxa" w:w="8400"/>
           </w:tcPr>
           <w:p>
             <w:r/>
@@ -106,13 +115,13 @@
                 <w:b/>
                 <w:i w:val="0"/>
               </w:rPr>
-              <w:t>Chestiune</w:t>
-            </w:r>
-          </w:p>
-        </w:tc>
-        <w:tc>
-          <w:tcPr>
-            <w:tcW w:type="dxa" w:w="2880"/>
+              <w:t>Problemă</w:t>
+            </w:r>
+          </w:p>
+        </w:tc>
+        <w:tc>
+          <w:tcPr>
+            <w:tcW w:type="dxa" w:w="2700"/>
           </w:tcPr>
           <w:p>
             <w:r/>
@@ -127,7 +136,7 @@
         </w:tc>
         <w:tc>
           <w:tcPr>
-            <w:tcW w:type="dxa" w:w="2880"/>
+            <w:tcW w:type="dxa" w:w="2700"/>
           </w:tcPr>
           <w:p>
             <w:r/>
@@ -144,7 +153,7 @@
       <w:tr>
         <w:tc>
           <w:tcPr>
-            <w:tcW w:type="dxa" w:w="6400"/>
+            <w:tcW w:type="dxa" w:w="8400"/>
           </w:tcPr>
           <w:p>
             <w:r/>
@@ -173,7 +182,7 @@
         </w:tc>
         <w:tc>
           <w:tcPr>
-            <w:tcW w:type="dxa" w:w="2880"/>
+            <w:tcW w:type="dxa" w:w="2700"/>
           </w:tcPr>
           <w:p>
             <w:r/>
@@ -187,7 +196,7 @@
         </w:tc>
         <w:tc>
           <w:tcPr>
-            <w:tcW w:type="dxa" w:w="2880"/>
+            <w:tcW w:type="dxa" w:w="2700"/>
           </w:tcPr>
           <w:p>
             <w:r/>
@@ -203,7 +212,7 @@
       <w:tr>
         <w:tc>
           <w:tcPr>
-            <w:tcW w:type="dxa" w:w="6400"/>
+            <w:tcW w:type="dxa" w:w="8400"/>
           </w:tcPr>
           <w:p>
             <w:r/>
@@ -232,7 +241,7 @@
         </w:tc>
         <w:tc>
           <w:tcPr>
-            <w:tcW w:type="dxa" w:w="2880"/>
+            <w:tcW w:type="dxa" w:w="2700"/>
           </w:tcPr>
           <w:p>
             <w:r/>
@@ -246,7 +255,7 @@
         </w:tc>
         <w:tc>
           <w:tcPr>
-            <w:tcW w:type="dxa" w:w="2880"/>
+            <w:tcW w:type="dxa" w:w="2700"/>
           </w:tcPr>
           <w:p>
             <w:r/>
@@ -299,22 +308,23 @@
       <w:tblPr>
         <w:tblStyle w:val="LightGrid-Accent1"/>
         <w:tblW w:type="auto" w:w="0"/>
+        <w:tblLayout w:type="fixed"/>
         <w:tblLook w:firstColumn="1" w:firstRow="1" w:lastColumn="0" w:lastRow="0" w:noHBand="0" w:noVBand="1" w:val="04A0"/>
       </w:tblPr>
       <w:tblGrid>
-        <w:gridCol w:w="1080"/>
-        <w:gridCol w:w="1080"/>
-        <w:gridCol w:w="1080"/>
-        <w:gridCol w:w="1080"/>
-        <w:gridCol w:w="1080"/>
-        <w:gridCol w:w="1080"/>
-        <w:gridCol w:w="1080"/>
-        <w:gridCol w:w="1080"/>
+        <w:gridCol w:w="1767"/>
+        <w:gridCol w:w="1767"/>
+        <w:gridCol w:w="1767"/>
+        <w:gridCol w:w="1767"/>
+        <w:gridCol w:w="1767"/>
+        <w:gridCol w:w="1767"/>
+        <w:gridCol w:w="1767"/>
+        <w:gridCol w:w="1767"/>
       </w:tblGrid>
       <w:tr>
         <w:tc>
           <w:tcPr>
-            <w:tcW w:type="dxa" w:w="1080"/>
+            <w:tcW w:type="dxa" w:w="800"/>
           </w:tcPr>
           <w:p>
             <w:r/>
@@ -329,7 +339,7 @@
         </w:tc>
         <w:tc>
           <w:tcPr>
-            <w:tcW w:type="dxa" w:w="1080"/>
+            <w:tcW w:type="dxa" w:w="1800"/>
           </w:tcPr>
           <w:p>
             <w:r/>
@@ -344,7 +354,7 @@
         </w:tc>
         <w:tc>
           <w:tcPr>
-            <w:tcW w:type="dxa" w:w="1080"/>
+            <w:tcW w:type="dxa" w:w="3000"/>
           </w:tcPr>
           <w:p>
             <w:r/>
@@ -359,7 +369,7 @@
         </w:tc>
         <w:tc>
           <w:tcPr>
-            <w:tcW w:type="dxa" w:w="1080"/>
+            <w:tcW w:type="dxa" w:w="900"/>
           </w:tcPr>
           <w:p>
             <w:r/>
@@ -374,7 +384,7 @@
         </w:tc>
         <w:tc>
           <w:tcPr>
-            <w:tcW w:type="dxa" w:w="1080"/>
+            <w:tcW w:type="dxa" w:w="1100"/>
           </w:tcPr>
           <w:p>
             <w:r/>
@@ -389,7 +399,7 @@
         </w:tc>
         <w:tc>
           <w:tcPr>
-            <w:tcW w:type="dxa" w:w="1080"/>
+            <w:tcW w:type="dxa" w:w="3000"/>
           </w:tcPr>
           <w:p>
             <w:r/>
@@ -404,7 +414,7 @@
         </w:tc>
         <w:tc>
           <w:tcPr>
-            <w:tcW w:type="dxa" w:w="1080"/>
+            <w:tcW w:type="dxa" w:w="1500"/>
           </w:tcPr>
           <w:p>
             <w:r/>
@@ -419,7 +429,7 @@
         </w:tc>
         <w:tc>
           <w:tcPr>
-            <w:tcW w:type="dxa" w:w="1080"/>
+            <w:tcW w:type="dxa" w:w="1800"/>
           </w:tcPr>
           <w:p>
             <w:r/>
@@ -436,7 +446,7 @@
       <w:tr>
         <w:tc>
           <w:tcPr>
-            <w:tcW w:type="dxa" w:w="1080"/>
+            <w:tcW w:type="dxa" w:w="800"/>
           </w:tcPr>
           <w:p>
             <w:r/>
@@ -451,7 +461,7 @@
         </w:tc>
         <w:tc>
           <w:tcPr>
-            <w:tcW w:type="dxa" w:w="1080"/>
+            <w:tcW w:type="dxa" w:w="1800"/>
           </w:tcPr>
           <w:p>
             <w:r/>
@@ -466,7 +476,7 @@
         </w:tc>
         <w:tc>
           <w:tcPr>
-            <w:tcW w:type="dxa" w:w="1080"/>
+            <w:tcW w:type="dxa" w:w="3000"/>
           </w:tcPr>
           <w:p>
             <w:r/>
@@ -481,7 +491,7 @@
         </w:tc>
         <w:tc>
           <w:tcPr>
-            <w:tcW w:type="dxa" w:w="1080"/>
+            <w:tcW w:type="dxa" w:w="900"/>
           </w:tcPr>
           <w:p>
             <w:r/>
@@ -496,7 +506,7 @@
         </w:tc>
         <w:tc>
           <w:tcPr>
-            <w:tcW w:type="dxa" w:w="1080"/>
+            <w:tcW w:type="dxa" w:w="1100"/>
           </w:tcPr>
           <w:p>
             <w:r/>
@@ -511,7 +521,7 @@
         </w:tc>
         <w:tc>
           <w:tcPr>
-            <w:tcW w:type="dxa" w:w="1080"/>
+            <w:tcW w:type="dxa" w:w="3000"/>
           </w:tcPr>
           <w:p>
             <w:r/>
@@ -526,7 +536,7 @@
         </w:tc>
         <w:tc>
           <w:tcPr>
-            <w:tcW w:type="dxa" w:w="1080"/>
+            <w:tcW w:type="dxa" w:w="1500"/>
           </w:tcPr>
           <w:p>
             <w:r/>
@@ -540,7 +550,7 @@
         </w:tc>
         <w:tc>
           <w:tcPr>
-            <w:tcW w:type="dxa" w:w="1080"/>
+            <w:tcW w:type="dxa" w:w="1800"/>
           </w:tcPr>
           <w:p>
             <w:r/>
@@ -556,7 +566,7 @@
       <w:tr>
         <w:tc>
           <w:tcPr>
-            <w:tcW w:type="dxa" w:w="1080"/>
+            <w:tcW w:type="dxa" w:w="800"/>
           </w:tcPr>
           <w:p>
             <w:r/>
@@ -571,7 +581,7 @@
         </w:tc>
         <w:tc>
           <w:tcPr>
-            <w:tcW w:type="dxa" w:w="1080"/>
+            <w:tcW w:type="dxa" w:w="1800"/>
           </w:tcPr>
           <w:p>
             <w:r/>
@@ -586,7 +596,7 @@
         </w:tc>
         <w:tc>
           <w:tcPr>
-            <w:tcW w:type="dxa" w:w="1080"/>
+            <w:tcW w:type="dxa" w:w="3000"/>
           </w:tcPr>
           <w:p>
             <w:r/>
@@ -601,7 +611,7 @@
         </w:tc>
         <w:tc>
           <w:tcPr>
-            <w:tcW w:type="dxa" w:w="1080"/>
+            <w:tcW w:type="dxa" w:w="900"/>
           </w:tcPr>
           <w:p>
             <w:r/>
@@ -616,7 +626,7 @@
         </w:tc>
         <w:tc>
           <w:tcPr>
-            <w:tcW w:type="dxa" w:w="1080"/>
+            <w:tcW w:type="dxa" w:w="1100"/>
           </w:tcPr>
           <w:p>
             <w:r/>
@@ -631,7 +641,7 @@
         </w:tc>
         <w:tc>
           <w:tcPr>
-            <w:tcW w:type="dxa" w:w="1080"/>
+            <w:tcW w:type="dxa" w:w="3000"/>
           </w:tcPr>
           <w:p>
             <w:r/>
@@ -646,7 +656,7 @@
         </w:tc>
         <w:tc>
           <w:tcPr>
-            <w:tcW w:type="dxa" w:w="1080"/>
+            <w:tcW w:type="dxa" w:w="1500"/>
           </w:tcPr>
           <w:p>
             <w:r/>
@@ -660,7 +670,7 @@
         </w:tc>
         <w:tc>
           <w:tcPr>
-            <w:tcW w:type="dxa" w:w="1080"/>
+            <w:tcW w:type="dxa" w:w="1800"/>
           </w:tcPr>
           <w:p>
             <w:r/>
@@ -676,7 +686,7 @@
       <w:tr>
         <w:tc>
           <w:tcPr>
-            <w:tcW w:type="dxa" w:w="1080"/>
+            <w:tcW w:type="dxa" w:w="800"/>
           </w:tcPr>
           <w:p>
             <w:r/>
@@ -691,7 +701,7 @@
         </w:tc>
         <w:tc>
           <w:tcPr>
-            <w:tcW w:type="dxa" w:w="1080"/>
+            <w:tcW w:type="dxa" w:w="1800"/>
           </w:tcPr>
           <w:p>
             <w:r/>
@@ -706,7 +716,7 @@
         </w:tc>
         <w:tc>
           <w:tcPr>
-            <w:tcW w:type="dxa" w:w="1080"/>
+            <w:tcW w:type="dxa" w:w="3000"/>
           </w:tcPr>
           <w:p>
             <w:r/>
@@ -721,7 +731,7 @@
         </w:tc>
         <w:tc>
           <w:tcPr>
-            <w:tcW w:type="dxa" w:w="1080"/>
+            <w:tcW w:type="dxa" w:w="900"/>
           </w:tcPr>
           <w:p>
             <w:r/>
@@ -736,7 +746,7 @@
         </w:tc>
         <w:tc>
           <w:tcPr>
-            <w:tcW w:type="dxa" w:w="1080"/>
+            <w:tcW w:type="dxa" w:w="1100"/>
           </w:tcPr>
           <w:p>
             <w:r/>
@@ -751,7 +761,7 @@
         </w:tc>
         <w:tc>
           <w:tcPr>
-            <w:tcW w:type="dxa" w:w="1080"/>
+            <w:tcW w:type="dxa" w:w="3000"/>
           </w:tcPr>
           <w:p>
             <w:r/>
@@ -766,7 +776,7 @@
         </w:tc>
         <w:tc>
           <w:tcPr>
-            <w:tcW w:type="dxa" w:w="1080"/>
+            <w:tcW w:type="dxa" w:w="1500"/>
           </w:tcPr>
           <w:p>
             <w:r/>
@@ -780,7 +790,7 @@
         </w:tc>
         <w:tc>
           <w:tcPr>
-            <w:tcW w:type="dxa" w:w="1080"/>
+            <w:tcW w:type="dxa" w:w="1800"/>
           </w:tcPr>
           <w:p>
             <w:r/>
@@ -796,7 +806,7 @@
       <w:tr>
         <w:tc>
           <w:tcPr>
-            <w:tcW w:type="dxa" w:w="1080"/>
+            <w:tcW w:type="dxa" w:w="800"/>
           </w:tcPr>
           <w:p>
             <w:r/>
@@ -811,7 +821,7 @@
         </w:tc>
         <w:tc>
           <w:tcPr>
-            <w:tcW w:type="dxa" w:w="1080"/>
+            <w:tcW w:type="dxa" w:w="1800"/>
           </w:tcPr>
           <w:p>
             <w:r/>
@@ -826,7 +836,7 @@
         </w:tc>
         <w:tc>
           <w:tcPr>
-            <w:tcW w:type="dxa" w:w="1080"/>
+            <w:tcW w:type="dxa" w:w="3000"/>
           </w:tcPr>
           <w:p>
             <w:r/>
@@ -841,7 +851,7 @@
         </w:tc>
         <w:tc>
           <w:tcPr>
-            <w:tcW w:type="dxa" w:w="1080"/>
+            <w:tcW w:type="dxa" w:w="900"/>
           </w:tcPr>
           <w:p>
             <w:r/>
@@ -856,7 +866,7 @@
         </w:tc>
         <w:tc>
           <w:tcPr>
-            <w:tcW w:type="dxa" w:w="1080"/>
+            <w:tcW w:type="dxa" w:w="1100"/>
           </w:tcPr>
           <w:p>
             <w:r/>
@@ -871,7 +881,7 @@
         </w:tc>
         <w:tc>
           <w:tcPr>
-            <w:tcW w:type="dxa" w:w="1080"/>
+            <w:tcW w:type="dxa" w:w="3000"/>
           </w:tcPr>
           <w:p>
             <w:r/>
@@ -886,7 +896,7 @@
         </w:tc>
         <w:tc>
           <w:tcPr>
-            <w:tcW w:type="dxa" w:w="1080"/>
+            <w:tcW w:type="dxa" w:w="1500"/>
           </w:tcPr>
           <w:p>
             <w:r/>
@@ -900,7 +910,7 @@
         </w:tc>
         <w:tc>
           <w:tcPr>
-            <w:tcW w:type="dxa" w:w="1080"/>
+            <w:tcW w:type="dxa" w:w="1800"/>
           </w:tcPr>
           <w:p>
             <w:r/>
@@ -938,22 +948,23 @@
       <w:tblPr>
         <w:tblStyle w:val="LightGrid-Accent1"/>
         <w:tblW w:type="auto" w:w="0"/>
+        <w:tblLayout w:type="fixed"/>
         <w:tblLook w:firstColumn="1" w:firstRow="1" w:lastColumn="0" w:lastRow="0" w:noHBand="0" w:noVBand="1" w:val="04A0"/>
       </w:tblPr>
       <w:tblGrid>
-        <w:gridCol w:w="1080"/>
-        <w:gridCol w:w="1080"/>
-        <w:gridCol w:w="1080"/>
-        <w:gridCol w:w="1080"/>
-        <w:gridCol w:w="1080"/>
-        <w:gridCol w:w="1080"/>
-        <w:gridCol w:w="1080"/>
-        <w:gridCol w:w="1080"/>
+        <w:gridCol w:w="1767"/>
+        <w:gridCol w:w="1767"/>
+        <w:gridCol w:w="1767"/>
+        <w:gridCol w:w="1767"/>
+        <w:gridCol w:w="1767"/>
+        <w:gridCol w:w="1767"/>
+        <w:gridCol w:w="1767"/>
+        <w:gridCol w:w="1767"/>
       </w:tblGrid>
       <w:tr>
         <w:tc>
           <w:tcPr>
-            <w:tcW w:type="dxa" w:w="1080"/>
+            <w:tcW w:type="dxa" w:w="800"/>
           </w:tcPr>
           <w:p>
             <w:r/>
@@ -968,7 +979,7 @@
         </w:tc>
         <w:tc>
           <w:tcPr>
-            <w:tcW w:type="dxa" w:w="1080"/>
+            <w:tcW w:type="dxa" w:w="1800"/>
           </w:tcPr>
           <w:p>
             <w:r/>
@@ -983,7 +994,7 @@
         </w:tc>
         <w:tc>
           <w:tcPr>
-            <w:tcW w:type="dxa" w:w="1080"/>
+            <w:tcW w:type="dxa" w:w="3000"/>
           </w:tcPr>
           <w:p>
             <w:r/>
@@ -998,7 +1009,7 @@
         </w:tc>
         <w:tc>
           <w:tcPr>
-            <w:tcW w:type="dxa" w:w="1080"/>
+            <w:tcW w:type="dxa" w:w="900"/>
           </w:tcPr>
           <w:p>
             <w:r/>
@@ -1013,7 +1024,7 @@
         </w:tc>
         <w:tc>
           <w:tcPr>
-            <w:tcW w:type="dxa" w:w="1080"/>
+            <w:tcW w:type="dxa" w:w="1100"/>
           </w:tcPr>
           <w:p>
             <w:r/>
@@ -1028,7 +1039,7 @@
         </w:tc>
         <w:tc>
           <w:tcPr>
-            <w:tcW w:type="dxa" w:w="1080"/>
+            <w:tcW w:type="dxa" w:w="3000"/>
           </w:tcPr>
           <w:p>
             <w:r/>
@@ -1043,7 +1054,7 @@
         </w:tc>
         <w:tc>
           <w:tcPr>
-            <w:tcW w:type="dxa" w:w="1080"/>
+            <w:tcW w:type="dxa" w:w="1500"/>
           </w:tcPr>
           <w:p>
             <w:r/>
@@ -1058,7 +1069,7 @@
         </w:tc>
         <w:tc>
           <w:tcPr>
-            <w:tcW w:type="dxa" w:w="1080"/>
+            <w:tcW w:type="dxa" w:w="1800"/>
           </w:tcPr>
           <w:p>
             <w:r/>
@@ -1075,7 +1086,7 @@
       <w:tr>
         <w:tc>
           <w:tcPr>
-            <w:tcW w:type="dxa" w:w="1080"/>
+            <w:tcW w:type="dxa" w:w="800"/>
           </w:tcPr>
           <w:p>
             <w:r/>
@@ -1090,7 +1101,7 @@
         </w:tc>
         <w:tc>
           <w:tcPr>
-            <w:tcW w:type="dxa" w:w="1080"/>
+            <w:tcW w:type="dxa" w:w="1800"/>
           </w:tcPr>
           <w:p>
             <w:r/>
@@ -1105,7 +1116,7 @@
         </w:tc>
         <w:tc>
           <w:tcPr>
-            <w:tcW w:type="dxa" w:w="1080"/>
+            <w:tcW w:type="dxa" w:w="3000"/>
           </w:tcPr>
           <w:p>
             <w:r/>
@@ -1120,7 +1131,7 @@
         </w:tc>
         <w:tc>
           <w:tcPr>
-            <w:tcW w:type="dxa" w:w="1080"/>
+            <w:tcW w:type="dxa" w:w="900"/>
           </w:tcPr>
           <w:p>
             <w:r/>
@@ -1135,7 +1146,7 @@
         </w:tc>
         <w:tc>
           <w:tcPr>
-            <w:tcW w:type="dxa" w:w="1080"/>
+            <w:tcW w:type="dxa" w:w="1100"/>
           </w:tcPr>
           <w:p>
             <w:r/>
@@ -1150,7 +1161,7 @@
         </w:tc>
         <w:tc>
           <w:tcPr>
-            <w:tcW w:type="dxa" w:w="1080"/>
+            <w:tcW w:type="dxa" w:w="3000"/>
           </w:tcPr>
           <w:p>
             <w:r/>
@@ -1165,7 +1176,7 @@
         </w:tc>
         <w:tc>
           <w:tcPr>
-            <w:tcW w:type="dxa" w:w="1080"/>
+            <w:tcW w:type="dxa" w:w="1500"/>
           </w:tcPr>
           <w:p>
             <w:r/>
@@ -1179,7 +1190,7 @@
         </w:tc>
         <w:tc>
           <w:tcPr>
-            <w:tcW w:type="dxa" w:w="1080"/>
+            <w:tcW w:type="dxa" w:w="1800"/>
           </w:tcPr>
           <w:p>
             <w:r/>
@@ -1195,7 +1206,7 @@
       <w:tr>
         <w:tc>
           <w:tcPr>
-            <w:tcW w:type="dxa" w:w="1080"/>
+            <w:tcW w:type="dxa" w:w="800"/>
           </w:tcPr>
           <w:p>
             <w:r/>
@@ -1210,7 +1221,7 @@
         </w:tc>
         <w:tc>
           <w:tcPr>
-            <w:tcW w:type="dxa" w:w="1080"/>
+            <w:tcW w:type="dxa" w:w="1800"/>
           </w:tcPr>
           <w:p>
             <w:r/>
@@ -1225,7 +1236,7 @@
         </w:tc>
         <w:tc>
           <w:tcPr>
-            <w:tcW w:type="dxa" w:w="1080"/>
+            <w:tcW w:type="dxa" w:w="3000"/>
           </w:tcPr>
           <w:p>
             <w:r/>
@@ -1240,7 +1251,7 @@
         </w:tc>
         <w:tc>
           <w:tcPr>
-            <w:tcW w:type="dxa" w:w="1080"/>
+            <w:tcW w:type="dxa" w:w="900"/>
           </w:tcPr>
           <w:p>
             <w:r/>
@@ -1255,7 +1266,7 @@
         </w:tc>
         <w:tc>
           <w:tcPr>
-            <w:tcW w:type="dxa" w:w="1080"/>
+            <w:tcW w:type="dxa" w:w="1100"/>
           </w:tcPr>
           <w:p>
             <w:r/>
@@ -1270,7 +1281,7 @@
         </w:tc>
         <w:tc>
           <w:tcPr>
-            <w:tcW w:type="dxa" w:w="1080"/>
+            <w:tcW w:type="dxa" w:w="3000"/>
           </w:tcPr>
           <w:p>
             <w:r/>
@@ -1285,7 +1296,7 @@
         </w:tc>
         <w:tc>
           <w:tcPr>
-            <w:tcW w:type="dxa" w:w="1080"/>
+            <w:tcW w:type="dxa" w:w="1500"/>
           </w:tcPr>
           <w:p>
             <w:r/>
@@ -1299,7 +1310,7 @@
         </w:tc>
         <w:tc>
           <w:tcPr>
-            <w:tcW w:type="dxa" w:w="1080"/>
+            <w:tcW w:type="dxa" w:w="1800"/>
           </w:tcPr>
           <w:p>
             <w:r/>
@@ -1315,7 +1326,7 @@
       <w:tr>
         <w:tc>
           <w:tcPr>
-            <w:tcW w:type="dxa" w:w="1080"/>
+            <w:tcW w:type="dxa" w:w="800"/>
           </w:tcPr>
           <w:p>
             <w:r/>
@@ -1330,7 +1341,7 @@
         </w:tc>
         <w:tc>
           <w:tcPr>
-            <w:tcW w:type="dxa" w:w="1080"/>
+            <w:tcW w:type="dxa" w:w="1800"/>
           </w:tcPr>
           <w:p>
             <w:r/>
@@ -1345,7 +1356,7 @@
         </w:tc>
         <w:tc>
           <w:tcPr>
-            <w:tcW w:type="dxa" w:w="1080"/>
+            <w:tcW w:type="dxa" w:w="3000"/>
           </w:tcPr>
           <w:p>
             <w:r/>
@@ -1360,7 +1371,7 @@
         </w:tc>
         <w:tc>
           <w:tcPr>
-            <w:tcW w:type="dxa" w:w="1080"/>
+            <w:tcW w:type="dxa" w:w="900"/>
           </w:tcPr>
           <w:p>
             <w:r/>
@@ -1375,7 +1386,7 @@
         </w:tc>
         <w:tc>
           <w:tcPr>
-            <w:tcW w:type="dxa" w:w="1080"/>
+            <w:tcW w:type="dxa" w:w="1100"/>
           </w:tcPr>
           <w:p>
             <w:r/>
@@ -1390,7 +1401,7 @@
         </w:tc>
         <w:tc>
           <w:tcPr>
-            <w:tcW w:type="dxa" w:w="1080"/>
+            <w:tcW w:type="dxa" w:w="3000"/>
           </w:tcPr>
           <w:p>
             <w:r/>
@@ -1405,7 +1416,7 @@
         </w:tc>
         <w:tc>
           <w:tcPr>
-            <w:tcW w:type="dxa" w:w="1080"/>
+            <w:tcW w:type="dxa" w:w="1500"/>
           </w:tcPr>
           <w:p>
             <w:r/>
@@ -1419,7 +1430,7 @@
         </w:tc>
         <w:tc>
           <w:tcPr>
-            <w:tcW w:type="dxa" w:w="1080"/>
+            <w:tcW w:type="dxa" w:w="1800"/>
           </w:tcPr>
           <w:p>
             <w:r/>
@@ -1457,22 +1468,23 @@
       <w:tblPr>
         <w:tblStyle w:val="LightGrid-Accent1"/>
         <w:tblW w:type="auto" w:w="0"/>
+        <w:tblLayout w:type="fixed"/>
         <w:tblLook w:firstColumn="1" w:firstRow="1" w:lastColumn="0" w:lastRow="0" w:noHBand="0" w:noVBand="1" w:val="04A0"/>
       </w:tblPr>
       <w:tblGrid>
-        <w:gridCol w:w="1080"/>
-        <w:gridCol w:w="1080"/>
-        <w:gridCol w:w="1080"/>
-        <w:gridCol w:w="1080"/>
-        <w:gridCol w:w="1080"/>
-        <w:gridCol w:w="1080"/>
-        <w:gridCol w:w="1080"/>
-        <w:gridCol w:w="1080"/>
+        <w:gridCol w:w="1767"/>
+        <w:gridCol w:w="1767"/>
+        <w:gridCol w:w="1767"/>
+        <w:gridCol w:w="1767"/>
+        <w:gridCol w:w="1767"/>
+        <w:gridCol w:w="1767"/>
+        <w:gridCol w:w="1767"/>
+        <w:gridCol w:w="1767"/>
       </w:tblGrid>
       <w:tr>
         <w:tc>
           <w:tcPr>
-            <w:tcW w:type="dxa" w:w="1080"/>
+            <w:tcW w:type="dxa" w:w="800"/>
           </w:tcPr>
           <w:p>
             <w:r/>
@@ -1487,7 +1499,7 @@
         </w:tc>
         <w:tc>
           <w:tcPr>
-            <w:tcW w:type="dxa" w:w="1080"/>
+            <w:tcW w:type="dxa" w:w="1800"/>
           </w:tcPr>
           <w:p>
             <w:r/>
@@ -1502,7 +1514,7 @@
         </w:tc>
         <w:tc>
           <w:tcPr>
-            <w:tcW w:type="dxa" w:w="1080"/>
+            <w:tcW w:type="dxa" w:w="3000"/>
           </w:tcPr>
           <w:p>
             <w:r/>
@@ -1517,7 +1529,7 @@
         </w:tc>
         <w:tc>
           <w:tcPr>
-            <w:tcW w:type="dxa" w:w="1080"/>
+            <w:tcW w:type="dxa" w:w="900"/>
           </w:tcPr>
           <w:p>
             <w:r/>
@@ -1532,7 +1544,7 @@
         </w:tc>
         <w:tc>
           <w:tcPr>
-            <w:tcW w:type="dxa" w:w="1080"/>
+            <w:tcW w:type="dxa" w:w="1100"/>
           </w:tcPr>
           <w:p>
             <w:r/>
@@ -1547,7 +1559,7 @@
         </w:tc>
         <w:tc>
           <w:tcPr>
-            <w:tcW w:type="dxa" w:w="1080"/>
+            <w:tcW w:type="dxa" w:w="3000"/>
           </w:tcPr>
           <w:p>
             <w:r/>
@@ -1562,7 +1574,7 @@
         </w:tc>
         <w:tc>
           <w:tcPr>
-            <w:tcW w:type="dxa" w:w="1080"/>
+            <w:tcW w:type="dxa" w:w="1500"/>
           </w:tcPr>
           <w:p>
             <w:r/>
@@ -1577,7 +1589,7 @@
         </w:tc>
         <w:tc>
           <w:tcPr>
-            <w:tcW w:type="dxa" w:w="1080"/>
+            <w:tcW w:type="dxa" w:w="1800"/>
           </w:tcPr>
           <w:p>
             <w:r/>
@@ -1594,7 +1606,7 @@
       <w:tr>
         <w:tc>
           <w:tcPr>
-            <w:tcW w:type="dxa" w:w="1080"/>
+            <w:tcW w:type="dxa" w:w="800"/>
           </w:tcPr>
           <w:p>
             <w:r/>
@@ -1609,7 +1621,7 @@
         </w:tc>
         <w:tc>
           <w:tcPr>
-            <w:tcW w:type="dxa" w:w="1080"/>
+            <w:tcW w:type="dxa" w:w="1800"/>
           </w:tcPr>
           <w:p>
             <w:r/>
@@ -1624,7 +1636,7 @@
         </w:tc>
         <w:tc>
           <w:tcPr>
-            <w:tcW w:type="dxa" w:w="1080"/>
+            <w:tcW w:type="dxa" w:w="3000"/>
           </w:tcPr>
           <w:p>
             <w:r/>
@@ -1639,7 +1651,7 @@
         </w:tc>
         <w:tc>
           <w:tcPr>
-            <w:tcW w:type="dxa" w:w="1080"/>
+            <w:tcW w:type="dxa" w:w="900"/>
           </w:tcPr>
           <w:p>
             <w:r/>
@@ -1654,7 +1666,7 @@
         </w:tc>
         <w:tc>
           <w:tcPr>
-            <w:tcW w:type="dxa" w:w="1080"/>
+            <w:tcW w:type="dxa" w:w="1100"/>
           </w:tcPr>
           <w:p>
             <w:r/>
@@ -1669,7 +1681,7 @@
         </w:tc>
         <w:tc>
           <w:tcPr>
-            <w:tcW w:type="dxa" w:w="1080"/>
+            <w:tcW w:type="dxa" w:w="3000"/>
           </w:tcPr>
           <w:p>
             <w:r/>
@@ -1684,7 +1696,7 @@
         </w:tc>
         <w:tc>
           <w:tcPr>
-            <w:tcW w:type="dxa" w:w="1080"/>
+            <w:tcW w:type="dxa" w:w="1500"/>
           </w:tcPr>
           <w:p>
             <w:r/>
@@ -1698,7 +1710,7 @@
         </w:tc>
         <w:tc>
           <w:tcPr>
-            <w:tcW w:type="dxa" w:w="1080"/>
+            <w:tcW w:type="dxa" w:w="1800"/>
           </w:tcPr>
           <w:p>
             <w:r/>
@@ -1714,7 +1726,7 @@
       <w:tr>
         <w:tc>
           <w:tcPr>
-            <w:tcW w:type="dxa" w:w="1080"/>
+            <w:tcW w:type="dxa" w:w="800"/>
           </w:tcPr>
           <w:p>
             <w:r/>
@@ -1729,7 +1741,7 @@
         </w:tc>
         <w:tc>
           <w:tcPr>
-            <w:tcW w:type="dxa" w:w="1080"/>
+            <w:tcW w:type="dxa" w:w="1800"/>
           </w:tcPr>
           <w:p>
             <w:r/>
@@ -1744,7 +1756,7 @@
         </w:tc>
         <w:tc>
           <w:tcPr>
-            <w:tcW w:type="dxa" w:w="1080"/>
+            <w:tcW w:type="dxa" w:w="3000"/>
           </w:tcPr>
           <w:p>
             <w:r/>
@@ -1759,7 +1771,7 @@
         </w:tc>
         <w:tc>
           <w:tcPr>
-            <w:tcW w:type="dxa" w:w="1080"/>
+            <w:tcW w:type="dxa" w:w="900"/>
           </w:tcPr>
           <w:p>
             <w:r/>
@@ -1774,7 +1786,7 @@
         </w:tc>
         <w:tc>
           <w:tcPr>
-            <w:tcW w:type="dxa" w:w="1080"/>
+            <w:tcW w:type="dxa" w:w="1100"/>
           </w:tcPr>
           <w:p>
             <w:r/>
@@ -1789,7 +1801,7 @@
         </w:tc>
         <w:tc>
           <w:tcPr>
-            <w:tcW w:type="dxa" w:w="1080"/>
+            <w:tcW w:type="dxa" w:w="3000"/>
           </w:tcPr>
           <w:p>
             <w:r/>
@@ -1804,7 +1816,7 @@
         </w:tc>
         <w:tc>
           <w:tcPr>
-            <w:tcW w:type="dxa" w:w="1080"/>
+            <w:tcW w:type="dxa" w:w="1500"/>
           </w:tcPr>
           <w:p>
             <w:r/>
@@ -1818,7 +1830,7 @@
         </w:tc>
         <w:tc>
           <w:tcPr>
-            <w:tcW w:type="dxa" w:w="1080"/>
+            <w:tcW w:type="dxa" w:w="1800"/>
           </w:tcPr>
           <w:p>
             <w:r/>
@@ -1856,22 +1868,23 @@
       <w:tblPr>
         <w:tblStyle w:val="LightGrid-Accent1"/>
         <w:tblW w:type="auto" w:w="0"/>
+        <w:tblLayout w:type="fixed"/>
         <w:tblLook w:firstColumn="1" w:firstRow="1" w:lastColumn="0" w:lastRow="0" w:noHBand="0" w:noVBand="1" w:val="04A0"/>
       </w:tblPr>
       <w:tblGrid>
-        <w:gridCol w:w="1080"/>
-        <w:gridCol w:w="1080"/>
-        <w:gridCol w:w="1080"/>
-        <w:gridCol w:w="1080"/>
-        <w:gridCol w:w="1080"/>
-        <w:gridCol w:w="1080"/>
-        <w:gridCol w:w="1080"/>
-        <w:gridCol w:w="1080"/>
+        <w:gridCol w:w="1767"/>
+        <w:gridCol w:w="1767"/>
+        <w:gridCol w:w="1767"/>
+        <w:gridCol w:w="1767"/>
+        <w:gridCol w:w="1767"/>
+        <w:gridCol w:w="1767"/>
+        <w:gridCol w:w="1767"/>
+        <w:gridCol w:w="1767"/>
       </w:tblGrid>
       <w:tr>
         <w:tc>
           <w:tcPr>
-            <w:tcW w:type="dxa" w:w="1080"/>
+            <w:tcW w:type="dxa" w:w="800"/>
           </w:tcPr>
           <w:p>
             <w:r/>
@@ -1886,7 +1899,7 @@
         </w:tc>
         <w:tc>
           <w:tcPr>
-            <w:tcW w:type="dxa" w:w="1080"/>
+            <w:tcW w:type="dxa" w:w="1800"/>
           </w:tcPr>
           <w:p>
             <w:r/>
@@ -1901,7 +1914,7 @@
         </w:tc>
         <w:tc>
           <w:tcPr>
-            <w:tcW w:type="dxa" w:w="1080"/>
+            <w:tcW w:type="dxa" w:w="3000"/>
           </w:tcPr>
           <w:p>
             <w:r/>
@@ -1916,7 +1929,7 @@
         </w:tc>
         <w:tc>
           <w:tcPr>
-            <w:tcW w:type="dxa" w:w="1080"/>
+            <w:tcW w:type="dxa" w:w="900"/>
           </w:tcPr>
           <w:p>
             <w:r/>
@@ -1931,7 +1944,7 @@
         </w:tc>
         <w:tc>
           <w:tcPr>
-            <w:tcW w:type="dxa" w:w="1080"/>
+            <w:tcW w:type="dxa" w:w="1100"/>
           </w:tcPr>
           <w:p>
             <w:r/>
@@ -1946,7 +1959,7 @@
         </w:tc>
         <w:tc>
           <w:tcPr>
-            <w:tcW w:type="dxa" w:w="1080"/>
+            <w:tcW w:type="dxa" w:w="3000"/>
           </w:tcPr>
           <w:p>
             <w:r/>
@@ -1961,7 +1974,7 @@
         </w:tc>
         <w:tc>
           <w:tcPr>
-            <w:tcW w:type="dxa" w:w="1080"/>
+            <w:tcW w:type="dxa" w:w="1500"/>
           </w:tcPr>
           <w:p>
             <w:r/>
@@ -1976,7 +1989,7 @@
         </w:tc>
         <w:tc>
           <w:tcPr>
-            <w:tcW w:type="dxa" w:w="1080"/>
+            <w:tcW w:type="dxa" w:w="1800"/>
           </w:tcPr>
           <w:p>
             <w:r/>
@@ -1993,7 +2006,7 @@
       <w:tr>
         <w:tc>
           <w:tcPr>
-            <w:tcW w:type="dxa" w:w="1080"/>
+            <w:tcW w:type="dxa" w:w="800"/>
           </w:tcPr>
           <w:p>
             <w:r/>
@@ -2008,7 +2021,7 @@
         </w:tc>
         <w:tc>
           <w:tcPr>
-            <w:tcW w:type="dxa" w:w="1080"/>
+            <w:tcW w:type="dxa" w:w="1800"/>
           </w:tcPr>
           <w:p>
             <w:r/>
@@ -2023,7 +2036,7 @@
         </w:tc>
         <w:tc>
           <w:tcPr>
-            <w:tcW w:type="dxa" w:w="1080"/>
+            <w:tcW w:type="dxa" w:w="3000"/>
           </w:tcPr>
           <w:p>
             <w:r/>
@@ -2038,7 +2051,7 @@
         </w:tc>
         <w:tc>
           <w:tcPr>
-            <w:tcW w:type="dxa" w:w="1080"/>
+            <w:tcW w:type="dxa" w:w="900"/>
           </w:tcPr>
           <w:p>
             <w:r/>
@@ -2053,7 +2066,7 @@
         </w:tc>
         <w:tc>
           <w:tcPr>
-            <w:tcW w:type="dxa" w:w="1080"/>
+            <w:tcW w:type="dxa" w:w="1100"/>
           </w:tcPr>
           <w:p>
             <w:r/>
@@ -2068,7 +2081,7 @@
         </w:tc>
         <w:tc>
           <w:tcPr>
-            <w:tcW w:type="dxa" w:w="1080"/>
+            <w:tcW w:type="dxa" w:w="3000"/>
           </w:tcPr>
           <w:p>
             <w:r/>
@@ -2083,7 +2096,7 @@
         </w:tc>
         <w:tc>
           <w:tcPr>
-            <w:tcW w:type="dxa" w:w="1080"/>
+            <w:tcW w:type="dxa" w:w="1500"/>
           </w:tcPr>
           <w:p>
             <w:r/>
@@ -2097,7 +2110,7 @@
         </w:tc>
         <w:tc>
           <w:tcPr>
-            <w:tcW w:type="dxa" w:w="1080"/>
+            <w:tcW w:type="dxa" w:w="1800"/>
           </w:tcPr>
           <w:p>
             <w:r/>
@@ -2113,7 +2126,7 @@
       <w:tr>
         <w:tc>
           <w:tcPr>
-            <w:tcW w:type="dxa" w:w="1080"/>
+            <w:tcW w:type="dxa" w:w="800"/>
           </w:tcPr>
           <w:p>
             <w:r/>
@@ -2128,7 +2141,7 @@
         </w:tc>
         <w:tc>
           <w:tcPr>
-            <w:tcW w:type="dxa" w:w="1080"/>
+            <w:tcW w:type="dxa" w:w="1800"/>
           </w:tcPr>
           <w:p>
             <w:r/>
@@ -2143,7 +2156,7 @@
         </w:tc>
         <w:tc>
           <w:tcPr>
-            <w:tcW w:type="dxa" w:w="1080"/>
+            <w:tcW w:type="dxa" w:w="3000"/>
           </w:tcPr>
           <w:p>
             <w:r/>
@@ -2158,7 +2171,7 @@
         </w:tc>
         <w:tc>
           <w:tcPr>
-            <w:tcW w:type="dxa" w:w="1080"/>
+            <w:tcW w:type="dxa" w:w="900"/>
           </w:tcPr>
           <w:p>
             <w:r/>
@@ -2173,7 +2186,7 @@
         </w:tc>
         <w:tc>
           <w:tcPr>
-            <w:tcW w:type="dxa" w:w="1080"/>
+            <w:tcW w:type="dxa" w:w="1100"/>
           </w:tcPr>
           <w:p>
             <w:r/>
@@ -2188,7 +2201,7 @@
         </w:tc>
         <w:tc>
           <w:tcPr>
-            <w:tcW w:type="dxa" w:w="1080"/>
+            <w:tcW w:type="dxa" w:w="3000"/>
           </w:tcPr>
           <w:p>
             <w:r/>
@@ -2203,7 +2216,7 @@
         </w:tc>
         <w:tc>
           <w:tcPr>
-            <w:tcW w:type="dxa" w:w="1080"/>
+            <w:tcW w:type="dxa" w:w="1500"/>
           </w:tcPr>
           <w:p>
             <w:r/>
@@ -2217,7 +2230,7 @@
         </w:tc>
         <w:tc>
           <w:tcPr>
-            <w:tcW w:type="dxa" w:w="1080"/>
+            <w:tcW w:type="dxa" w:w="1800"/>
           </w:tcPr>
           <w:p>
             <w:r/>
@@ -2233,7 +2246,7 @@
       <w:tr>
         <w:tc>
           <w:tcPr>
-            <w:tcW w:type="dxa" w:w="1080"/>
+            <w:tcW w:type="dxa" w:w="800"/>
           </w:tcPr>
           <w:p>
             <w:r/>
@@ -2248,7 +2261,7 @@
         </w:tc>
         <w:tc>
           <w:tcPr>
-            <w:tcW w:type="dxa" w:w="1080"/>
+            <w:tcW w:type="dxa" w:w="1800"/>
           </w:tcPr>
           <w:p>
             <w:r/>
@@ -2263,7 +2276,7 @@
         </w:tc>
         <w:tc>
           <w:tcPr>
-            <w:tcW w:type="dxa" w:w="1080"/>
+            <w:tcW w:type="dxa" w:w="3000"/>
           </w:tcPr>
           <w:p>
             <w:r/>
@@ -2278,7 +2291,7 @@
         </w:tc>
         <w:tc>
           <w:tcPr>
-            <w:tcW w:type="dxa" w:w="1080"/>
+            <w:tcW w:type="dxa" w:w="900"/>
           </w:tcPr>
           <w:p>
             <w:r/>
@@ -2293,7 +2306,7 @@
         </w:tc>
         <w:tc>
           <w:tcPr>
-            <w:tcW w:type="dxa" w:w="1080"/>
+            <w:tcW w:type="dxa" w:w="1100"/>
           </w:tcPr>
           <w:p>
             <w:r/>
@@ -2308,7 +2321,7 @@
         </w:tc>
         <w:tc>
           <w:tcPr>
-            <w:tcW w:type="dxa" w:w="1080"/>
+            <w:tcW w:type="dxa" w:w="3000"/>
           </w:tcPr>
           <w:p>
             <w:r/>
@@ -2323,7 +2336,7 @@
         </w:tc>
         <w:tc>
           <w:tcPr>
-            <w:tcW w:type="dxa" w:w="1080"/>
+            <w:tcW w:type="dxa" w:w="1500"/>
           </w:tcPr>
           <w:p>
             <w:r/>
@@ -2337,7 +2350,7 @@
         </w:tc>
         <w:tc>
           <w:tcPr>
-            <w:tcW w:type="dxa" w:w="1080"/>
+            <w:tcW w:type="dxa" w:w="1800"/>
           </w:tcPr>
           <w:p>
             <w:r/>
@@ -2375,22 +2388,23 @@
       <w:tblPr>
         <w:tblStyle w:val="LightGrid-Accent1"/>
         <w:tblW w:type="auto" w:w="0"/>
+        <w:tblLayout w:type="fixed"/>
         <w:tblLook w:firstColumn="1" w:firstRow="1" w:lastColumn="0" w:lastRow="0" w:noHBand="0" w:noVBand="1" w:val="04A0"/>
       </w:tblPr>
       <w:tblGrid>
-        <w:gridCol w:w="1080"/>
-        <w:gridCol w:w="1080"/>
-        <w:gridCol w:w="1080"/>
-        <w:gridCol w:w="1080"/>
-        <w:gridCol w:w="1080"/>
-        <w:gridCol w:w="1080"/>
-        <w:gridCol w:w="1080"/>
-        <w:gridCol w:w="1080"/>
+        <w:gridCol w:w="1767"/>
+        <w:gridCol w:w="1767"/>
+        <w:gridCol w:w="1767"/>
+        <w:gridCol w:w="1767"/>
+        <w:gridCol w:w="1767"/>
+        <w:gridCol w:w="1767"/>
+        <w:gridCol w:w="1767"/>
+        <w:gridCol w:w="1767"/>
       </w:tblGrid>
       <w:tr>
         <w:tc>
           <w:tcPr>
-            <w:tcW w:type="dxa" w:w="1080"/>
+            <w:tcW w:type="dxa" w:w="800"/>
           </w:tcPr>
           <w:p>
             <w:r/>
@@ -2405,7 +2419,7 @@
         </w:tc>
         <w:tc>
           <w:tcPr>
-            <w:tcW w:type="dxa" w:w="1080"/>
+            <w:tcW w:type="dxa" w:w="1800"/>
           </w:tcPr>
           <w:p>
             <w:r/>
@@ -2420,7 +2434,7 @@
         </w:tc>
         <w:tc>
           <w:tcPr>
-            <w:tcW w:type="dxa" w:w="1080"/>
+            <w:tcW w:type="dxa" w:w="3000"/>
           </w:tcPr>
           <w:p>
             <w:r/>
@@ -2435,7 +2449,7 @@
         </w:tc>
         <w:tc>
           <w:tcPr>
-            <w:tcW w:type="dxa" w:w="1080"/>
+            <w:tcW w:type="dxa" w:w="900"/>
           </w:tcPr>
           <w:p>
             <w:r/>
@@ -2450,7 +2464,7 @@
         </w:tc>
         <w:tc>
           <w:tcPr>
-            <w:tcW w:type="dxa" w:w="1080"/>
+            <w:tcW w:type="dxa" w:w="1100"/>
           </w:tcPr>
           <w:p>
             <w:r/>
@@ -2465,7 +2479,7 @@
         </w:tc>
         <w:tc>
           <w:tcPr>
-            <w:tcW w:type="dxa" w:w="1080"/>
+            <w:tcW w:type="dxa" w:w="3000"/>
           </w:tcPr>
           <w:p>
             <w:r/>
@@ -2480,7 +2494,7 @@
         </w:tc>
         <w:tc>
           <w:tcPr>
-            <w:tcW w:type="dxa" w:w="1080"/>
+            <w:tcW w:type="dxa" w:w="1500"/>
           </w:tcPr>
           <w:p>
             <w:r/>
@@ -2495,7 +2509,7 @@
         </w:tc>
         <w:tc>
           <w:tcPr>
-            <w:tcW w:type="dxa" w:w="1080"/>
+            <w:tcW w:type="dxa" w:w="1800"/>
           </w:tcPr>
           <w:p>
             <w:r/>
@@ -2512,7 +2526,7 @@
       <w:tr>
         <w:tc>
           <w:tcPr>
-            <w:tcW w:type="dxa" w:w="1080"/>
+            <w:tcW w:type="dxa" w:w="800"/>
           </w:tcPr>
           <w:p>
             <w:r/>
@@ -2527,7 +2541,7 @@
         </w:tc>
         <w:tc>
           <w:tcPr>
-            <w:tcW w:type="dxa" w:w="1080"/>
+            <w:tcW w:type="dxa" w:w="1800"/>
           </w:tcPr>
           <w:p>
             <w:r/>
@@ -2542,7 +2556,7 @@
         </w:tc>
         <w:tc>
           <w:tcPr>
-            <w:tcW w:type="dxa" w:w="1080"/>
+            <w:tcW w:type="dxa" w:w="3000"/>
           </w:tcPr>
           <w:p>
             <w:r/>
@@ -2557,7 +2571,7 @@
         </w:tc>
         <w:tc>
           <w:tcPr>
-            <w:tcW w:type="dxa" w:w="1080"/>
+            <w:tcW w:type="dxa" w:w="900"/>
           </w:tcPr>
           <w:p>
             <w:r/>
@@ -2572,7 +2586,7 @@
         </w:tc>
         <w:tc>
           <w:tcPr>
-            <w:tcW w:type="dxa" w:w="1080"/>
+            <w:tcW w:type="dxa" w:w="1100"/>
           </w:tcPr>
           <w:p>
             <w:r/>
@@ -2587,7 +2601,7 @@
         </w:tc>
         <w:tc>
           <w:tcPr>
-            <w:tcW w:type="dxa" w:w="1080"/>
+            <w:tcW w:type="dxa" w:w="3000"/>
           </w:tcPr>
           <w:p>
             <w:r/>
@@ -2602,7 +2616,7 @@
         </w:tc>
         <w:tc>
           <w:tcPr>
-            <w:tcW w:type="dxa" w:w="1080"/>
+            <w:tcW w:type="dxa" w:w="1500"/>
           </w:tcPr>
           <w:p>
             <w:r/>
@@ -2616,7 +2630,7 @@
         </w:tc>
         <w:tc>
           <w:tcPr>
-            <w:tcW w:type="dxa" w:w="1080"/>
+            <w:tcW w:type="dxa" w:w="1800"/>
           </w:tcPr>
           <w:p>
             <w:r/>
@@ -2632,7 +2646,7 @@
       <w:tr>
         <w:tc>
           <w:tcPr>
-            <w:tcW w:type="dxa" w:w="1080"/>
+            <w:tcW w:type="dxa" w:w="800"/>
           </w:tcPr>
           <w:p>
             <w:r/>
@@ -2647,7 +2661,7 @@
         </w:tc>
         <w:tc>
           <w:tcPr>
-            <w:tcW w:type="dxa" w:w="1080"/>
+            <w:tcW w:type="dxa" w:w="1800"/>
           </w:tcPr>
           <w:p>
             <w:r/>
@@ -2662,7 +2676,7 @@
         </w:tc>
         <w:tc>
           <w:tcPr>
-            <w:tcW w:type="dxa" w:w="1080"/>
+            <w:tcW w:type="dxa" w:w="3000"/>
           </w:tcPr>
           <w:p>
             <w:r/>
@@ -2677,7 +2691,7 @@
         </w:tc>
         <w:tc>
           <w:tcPr>
-            <w:tcW w:type="dxa" w:w="1080"/>
+            <w:tcW w:type="dxa" w:w="900"/>
           </w:tcPr>
           <w:p>
             <w:r/>
@@ -2692,7 +2706,7 @@
         </w:tc>
         <w:tc>
           <w:tcPr>
-            <w:tcW w:type="dxa" w:w="1080"/>
+            <w:tcW w:type="dxa" w:w="1100"/>
           </w:tcPr>
           <w:p>
             <w:r/>
@@ -2707,7 +2721,7 @@
         </w:tc>
         <w:tc>
           <w:tcPr>
-            <w:tcW w:type="dxa" w:w="1080"/>
+            <w:tcW w:type="dxa" w:w="3000"/>
           </w:tcPr>
           <w:p>
             <w:r/>
@@ -2722,7 +2736,7 @@
         </w:tc>
         <w:tc>
           <w:tcPr>
-            <w:tcW w:type="dxa" w:w="1080"/>
+            <w:tcW w:type="dxa" w:w="1500"/>
           </w:tcPr>
           <w:p>
             <w:r/>
@@ -2736,7 +2750,7 @@
         </w:tc>
         <w:tc>
           <w:tcPr>
-            <w:tcW w:type="dxa" w:w="1080"/>
+            <w:tcW w:type="dxa" w:w="1800"/>
           </w:tcPr>
           <w:p>
             <w:r/>
@@ -2774,22 +2788,23 @@
       <w:tblPr>
         <w:tblStyle w:val="LightGrid-Accent1"/>
         <w:tblW w:type="auto" w:w="0"/>
+        <w:tblLayout w:type="fixed"/>
         <w:tblLook w:firstColumn="1" w:firstRow="1" w:lastColumn="0" w:lastRow="0" w:noHBand="0" w:noVBand="1" w:val="04A0"/>
       </w:tblPr>
       <w:tblGrid>
-        <w:gridCol w:w="1080"/>
-        <w:gridCol w:w="1080"/>
-        <w:gridCol w:w="1080"/>
-        <w:gridCol w:w="1080"/>
-        <w:gridCol w:w="1080"/>
-        <w:gridCol w:w="1080"/>
-        <w:gridCol w:w="1080"/>
-        <w:gridCol w:w="1080"/>
+        <w:gridCol w:w="1767"/>
+        <w:gridCol w:w="1767"/>
+        <w:gridCol w:w="1767"/>
+        <w:gridCol w:w="1767"/>
+        <w:gridCol w:w="1767"/>
+        <w:gridCol w:w="1767"/>
+        <w:gridCol w:w="1767"/>
+        <w:gridCol w:w="1767"/>
       </w:tblGrid>
       <w:tr>
         <w:tc>
           <w:tcPr>
-            <w:tcW w:type="dxa" w:w="1080"/>
+            <w:tcW w:type="dxa" w:w="800"/>
           </w:tcPr>
           <w:p>
             <w:r/>
@@ -2804,7 +2819,7 @@
         </w:tc>
         <w:tc>
           <w:tcPr>
-            <w:tcW w:type="dxa" w:w="1080"/>
+            <w:tcW w:type="dxa" w:w="1800"/>
           </w:tcPr>
           <w:p>
             <w:r/>
@@ -2819,7 +2834,7 @@
         </w:tc>
         <w:tc>
           <w:tcPr>
-            <w:tcW w:type="dxa" w:w="1080"/>
+            <w:tcW w:type="dxa" w:w="3000"/>
           </w:tcPr>
           <w:p>
             <w:r/>
@@ -2834,7 +2849,7 @@
         </w:tc>
         <w:tc>
           <w:tcPr>
-            <w:tcW w:type="dxa" w:w="1080"/>
+            <w:tcW w:type="dxa" w:w="900"/>
           </w:tcPr>
           <w:p>
             <w:r/>
@@ -2849,7 +2864,7 @@
         </w:tc>
         <w:tc>
           <w:tcPr>
-            <w:tcW w:type="dxa" w:w="1080"/>
+            <w:tcW w:type="dxa" w:w="1100"/>
           </w:tcPr>
           <w:p>
             <w:r/>
@@ -2864,7 +2879,7 @@
         </w:tc>
         <w:tc>
           <w:tcPr>
-            <w:tcW w:type="dxa" w:w="1080"/>
+            <w:tcW w:type="dxa" w:w="3000"/>
           </w:tcPr>
           <w:p>
             <w:r/>
@@ -2879,7 +2894,7 @@
         </w:tc>
         <w:tc>
           <w:tcPr>
-            <w:tcW w:type="dxa" w:w="1080"/>
+            <w:tcW w:type="dxa" w:w="1500"/>
           </w:tcPr>
           <w:p>
             <w:r/>
@@ -2894,7 +2909,7 @@
         </w:tc>
         <w:tc>
           <w:tcPr>
-            <w:tcW w:type="dxa" w:w="1080"/>
+            <w:tcW w:type="dxa" w:w="1800"/>
           </w:tcPr>
           <w:p>
             <w:r/>
@@ -2911,7 +2926,7 @@
       <w:tr>
         <w:tc>
           <w:tcPr>
-            <w:tcW w:type="dxa" w:w="1080"/>
+            <w:tcW w:type="dxa" w:w="800"/>
           </w:tcPr>
           <w:p>
             <w:r/>
@@ -2926,7 +2941,7 @@
         </w:tc>
         <w:tc>
           <w:tcPr>
-            <w:tcW w:type="dxa" w:w="1080"/>
+            <w:tcW w:type="dxa" w:w="1800"/>
           </w:tcPr>
           <w:p>
             <w:r/>
@@ -2941,7 +2956,7 @@
         </w:tc>
         <w:tc>
           <w:tcPr>
-            <w:tcW w:type="dxa" w:w="1080"/>
+            <w:tcW w:type="dxa" w:w="3000"/>
           </w:tcPr>
           <w:p>
             <w:r/>
@@ -2956,7 +2971,7 @@
         </w:tc>
         <w:tc>
           <w:tcPr>
-            <w:tcW w:type="dxa" w:w="1080"/>
+            <w:tcW w:type="dxa" w:w="900"/>
           </w:tcPr>
           <w:p>
             <w:r/>
@@ -2971,7 +2986,7 @@
         </w:tc>
         <w:tc>
           <w:tcPr>
-            <w:tcW w:type="dxa" w:w="1080"/>
+            <w:tcW w:type="dxa" w:w="1100"/>
           </w:tcPr>
           <w:p>
             <w:r/>
@@ -2986,7 +3001,7 @@
         </w:tc>
         <w:tc>
           <w:tcPr>
-            <w:tcW w:type="dxa" w:w="1080"/>
+            <w:tcW w:type="dxa" w:w="3000"/>
           </w:tcPr>
           <w:p>
             <w:r/>
@@ -3001,7 +3016,7 @@
         </w:tc>
         <w:tc>
           <w:tcPr>
-            <w:tcW w:type="dxa" w:w="1080"/>
+            <w:tcW w:type="dxa" w:w="1500"/>
           </w:tcPr>
           <w:p>
             <w:r/>
@@ -3015,7 +3030,7 @@
         </w:tc>
         <w:tc>
           <w:tcPr>
-            <w:tcW w:type="dxa" w:w="1080"/>
+            <w:tcW w:type="dxa" w:w="1800"/>
           </w:tcPr>
           <w:p>
             <w:r/>
@@ -3031,7 +3046,7 @@
       <w:tr>
         <w:tc>
           <w:tcPr>
-            <w:tcW w:type="dxa" w:w="1080"/>
+            <w:tcW w:type="dxa" w:w="800"/>
           </w:tcPr>
           <w:p>
             <w:r/>
@@ -3046,7 +3061,7 @@
         </w:tc>
         <w:tc>
           <w:tcPr>
-            <w:tcW w:type="dxa" w:w="1080"/>
+            <w:tcW w:type="dxa" w:w="1800"/>
           </w:tcPr>
           <w:p>
             <w:r/>
@@ -3061,7 +3076,7 @@
         </w:tc>
         <w:tc>
           <w:tcPr>
-            <w:tcW w:type="dxa" w:w="1080"/>
+            <w:tcW w:type="dxa" w:w="3000"/>
           </w:tcPr>
           <w:p>
             <w:r/>
@@ -3076,7 +3091,7 @@
         </w:tc>
         <w:tc>
           <w:tcPr>
-            <w:tcW w:type="dxa" w:w="1080"/>
+            <w:tcW w:type="dxa" w:w="900"/>
           </w:tcPr>
           <w:p>
             <w:r/>
@@ -3091,7 +3106,7 @@
         </w:tc>
         <w:tc>
           <w:tcPr>
-            <w:tcW w:type="dxa" w:w="1080"/>
+            <w:tcW w:type="dxa" w:w="1100"/>
           </w:tcPr>
           <w:p>
             <w:r/>
@@ -3106,7 +3121,7 @@
         </w:tc>
         <w:tc>
           <w:tcPr>
-            <w:tcW w:type="dxa" w:w="1080"/>
+            <w:tcW w:type="dxa" w:w="3000"/>
           </w:tcPr>
           <w:p>
             <w:r/>
@@ -3121,7 +3136,7 @@
         </w:tc>
         <w:tc>
           <w:tcPr>
-            <w:tcW w:type="dxa" w:w="1080"/>
+            <w:tcW w:type="dxa" w:w="1500"/>
           </w:tcPr>
           <w:p>
             <w:r/>
@@ -3135,7 +3150,7 @@
         </w:tc>
         <w:tc>
           <w:tcPr>
-            <w:tcW w:type="dxa" w:w="1080"/>
+            <w:tcW w:type="dxa" w:w="1800"/>
           </w:tcPr>
           <w:p>
             <w:r/>
@@ -3151,7 +3166,7 @@
       <w:tr>
         <w:tc>
           <w:tcPr>
-            <w:tcW w:type="dxa" w:w="1080"/>
+            <w:tcW w:type="dxa" w:w="800"/>
           </w:tcPr>
           <w:p>
             <w:r/>
@@ -3166,7 +3181,7 @@
         </w:tc>
         <w:tc>
           <w:tcPr>
-            <w:tcW w:type="dxa" w:w="1080"/>
+            <w:tcW w:type="dxa" w:w="1800"/>
           </w:tcPr>
           <w:p>
             <w:r/>
@@ -3181,7 +3196,7 @@
         </w:tc>
         <w:tc>
           <w:tcPr>
-            <w:tcW w:type="dxa" w:w="1080"/>
+            <w:tcW w:type="dxa" w:w="3000"/>
           </w:tcPr>
           <w:p>
             <w:r/>
@@ -3196,7 +3211,7 @@
         </w:tc>
         <w:tc>
           <w:tcPr>
-            <w:tcW w:type="dxa" w:w="1080"/>
+            <w:tcW w:type="dxa" w:w="900"/>
           </w:tcPr>
           <w:p>
             <w:r/>
@@ -3211,7 +3226,7 @@
         </w:tc>
         <w:tc>
           <w:tcPr>
-            <w:tcW w:type="dxa" w:w="1080"/>
+            <w:tcW w:type="dxa" w:w="1100"/>
           </w:tcPr>
           <w:p>
             <w:r/>
@@ -3226,7 +3241,7 @@
         </w:tc>
         <w:tc>
           <w:tcPr>
-            <w:tcW w:type="dxa" w:w="1080"/>
+            <w:tcW w:type="dxa" w:w="3000"/>
           </w:tcPr>
           <w:p>
             <w:r/>
@@ -3241,7 +3256,7 @@
         </w:tc>
         <w:tc>
           <w:tcPr>
-            <w:tcW w:type="dxa" w:w="1080"/>
+            <w:tcW w:type="dxa" w:w="1500"/>
           </w:tcPr>
           <w:p>
             <w:r/>
@@ -3255,7 +3270,7 @@
         </w:tc>
         <w:tc>
           <w:tcPr>
-            <w:tcW w:type="dxa" w:w="1080"/>
+            <w:tcW w:type="dxa" w:w="1800"/>
           </w:tcPr>
           <w:p>
             <w:r/>
@@ -3293,22 +3308,23 @@
       <w:tblPr>
         <w:tblStyle w:val="LightGrid-Accent1"/>
         <w:tblW w:type="auto" w:w="0"/>
+        <w:tblLayout w:type="fixed"/>
         <w:tblLook w:firstColumn="1" w:firstRow="1" w:lastColumn="0" w:lastRow="0" w:noHBand="0" w:noVBand="1" w:val="04A0"/>
       </w:tblPr>
       <w:tblGrid>
-        <w:gridCol w:w="1080"/>
-        <w:gridCol w:w="1080"/>
-        <w:gridCol w:w="1080"/>
-        <w:gridCol w:w="1080"/>
-        <w:gridCol w:w="1080"/>
-        <w:gridCol w:w="1080"/>
-        <w:gridCol w:w="1080"/>
-        <w:gridCol w:w="1080"/>
+        <w:gridCol w:w="1767"/>
+        <w:gridCol w:w="1767"/>
+        <w:gridCol w:w="1767"/>
+        <w:gridCol w:w="1767"/>
+        <w:gridCol w:w="1767"/>
+        <w:gridCol w:w="1767"/>
+        <w:gridCol w:w="1767"/>
+        <w:gridCol w:w="1767"/>
       </w:tblGrid>
       <w:tr>
         <w:tc>
           <w:tcPr>
-            <w:tcW w:type="dxa" w:w="1080"/>
+            <w:tcW w:type="dxa" w:w="800"/>
           </w:tcPr>
           <w:p>
             <w:r/>
@@ -3323,7 +3339,7 @@
         </w:tc>
         <w:tc>
           <w:tcPr>
-            <w:tcW w:type="dxa" w:w="1080"/>
+            <w:tcW w:type="dxa" w:w="1800"/>
           </w:tcPr>
           <w:p>
             <w:r/>
@@ -3338,7 +3354,7 @@
         </w:tc>
         <w:tc>
           <w:tcPr>
-            <w:tcW w:type="dxa" w:w="1080"/>
+            <w:tcW w:type="dxa" w:w="3000"/>
           </w:tcPr>
           <w:p>
             <w:r/>
@@ -3353,7 +3369,7 @@
         </w:tc>
         <w:tc>
           <w:tcPr>
-            <w:tcW w:type="dxa" w:w="1080"/>
+            <w:tcW w:type="dxa" w:w="900"/>
           </w:tcPr>
           <w:p>
             <w:r/>
@@ -3368,7 +3384,7 @@
         </w:tc>
         <w:tc>
           <w:tcPr>
-            <w:tcW w:type="dxa" w:w="1080"/>
+            <w:tcW w:type="dxa" w:w="1100"/>
           </w:tcPr>
           <w:p>
             <w:r/>
@@ -3383,7 +3399,7 @@
         </w:tc>
         <w:tc>
           <w:tcPr>
-            <w:tcW w:type="dxa" w:w="1080"/>
+            <w:tcW w:type="dxa" w:w="3000"/>
           </w:tcPr>
           <w:p>
             <w:r/>
@@ -3398,7 +3414,7 @@
         </w:tc>
         <w:tc>
           <w:tcPr>
-            <w:tcW w:type="dxa" w:w="1080"/>
+            <w:tcW w:type="dxa" w:w="1500"/>
           </w:tcPr>
           <w:p>
             <w:r/>
@@ -3413,7 +3429,7 @@
         </w:tc>
         <w:tc>
           <w:tcPr>
-            <w:tcW w:type="dxa" w:w="1080"/>
+            <w:tcW w:type="dxa" w:w="1800"/>
           </w:tcPr>
           <w:p>
             <w:r/>
@@ -3430,7 +3446,7 @@
       <w:tr>
         <w:tc>
           <w:tcPr>
-            <w:tcW w:type="dxa" w:w="1080"/>
+            <w:tcW w:type="dxa" w:w="800"/>
           </w:tcPr>
           <w:p>
             <w:r/>
@@ -3445,7 +3461,7 @@
         </w:tc>
         <w:tc>
           <w:tcPr>
-            <w:tcW w:type="dxa" w:w="1080"/>
+            <w:tcW w:type="dxa" w:w="1800"/>
           </w:tcPr>
           <w:p>
             <w:r/>
@@ -3460,7 +3476,7 @@
         </w:tc>
         <w:tc>
           <w:tcPr>
-            <w:tcW w:type="dxa" w:w="1080"/>
+            <w:tcW w:type="dxa" w:w="3000"/>
           </w:tcPr>
           <w:p>
             <w:r/>
@@ -3475,7 +3491,7 @@
         </w:tc>
         <w:tc>
           <w:tcPr>
-            <w:tcW w:type="dxa" w:w="1080"/>
+            <w:tcW w:type="dxa" w:w="900"/>
           </w:tcPr>
           <w:p>
             <w:r/>
@@ -3490,7 +3506,7 @@
         </w:tc>
         <w:tc>
           <w:tcPr>
-            <w:tcW w:type="dxa" w:w="1080"/>
+            <w:tcW w:type="dxa" w:w="1100"/>
           </w:tcPr>
           <w:p>
             <w:r/>
@@ -3505,7 +3521,7 @@
         </w:tc>
         <w:tc>
           <w:tcPr>
-            <w:tcW w:type="dxa" w:w="1080"/>
+            <w:tcW w:type="dxa" w:w="3000"/>
           </w:tcPr>
           <w:p>
             <w:r/>
@@ -3520,7 +3536,7 @@
         </w:tc>
         <w:tc>
           <w:tcPr>
-            <w:tcW w:type="dxa" w:w="1080"/>
+            <w:tcW w:type="dxa" w:w="1500"/>
           </w:tcPr>
           <w:p>
             <w:r/>
@@ -3534,7 +3550,7 @@
         </w:tc>
         <w:tc>
           <w:tcPr>
-            <w:tcW w:type="dxa" w:w="1080"/>
+            <w:tcW w:type="dxa" w:w="1800"/>
           </w:tcPr>
           <w:p>
             <w:r/>
@@ -3550,7 +3566,7 @@
       <w:tr>
         <w:tc>
           <w:tcPr>
-            <w:tcW w:type="dxa" w:w="1080"/>
+            <w:tcW w:type="dxa" w:w="800"/>
           </w:tcPr>
           <w:p>
             <w:r/>
@@ -3565,7 +3581,7 @@
         </w:tc>
         <w:tc>
           <w:tcPr>
-            <w:tcW w:type="dxa" w:w="1080"/>
+            <w:tcW w:type="dxa" w:w="1800"/>
           </w:tcPr>
           <w:p>
             <w:r/>
@@ -3580,7 +3596,7 @@
         </w:tc>
         <w:tc>
           <w:tcPr>
-            <w:tcW w:type="dxa" w:w="1080"/>
+            <w:tcW w:type="dxa" w:w="3000"/>
           </w:tcPr>
           <w:p>
             <w:r/>
@@ -3595,7 +3611,7 @@
         </w:tc>
         <w:tc>
           <w:tcPr>
-            <w:tcW w:type="dxa" w:w="1080"/>
+            <w:tcW w:type="dxa" w:w="900"/>
           </w:tcPr>
           <w:p>
             <w:r/>
@@ -3610,7 +3626,7 @@
         </w:tc>
         <w:tc>
           <w:tcPr>
-            <w:tcW w:type="dxa" w:w="1080"/>
+            <w:tcW w:type="dxa" w:w="1100"/>
           </w:tcPr>
           <w:p>
             <w:r/>
@@ -3625,7 +3641,7 @@
         </w:tc>
         <w:tc>
           <w:tcPr>
-            <w:tcW w:type="dxa" w:w="1080"/>
+            <w:tcW w:type="dxa" w:w="3000"/>
           </w:tcPr>
           <w:p>
             <w:r/>
@@ -3640,7 +3656,7 @@
         </w:tc>
         <w:tc>
           <w:tcPr>
-            <w:tcW w:type="dxa" w:w="1080"/>
+            <w:tcW w:type="dxa" w:w="1500"/>
           </w:tcPr>
           <w:p>
             <w:r/>
@@ -3654,7 +3670,7 @@
         </w:tc>
         <w:tc>
           <w:tcPr>
-            <w:tcW w:type="dxa" w:w="1080"/>
+            <w:tcW w:type="dxa" w:w="1800"/>
           </w:tcPr>
           <w:p>
             <w:r/>
@@ -3692,22 +3708,23 @@
       <w:tblPr>
         <w:tblStyle w:val="LightGrid-Accent1"/>
         <w:tblW w:type="auto" w:w="0"/>
+        <w:tblLayout w:type="fixed"/>
         <w:tblLook w:firstColumn="1" w:firstRow="1" w:lastColumn="0" w:lastRow="0" w:noHBand="0" w:noVBand="1" w:val="04A0"/>
       </w:tblPr>
       <w:tblGrid>
-        <w:gridCol w:w="1080"/>
-        <w:gridCol w:w="1080"/>
-        <w:gridCol w:w="1080"/>
-        <w:gridCol w:w="1080"/>
-        <w:gridCol w:w="1080"/>
-        <w:gridCol w:w="1080"/>
-        <w:gridCol w:w="1080"/>
-        <w:gridCol w:w="1080"/>
+        <w:gridCol w:w="1767"/>
+        <w:gridCol w:w="1767"/>
+        <w:gridCol w:w="1767"/>
+        <w:gridCol w:w="1767"/>
+        <w:gridCol w:w="1767"/>
+        <w:gridCol w:w="1767"/>
+        <w:gridCol w:w="1767"/>
+        <w:gridCol w:w="1767"/>
       </w:tblGrid>
       <w:tr>
         <w:tc>
           <w:tcPr>
-            <w:tcW w:type="dxa" w:w="1080"/>
+            <w:tcW w:type="dxa" w:w="800"/>
           </w:tcPr>
           <w:p>
             <w:r/>
@@ -3722,7 +3739,7 @@
         </w:tc>
         <w:tc>
           <w:tcPr>
-            <w:tcW w:type="dxa" w:w="1080"/>
+            <w:tcW w:type="dxa" w:w="1800"/>
           </w:tcPr>
           <w:p>
             <w:r/>
@@ -3737,7 +3754,7 @@
         </w:tc>
         <w:tc>
           <w:tcPr>
-            <w:tcW w:type="dxa" w:w="1080"/>
+            <w:tcW w:type="dxa" w:w="3000"/>
           </w:tcPr>
           <w:p>
             <w:r/>
@@ -3752,7 +3769,7 @@
         </w:tc>
         <w:tc>
           <w:tcPr>
-            <w:tcW w:type="dxa" w:w="1080"/>
+            <w:tcW w:type="dxa" w:w="900"/>
           </w:tcPr>
           <w:p>
             <w:r/>
@@ -3767,7 +3784,7 @@
         </w:tc>
         <w:tc>
           <w:tcPr>
-            <w:tcW w:type="dxa" w:w="1080"/>
+            <w:tcW w:type="dxa" w:w="1100"/>
           </w:tcPr>
           <w:p>
             <w:r/>
@@ -3782,7 +3799,7 @@
         </w:tc>
         <w:tc>
           <w:tcPr>
-            <w:tcW w:type="dxa" w:w="1080"/>
+            <w:tcW w:type="dxa" w:w="3000"/>
           </w:tcPr>
           <w:p>
             <w:r/>
@@ -3797,7 +3814,7 @@
         </w:tc>
         <w:tc>
           <w:tcPr>
-            <w:tcW w:type="dxa" w:w="1080"/>
+            <w:tcW w:type="dxa" w:w="1500"/>
           </w:tcPr>
           <w:p>
             <w:r/>
@@ -3812,7 +3829,7 @@
         </w:tc>
         <w:tc>
           <w:tcPr>
-            <w:tcW w:type="dxa" w:w="1080"/>
+            <w:tcW w:type="dxa" w:w="1800"/>
           </w:tcPr>
           <w:p>
             <w:r/>
@@ -3829,7 +3846,7 @@
       <w:tr>
         <w:tc>
           <w:tcPr>
-            <w:tcW w:type="dxa" w:w="1080"/>
+            <w:tcW w:type="dxa" w:w="800"/>
           </w:tcPr>
           <w:p>
             <w:r/>
@@ -3844,7 +3861,7 @@
         </w:tc>
         <w:tc>
           <w:tcPr>
-            <w:tcW w:type="dxa" w:w="1080"/>
+            <w:tcW w:type="dxa" w:w="1800"/>
           </w:tcPr>
           <w:p>
             <w:r/>
@@ -3859,7 +3876,7 @@
         </w:tc>
         <w:tc>
           <w:tcPr>
-            <w:tcW w:type="dxa" w:w="1080"/>
+            <w:tcW w:type="dxa" w:w="3000"/>
           </w:tcPr>
           <w:p>
             <w:r/>
@@ -3874,7 +3891,7 @@
         </w:tc>
         <w:tc>
           <w:tcPr>
-            <w:tcW w:type="dxa" w:w="1080"/>
+            <w:tcW w:type="dxa" w:w="900"/>
           </w:tcPr>
           <w:p>
             <w:r/>
@@ -3889,7 +3906,7 @@
         </w:tc>
         <w:tc>
           <w:tcPr>
-            <w:tcW w:type="dxa" w:w="1080"/>
+            <w:tcW w:type="dxa" w:w="1100"/>
           </w:tcPr>
           <w:p>
             <w:r/>
@@ -3904,7 +3921,7 @@
         </w:tc>
         <w:tc>
           <w:tcPr>
-            <w:tcW w:type="dxa" w:w="1080"/>
+            <w:tcW w:type="dxa" w:w="3000"/>
           </w:tcPr>
           <w:p>
             <w:r/>
@@ -3919,7 +3936,7 @@
         </w:tc>
         <w:tc>
           <w:tcPr>
-            <w:tcW w:type="dxa" w:w="1080"/>
+            <w:tcW w:type="dxa" w:w="1500"/>
           </w:tcPr>
           <w:p>
             <w:r/>
@@ -3933,7 +3950,7 @@
         </w:tc>
         <w:tc>
           <w:tcPr>
-            <w:tcW w:type="dxa" w:w="1080"/>
+            <w:tcW w:type="dxa" w:w="1800"/>
           </w:tcPr>
           <w:p>
             <w:r/>
@@ -3949,7 +3966,7 @@
       <w:tr>
         <w:tc>
           <w:tcPr>
-            <w:tcW w:type="dxa" w:w="1080"/>
+            <w:tcW w:type="dxa" w:w="800"/>
           </w:tcPr>
           <w:p>
             <w:r/>
@@ -3964,7 +3981,7 @@
         </w:tc>
         <w:tc>
           <w:tcPr>
-            <w:tcW w:type="dxa" w:w="1080"/>
+            <w:tcW w:type="dxa" w:w="1800"/>
           </w:tcPr>
           <w:p>
             <w:r/>
@@ -3979,7 +3996,7 @@
         </w:tc>
         <w:tc>
           <w:tcPr>
-            <w:tcW w:type="dxa" w:w="1080"/>
+            <w:tcW w:type="dxa" w:w="3000"/>
           </w:tcPr>
           <w:p>
             <w:r/>
@@ -3994,7 +4011,7 @@
         </w:tc>
         <w:tc>
           <w:tcPr>
-            <w:tcW w:type="dxa" w:w="1080"/>
+            <w:tcW w:type="dxa" w:w="900"/>
           </w:tcPr>
           <w:p>
             <w:r/>
@@ -4009,7 +4026,7 @@
         </w:tc>
         <w:tc>
           <w:tcPr>
-            <w:tcW w:type="dxa" w:w="1080"/>
+            <w:tcW w:type="dxa" w:w="1100"/>
           </w:tcPr>
           <w:p>
             <w:r/>
@@ -4024,7 +4041,7 @@
         </w:tc>
         <w:tc>
           <w:tcPr>
-            <w:tcW w:type="dxa" w:w="1080"/>
+            <w:tcW w:type="dxa" w:w="3000"/>
           </w:tcPr>
           <w:p>
             <w:r/>
@@ -4039,7 +4056,7 @@
         </w:tc>
         <w:tc>
           <w:tcPr>
-            <w:tcW w:type="dxa" w:w="1080"/>
+            <w:tcW w:type="dxa" w:w="1500"/>
           </w:tcPr>
           <w:p>
             <w:r/>
@@ -4053,7 +4070,7 @@
         </w:tc>
         <w:tc>
           <w:tcPr>
-            <w:tcW w:type="dxa" w:w="1080"/>
+            <w:tcW w:type="dxa" w:w="1800"/>
           </w:tcPr>
           <w:p>
             <w:r/>
@@ -4091,22 +4108,23 @@
       <w:tblPr>
         <w:tblStyle w:val="LightGrid-Accent1"/>
         <w:tblW w:type="auto" w:w="0"/>
+        <w:tblLayout w:type="fixed"/>
         <w:tblLook w:firstColumn="1" w:firstRow="1" w:lastColumn="0" w:lastRow="0" w:noHBand="0" w:noVBand="1" w:val="04A0"/>
       </w:tblPr>
       <w:tblGrid>
-        <w:gridCol w:w="1080"/>
-        <w:gridCol w:w="1080"/>
-        <w:gridCol w:w="1080"/>
-        <w:gridCol w:w="1080"/>
-        <w:gridCol w:w="1080"/>
-        <w:gridCol w:w="1080"/>
-        <w:gridCol w:w="1080"/>
-        <w:gridCol w:w="1080"/>
+        <w:gridCol w:w="1767"/>
+        <w:gridCol w:w="1767"/>
+        <w:gridCol w:w="1767"/>
+        <w:gridCol w:w="1767"/>
+        <w:gridCol w:w="1767"/>
+        <w:gridCol w:w="1767"/>
+        <w:gridCol w:w="1767"/>
+        <w:gridCol w:w="1767"/>
       </w:tblGrid>
       <w:tr>
         <w:tc>
           <w:tcPr>
-            <w:tcW w:type="dxa" w:w="1080"/>
+            <w:tcW w:type="dxa" w:w="800"/>
           </w:tcPr>
           <w:p>
             <w:r/>
@@ -4121,7 +4139,7 @@
         </w:tc>
         <w:tc>
           <w:tcPr>
-            <w:tcW w:type="dxa" w:w="1080"/>
+            <w:tcW w:type="dxa" w:w="1800"/>
           </w:tcPr>
           <w:p>
             <w:r/>
@@ -4136,7 +4154,7 @@
         </w:tc>
         <w:tc>
           <w:tcPr>
-            <w:tcW w:type="dxa" w:w="1080"/>
+            <w:tcW w:type="dxa" w:w="3000"/>
           </w:tcPr>
           <w:p>
             <w:r/>
@@ -4151,7 +4169,7 @@
         </w:tc>
         <w:tc>
           <w:tcPr>
-            <w:tcW w:type="dxa" w:w="1080"/>
+            <w:tcW w:type="dxa" w:w="900"/>
           </w:tcPr>
           <w:p>
             <w:r/>
@@ -4166,7 +4184,7 @@
         </w:tc>
         <w:tc>
           <w:tcPr>
-            <w:tcW w:type="dxa" w:w="1080"/>
+            <w:tcW w:type="dxa" w:w="1100"/>
           </w:tcPr>
           <w:p>
             <w:r/>
@@ -4181,7 +4199,7 @@
         </w:tc>
         <w:tc>
           <w:tcPr>
-            <w:tcW w:type="dxa" w:w="1080"/>
+            <w:tcW w:type="dxa" w:w="3000"/>
           </w:tcPr>
           <w:p>
             <w:r/>
@@ -4196,7 +4214,7 @@
         </w:tc>
         <w:tc>
           <w:tcPr>
-            <w:tcW w:type="dxa" w:w="1080"/>
+            <w:tcW w:type="dxa" w:w="1500"/>
           </w:tcPr>
           <w:p>
             <w:r/>
@@ -4211,7 +4229,7 @@
         </w:tc>
         <w:tc>
           <w:tcPr>
-            <w:tcW w:type="dxa" w:w="1080"/>
+            <w:tcW w:type="dxa" w:w="1800"/>
           </w:tcPr>
           <w:p>
             <w:r/>
@@ -4228,7 +4246,7 @@
       <w:tr>
         <w:tc>
           <w:tcPr>
-            <w:tcW w:type="dxa" w:w="1080"/>
+            <w:tcW w:type="dxa" w:w="800"/>
           </w:tcPr>
           <w:p>
             <w:r/>
@@ -4243,7 +4261,7 @@
         </w:tc>
         <w:tc>
           <w:tcPr>
-            <w:tcW w:type="dxa" w:w="1080"/>
+            <w:tcW w:type="dxa" w:w="1800"/>
           </w:tcPr>
           <w:p>
             <w:r/>
@@ -4258,7 +4276,7 @@
         </w:tc>
         <w:tc>
           <w:tcPr>
-            <w:tcW w:type="dxa" w:w="1080"/>
+            <w:tcW w:type="dxa" w:w="3000"/>
           </w:tcPr>
           <w:p>
             <w:r/>
@@ -4273,7 +4291,7 @@
         </w:tc>
         <w:tc>
           <w:tcPr>
-            <w:tcW w:type="dxa" w:w="1080"/>
+            <w:tcW w:type="dxa" w:w="900"/>
           </w:tcPr>
           <w:p>
             <w:r/>
@@ -4288,7 +4306,7 @@
         </w:tc>
         <w:tc>
           <w:tcPr>
-            <w:tcW w:type="dxa" w:w="1080"/>
+            <w:tcW w:type="dxa" w:w="1100"/>
           </w:tcPr>
           <w:p>
             <w:r/>
@@ -4303,7 +4321,7 @@
         </w:tc>
         <w:tc>
           <w:tcPr>
-            <w:tcW w:type="dxa" w:w="1080"/>
+            <w:tcW w:type="dxa" w:w="3000"/>
           </w:tcPr>
           <w:p>
             <w:r/>
@@ -4318,7 +4336,7 @@
         </w:tc>
         <w:tc>
           <w:tcPr>
-            <w:tcW w:type="dxa" w:w="1080"/>
+            <w:tcW w:type="dxa" w:w="1500"/>
           </w:tcPr>
           <w:p>
             <w:r/>
@@ -4332,7 +4350,7 @@
         </w:tc>
         <w:tc>
           <w:tcPr>
-            <w:tcW w:type="dxa" w:w="1080"/>
+            <w:tcW w:type="dxa" w:w="1800"/>
           </w:tcPr>
           <w:p>
             <w:r/>
@@ -4348,7 +4366,7 @@
       <w:tr>
         <w:tc>
           <w:tcPr>
-            <w:tcW w:type="dxa" w:w="1080"/>
+            <w:tcW w:type="dxa" w:w="800"/>
           </w:tcPr>
           <w:p>
             <w:r/>
@@ -4363,7 +4381,7 @@
         </w:tc>
         <w:tc>
           <w:tcPr>
-            <w:tcW w:type="dxa" w:w="1080"/>
+            <w:tcW w:type="dxa" w:w="1800"/>
           </w:tcPr>
           <w:p>
             <w:r/>
@@ -4378,7 +4396,7 @@
         </w:tc>
         <w:tc>
           <w:tcPr>
-            <w:tcW w:type="dxa" w:w="1080"/>
+            <w:tcW w:type="dxa" w:w="3000"/>
           </w:tcPr>
           <w:p>
             <w:r/>
@@ -4393,7 +4411,7 @@
         </w:tc>
         <w:tc>
           <w:tcPr>
-            <w:tcW w:type="dxa" w:w="1080"/>
+            <w:tcW w:type="dxa" w:w="900"/>
           </w:tcPr>
           <w:p>
             <w:r/>
@@ -4408,7 +4426,7 @@
         </w:tc>
         <w:tc>
           <w:tcPr>
-            <w:tcW w:type="dxa" w:w="1080"/>
+            <w:tcW w:type="dxa" w:w="1100"/>
           </w:tcPr>
           <w:p>
             <w:r/>
@@ -4423,7 +4441,7 @@
         </w:tc>
         <w:tc>
           <w:tcPr>
-            <w:tcW w:type="dxa" w:w="1080"/>
+            <w:tcW w:type="dxa" w:w="3000"/>
           </w:tcPr>
           <w:p>
             <w:r/>
@@ -4438,7 +4456,7 @@
         </w:tc>
         <w:tc>
           <w:tcPr>
-            <w:tcW w:type="dxa" w:w="1080"/>
+            <w:tcW w:type="dxa" w:w="1500"/>
           </w:tcPr>
           <w:p>
             <w:r/>
@@ -4452,7 +4470,7 @@
         </w:tc>
         <w:tc>
           <w:tcPr>
-            <w:tcW w:type="dxa" w:w="1080"/>
+            <w:tcW w:type="dxa" w:w="1800"/>
           </w:tcPr>
           <w:p>
             <w:r/>
@@ -4468,7 +4486,7 @@
       <w:tr>
         <w:tc>
           <w:tcPr>
-            <w:tcW w:type="dxa" w:w="1080"/>
+            <w:tcW w:type="dxa" w:w="800"/>
           </w:tcPr>
           <w:p>
             <w:r/>
@@ -4483,7 +4501,7 @@
         </w:tc>
         <w:tc>
           <w:tcPr>
-            <w:tcW w:type="dxa" w:w="1080"/>
+            <w:tcW w:type="dxa" w:w="1800"/>
           </w:tcPr>
           <w:p>
             <w:r/>
@@ -4498,7 +4516,7 @@
         </w:tc>
         <w:tc>
           <w:tcPr>
-            <w:tcW w:type="dxa" w:w="1080"/>
+            <w:tcW w:type="dxa" w:w="3000"/>
           </w:tcPr>
           <w:p>
             <w:r/>
@@ -4513,7 +4531,7 @@
         </w:tc>
         <w:tc>
           <w:tcPr>
-            <w:tcW w:type="dxa" w:w="1080"/>
+            <w:tcW w:type="dxa" w:w="900"/>
           </w:tcPr>
           <w:p>
             <w:r/>
@@ -4528,7 +4546,7 @@
         </w:tc>
         <w:tc>
           <w:tcPr>
-            <w:tcW w:type="dxa" w:w="1080"/>
+            <w:tcW w:type="dxa" w:w="1100"/>
           </w:tcPr>
           <w:p>
             <w:r/>
@@ -4543,7 +4561,7 @@
         </w:tc>
         <w:tc>
           <w:tcPr>
-            <w:tcW w:type="dxa" w:w="1080"/>
+            <w:tcW w:type="dxa" w:w="3000"/>
           </w:tcPr>
           <w:p>
             <w:r/>
@@ -4558,7 +4576,7 @@
         </w:tc>
         <w:tc>
           <w:tcPr>
-            <w:tcW w:type="dxa" w:w="1080"/>
+            <w:tcW w:type="dxa" w:w="1500"/>
           </w:tcPr>
           <w:p>
             <w:r/>
@@ -4572,7 +4590,7 @@
         </w:tc>
         <w:tc>
           <w:tcPr>
-            <w:tcW w:type="dxa" w:w="1080"/>
+            <w:tcW w:type="dxa" w:w="1800"/>
           </w:tcPr>
           <w:p>
             <w:r/>
@@ -4610,22 +4628,23 @@
       <w:tblPr>
         <w:tblStyle w:val="LightGrid-Accent1"/>
         <w:tblW w:type="auto" w:w="0"/>
+        <w:tblLayout w:type="fixed"/>
         <w:tblLook w:firstColumn="1" w:firstRow="1" w:lastColumn="0" w:lastRow="0" w:noHBand="0" w:noVBand="1" w:val="04A0"/>
       </w:tblPr>
       <w:tblGrid>
-        <w:gridCol w:w="1080"/>
-        <w:gridCol w:w="1080"/>
-        <w:gridCol w:w="1080"/>
-        <w:gridCol w:w="1080"/>
-        <w:gridCol w:w="1080"/>
-        <w:gridCol w:w="1080"/>
-        <w:gridCol w:w="1080"/>
-        <w:gridCol w:w="1080"/>
+        <w:gridCol w:w="1767"/>
+        <w:gridCol w:w="1767"/>
+        <w:gridCol w:w="1767"/>
+        <w:gridCol w:w="1767"/>
+        <w:gridCol w:w="1767"/>
+        <w:gridCol w:w="1767"/>
+        <w:gridCol w:w="1767"/>
+        <w:gridCol w:w="1767"/>
       </w:tblGrid>
       <w:tr>
         <w:tc>
           <w:tcPr>
-            <w:tcW w:type="dxa" w:w="1080"/>
+            <w:tcW w:type="dxa" w:w="800"/>
           </w:tcPr>
           <w:p>
             <w:r/>
@@ -4640,7 +4659,7 @@
         </w:tc>
         <w:tc>
           <w:tcPr>
-            <w:tcW w:type="dxa" w:w="1080"/>
+            <w:tcW w:type="dxa" w:w="1800"/>
           </w:tcPr>
           <w:p>
             <w:r/>
@@ -4655,7 +4674,7 @@
         </w:tc>
         <w:tc>
           <w:tcPr>
-            <w:tcW w:type="dxa" w:w="1080"/>
+            <w:tcW w:type="dxa" w:w="3000"/>
           </w:tcPr>
           <w:p>
             <w:r/>
@@ -4670,7 +4689,7 @@
         </w:tc>
         <w:tc>
           <w:tcPr>
-            <w:tcW w:type="dxa" w:w="1080"/>
+            <w:tcW w:type="dxa" w:w="900"/>
           </w:tcPr>
           <w:p>
             <w:r/>
@@ -4685,7 +4704,7 @@
         </w:tc>
         <w:tc>
           <w:tcPr>
-            <w:tcW w:type="dxa" w:w="1080"/>
+            <w:tcW w:type="dxa" w:w="1100"/>
           </w:tcPr>
           <w:p>
             <w:r/>
@@ -4700,7 +4719,7 @@
         </w:tc>
         <w:tc>
           <w:tcPr>
-            <w:tcW w:type="dxa" w:w="1080"/>
+            <w:tcW w:type="dxa" w:w="3000"/>
           </w:tcPr>
           <w:p>
             <w:r/>
@@ -4715,7 +4734,7 @@
         </w:tc>
         <w:tc>
           <w:tcPr>
-            <w:tcW w:type="dxa" w:w="1080"/>
+            <w:tcW w:type="dxa" w:w="1500"/>
           </w:tcPr>
           <w:p>
             <w:r/>
@@ -4730,7 +4749,7 @@
         </w:tc>
         <w:tc>
           <w:tcPr>
-            <w:tcW w:type="dxa" w:w="1080"/>
+            <w:tcW w:type="dxa" w:w="1800"/>
           </w:tcPr>
           <w:p>
             <w:r/>
@@ -4747,7 +4766,7 @@
       <w:tr>
         <w:tc>
           <w:tcPr>
-            <w:tcW w:type="dxa" w:w="1080"/>
+            <w:tcW w:type="dxa" w:w="800"/>
           </w:tcPr>
           <w:p>
             <w:r/>
@@ -4762,7 +4781,7 @@
         </w:tc>
         <w:tc>
           <w:tcPr>
-            <w:tcW w:type="dxa" w:w="1080"/>
+            <w:tcW w:type="dxa" w:w="1800"/>
           </w:tcPr>
           <w:p>
             <w:r/>
@@ -4777,7 +4796,7 @@
         </w:tc>
         <w:tc>
           <w:tcPr>
-            <w:tcW w:type="dxa" w:w="1080"/>
+            <w:tcW w:type="dxa" w:w="3000"/>
           </w:tcPr>
           <w:p>
             <w:r/>
@@ -4792,7 +4811,7 @@
         </w:tc>
         <w:tc>
           <w:tcPr>
-            <w:tcW w:type="dxa" w:w="1080"/>
+            <w:tcW w:type="dxa" w:w="900"/>
           </w:tcPr>
           <w:p>
             <w:r/>
@@ -4807,7 +4826,7 @@
         </w:tc>
         <w:tc>
           <w:tcPr>
-            <w:tcW w:type="dxa" w:w="1080"/>
+            <w:tcW w:type="dxa" w:w="1100"/>
           </w:tcPr>
           <w:p>
             <w:r/>
@@ -4822,7 +4841,7 @@
         </w:tc>
         <w:tc>
           <w:tcPr>
-            <w:tcW w:type="dxa" w:w="1080"/>
+            <w:tcW w:type="dxa" w:w="3000"/>
           </w:tcPr>
           <w:p>
             <w:r/>
@@ -4837,7 +4856,7 @@
         </w:tc>
         <w:tc>
           <w:tcPr>
-            <w:tcW w:type="dxa" w:w="1080"/>
+            <w:tcW w:type="dxa" w:w="1500"/>
           </w:tcPr>
           <w:p>
             <w:r/>
@@ -4851,7 +4870,7 @@
         </w:tc>
         <w:tc>
           <w:tcPr>
-            <w:tcW w:type="dxa" w:w="1080"/>
+            <w:tcW w:type="dxa" w:w="1800"/>
           </w:tcPr>
           <w:p>
             <w:r/>
@@ -4867,7 +4886,7 @@
       <w:tr>
         <w:tc>
           <w:tcPr>
-            <w:tcW w:type="dxa" w:w="1080"/>
+            <w:tcW w:type="dxa" w:w="800"/>
           </w:tcPr>
           <w:p>
             <w:r/>
@@ -4882,7 +4901,7 @@
         </w:tc>
         <w:tc>
           <w:tcPr>
-            <w:tcW w:type="dxa" w:w="1080"/>
+            <w:tcW w:type="dxa" w:w="1800"/>
           </w:tcPr>
           <w:p>
             <w:r/>
@@ -4897,7 +4916,7 @@
         </w:tc>
         <w:tc>
           <w:tcPr>
-            <w:tcW w:type="dxa" w:w="1080"/>
+            <w:tcW w:type="dxa" w:w="3000"/>
           </w:tcPr>
           <w:p>
             <w:r/>
@@ -4912,7 +4931,7 @@
         </w:tc>
         <w:tc>
           <w:tcPr>
-            <w:tcW w:type="dxa" w:w="1080"/>
+            <w:tcW w:type="dxa" w:w="900"/>
           </w:tcPr>
           <w:p>
             <w:r/>
@@ -4927,7 +4946,7 @@
         </w:tc>
         <w:tc>
           <w:tcPr>
-            <w:tcW w:type="dxa" w:w="1080"/>
+            <w:tcW w:type="dxa" w:w="1100"/>
           </w:tcPr>
           <w:p>
             <w:r/>
@@ -4942,7 +4961,7 @@
         </w:tc>
         <w:tc>
           <w:tcPr>
-            <w:tcW w:type="dxa" w:w="1080"/>
+            <w:tcW w:type="dxa" w:w="3000"/>
           </w:tcPr>
           <w:p>
             <w:r/>
@@ -4957,7 +4976,7 @@
         </w:tc>
         <w:tc>
           <w:tcPr>
-            <w:tcW w:type="dxa" w:w="1080"/>
+            <w:tcW w:type="dxa" w:w="1500"/>
           </w:tcPr>
           <w:p>
             <w:r/>
@@ -4971,7 +4990,7 @@
         </w:tc>
         <w:tc>
           <w:tcPr>
-            <w:tcW w:type="dxa" w:w="1080"/>
+            <w:tcW w:type="dxa" w:w="1800"/>
           </w:tcPr>
           <w:p>
             <w:r/>
@@ -5009,22 +5028,23 @@
       <w:tblPr>
         <w:tblStyle w:val="LightGrid-Accent1"/>
         <w:tblW w:type="auto" w:w="0"/>
+        <w:tblLayout w:type="fixed"/>
         <w:tblLook w:firstColumn="1" w:firstRow="1" w:lastColumn="0" w:lastRow="0" w:noHBand="0" w:noVBand="1" w:val="04A0"/>
       </w:tblPr>
       <w:tblGrid>
-        <w:gridCol w:w="1080"/>
-        <w:gridCol w:w="1080"/>
-        <w:gridCol w:w="1080"/>
-        <w:gridCol w:w="1080"/>
-        <w:gridCol w:w="1080"/>
-        <w:gridCol w:w="1080"/>
-        <w:gridCol w:w="1080"/>
-        <w:gridCol w:w="1080"/>
+        <w:gridCol w:w="1767"/>
+        <w:gridCol w:w="1767"/>
+        <w:gridCol w:w="1767"/>
+        <w:gridCol w:w="1767"/>
+        <w:gridCol w:w="1767"/>
+        <w:gridCol w:w="1767"/>
+        <w:gridCol w:w="1767"/>
+        <w:gridCol w:w="1767"/>
       </w:tblGrid>
       <w:tr>
         <w:tc>
           <w:tcPr>
-            <w:tcW w:type="dxa" w:w="1080"/>
+            <w:tcW w:type="dxa" w:w="800"/>
           </w:tcPr>
           <w:p>
             <w:r/>
@@ -5039,7 +5059,7 @@
         </w:tc>
         <w:tc>
           <w:tcPr>
-            <w:tcW w:type="dxa" w:w="1080"/>
+            <w:tcW w:type="dxa" w:w="1800"/>
           </w:tcPr>
           <w:p>
             <w:r/>
@@ -5054,7 +5074,7 @@
         </w:tc>
         <w:tc>
           <w:tcPr>
-            <w:tcW w:type="dxa" w:w="1080"/>
+            <w:tcW w:type="dxa" w:w="3000"/>
           </w:tcPr>
           <w:p>
             <w:r/>
@@ -5069,7 +5089,7 @@
         </w:tc>
         <w:tc>
           <w:tcPr>
-            <w:tcW w:type="dxa" w:w="1080"/>
+            <w:tcW w:type="dxa" w:w="900"/>
           </w:tcPr>
           <w:p>
             <w:r/>
@@ -5084,7 +5104,7 @@
         </w:tc>
         <w:tc>
           <w:tcPr>
-            <w:tcW w:type="dxa" w:w="1080"/>
+            <w:tcW w:type="dxa" w:w="1100"/>
           </w:tcPr>
           <w:p>
             <w:r/>
@@ -5099,7 +5119,7 @@
         </w:tc>
         <w:tc>
           <w:tcPr>
-            <w:tcW w:type="dxa" w:w="1080"/>
+            <w:tcW w:type="dxa" w:w="3000"/>
           </w:tcPr>
           <w:p>
             <w:r/>
@@ -5114,7 +5134,7 @@
         </w:tc>
         <w:tc>
           <w:tcPr>
-            <w:tcW w:type="dxa" w:w="1080"/>
+            <w:tcW w:type="dxa" w:w="1500"/>
           </w:tcPr>
           <w:p>
             <w:r/>
@@ -5129,7 +5149,7 @@
         </w:tc>
         <w:tc>
           <w:tcPr>
-            <w:tcW w:type="dxa" w:w="1080"/>
+            <w:tcW w:type="dxa" w:w="1800"/>
           </w:tcPr>
           <w:p>
             <w:r/>
@@ -5146,7 +5166,7 @@
       <w:tr>
         <w:tc>
           <w:tcPr>
-            <w:tcW w:type="dxa" w:w="1080"/>
+            <w:tcW w:type="dxa" w:w="800"/>
           </w:tcPr>
           <w:p>
             <w:r/>
@@ -5161,7 +5181,7 @@
         </w:tc>
         <w:tc>
           <w:tcPr>
-            <w:tcW w:type="dxa" w:w="1080"/>
+            <w:tcW w:type="dxa" w:w="1800"/>
           </w:tcPr>
           <w:p>
             <w:r/>
@@ -5176,7 +5196,7 @@
         </w:tc>
         <w:tc>
           <w:tcPr>
-            <w:tcW w:type="dxa" w:w="1080"/>
+            <w:tcW w:type="dxa" w:w="3000"/>
           </w:tcPr>
           <w:p>
             <w:r/>
@@ -5191,7 +5211,7 @@
         </w:tc>
         <w:tc>
           <w:tcPr>
-            <w:tcW w:type="dxa" w:w="1080"/>
+            <w:tcW w:type="dxa" w:w="900"/>
           </w:tcPr>
           <w:p>
             <w:r/>
@@ -5206,7 +5226,7 @@
         </w:tc>
         <w:tc>
           <w:tcPr>
-            <w:tcW w:type="dxa" w:w="1080"/>
+            <w:tcW w:type="dxa" w:w="1100"/>
           </w:tcPr>
           <w:p>
             <w:r/>
@@ -5221,7 +5241,7 @@
         </w:tc>
         <w:tc>
           <w:tcPr>
-            <w:tcW w:type="dxa" w:w="1080"/>
+            <w:tcW w:type="dxa" w:w="3000"/>
           </w:tcPr>
           <w:p>
             <w:r/>
@@ -5236,7 +5256,7 @@
         </w:tc>
         <w:tc>
           <w:tcPr>
-            <w:tcW w:type="dxa" w:w="1080"/>
+            <w:tcW w:type="dxa" w:w="1500"/>
           </w:tcPr>
           <w:p>
             <w:r/>
@@ -5250,7 +5270,7 @@
         </w:tc>
         <w:tc>
           <w:tcPr>
-            <w:tcW w:type="dxa" w:w="1080"/>
+            <w:tcW w:type="dxa" w:w="1800"/>
           </w:tcPr>
           <w:p>
             <w:r/>
@@ -5288,22 +5308,23 @@
       <w:tblPr>
         <w:tblStyle w:val="LightGrid-Accent1"/>
         <w:tblW w:type="auto" w:w="0"/>
+        <w:tblLayout w:type="fixed"/>
         <w:tblLook w:firstColumn="1" w:firstRow="1" w:lastColumn="0" w:lastRow="0" w:noHBand="0" w:noVBand="1" w:val="04A0"/>
       </w:tblPr>
       <w:tblGrid>
-        <w:gridCol w:w="1080"/>
-        <w:gridCol w:w="1080"/>
-        <w:gridCol w:w="1080"/>
-        <w:gridCol w:w="1080"/>
-        <w:gridCol w:w="1080"/>
-        <w:gridCol w:w="1080"/>
-        <w:gridCol w:w="1080"/>
-        <w:gridCol w:w="1080"/>
+        <w:gridCol w:w="1767"/>
+        <w:gridCol w:w="1767"/>
+        <w:gridCol w:w="1767"/>
+        <w:gridCol w:w="1767"/>
+        <w:gridCol w:w="1767"/>
+        <w:gridCol w:w="1767"/>
+        <w:gridCol w:w="1767"/>
+        <w:gridCol w:w="1767"/>
       </w:tblGrid>
       <w:tr>
         <w:tc>
           <w:tcPr>
-            <w:tcW w:type="dxa" w:w="1080"/>
+            <w:tcW w:type="dxa" w:w="800"/>
           </w:tcPr>
           <w:p>
             <w:r/>
@@ -5318,7 +5339,7 @@
         </w:tc>
         <w:tc>
           <w:tcPr>
-            <w:tcW w:type="dxa" w:w="1080"/>
+            <w:tcW w:type="dxa" w:w="1800"/>
           </w:tcPr>
           <w:p>
             <w:r/>
@@ -5333,7 +5354,7 @@
         </w:tc>
         <w:tc>
           <w:tcPr>
-            <w:tcW w:type="dxa" w:w="1080"/>
+            <w:tcW w:type="dxa" w:w="3000"/>
           </w:tcPr>
           <w:p>
             <w:r/>
@@ -5348,7 +5369,7 @@
         </w:tc>
         <w:tc>
           <w:tcPr>
-            <w:tcW w:type="dxa" w:w="1080"/>
+            <w:tcW w:type="dxa" w:w="900"/>
           </w:tcPr>
           <w:p>
             <w:r/>
@@ -5363,7 +5384,7 @@
         </w:tc>
         <w:tc>
           <w:tcPr>
-            <w:tcW w:type="dxa" w:w="1080"/>
+            <w:tcW w:type="dxa" w:w="1100"/>
           </w:tcPr>
           <w:p>
             <w:r/>
@@ -5378,7 +5399,7 @@
         </w:tc>
         <w:tc>
           <w:tcPr>
-            <w:tcW w:type="dxa" w:w="1080"/>
+            <w:tcW w:type="dxa" w:w="3000"/>
           </w:tcPr>
           <w:p>
             <w:r/>
@@ -5393,7 +5414,7 @@
         </w:tc>
         <w:tc>
           <w:tcPr>
-            <w:tcW w:type="dxa" w:w="1080"/>
+            <w:tcW w:type="dxa" w:w="1500"/>
           </w:tcPr>
           <w:p>
             <w:r/>
@@ -5408,7 +5429,7 @@
         </w:tc>
         <w:tc>
           <w:tcPr>
-            <w:tcW w:type="dxa" w:w="1080"/>
+            <w:tcW w:type="dxa" w:w="1800"/>
           </w:tcPr>
           <w:p>
             <w:r/>
@@ -5425,7 +5446,7 @@
       <w:tr>
         <w:tc>
           <w:tcPr>
-            <w:tcW w:type="dxa" w:w="1080"/>
+            <w:tcW w:type="dxa" w:w="800"/>
           </w:tcPr>
           <w:p>
             <w:r/>
@@ -5440,7 +5461,7 @@
         </w:tc>
         <w:tc>
           <w:tcPr>
-            <w:tcW w:type="dxa" w:w="1080"/>
+            <w:tcW w:type="dxa" w:w="1800"/>
           </w:tcPr>
           <w:p>
             <w:r/>
@@ -5455,7 +5476,7 @@
         </w:tc>
         <w:tc>
           <w:tcPr>
-            <w:tcW w:type="dxa" w:w="1080"/>
+            <w:tcW w:type="dxa" w:w="3000"/>
           </w:tcPr>
           <w:p>
             <w:r/>
@@ -5470,7 +5491,7 @@
         </w:tc>
         <w:tc>
           <w:tcPr>
-            <w:tcW w:type="dxa" w:w="1080"/>
+            <w:tcW w:type="dxa" w:w="900"/>
           </w:tcPr>
           <w:p>
             <w:r/>
@@ -5485,7 +5506,7 @@
         </w:tc>
         <w:tc>
           <w:tcPr>
-            <w:tcW w:type="dxa" w:w="1080"/>
+            <w:tcW w:type="dxa" w:w="1100"/>
           </w:tcPr>
           <w:p>
             <w:r/>
@@ -5500,7 +5521,7 @@
         </w:tc>
         <w:tc>
           <w:tcPr>
-            <w:tcW w:type="dxa" w:w="1080"/>
+            <w:tcW w:type="dxa" w:w="3000"/>
           </w:tcPr>
           <w:p>
             <w:r/>
@@ -5515,7 +5536,7 @@
         </w:tc>
         <w:tc>
           <w:tcPr>
-            <w:tcW w:type="dxa" w:w="1080"/>
+            <w:tcW w:type="dxa" w:w="1500"/>
           </w:tcPr>
           <w:p>
             <w:r/>
@@ -5529,7 +5550,7 @@
         </w:tc>
         <w:tc>
           <w:tcPr>
-            <w:tcW w:type="dxa" w:w="1080"/>
+            <w:tcW w:type="dxa" w:w="1800"/>
           </w:tcPr>
           <w:p>
             <w:r/>
@@ -5561,8 +5582,8 @@
       </w:r>
     </w:p>
     <w:sectPr>
-      <w:pgSz w:w="12240" w:h="15840"/>
-      <w:pgMar w:top="1440" w:right="1800" w:bottom="1440" w:left="1800" w:header="720" w:footer="720" w:gutter="0"/>
+      <w:pgSz w:w="15840" w:h="12240" w:orient="landscape"/>
+      <w:pgMar w:top="1440" w:right="850" w:bottom="1440" w:left="850" w:header="720" w:footer="720" w:gutter="0"/>
       <w:cols w:space="720"/>
       <w:docGrid w:linePitch="360"/>
     </w:sectPr>

--- a/pentru-editori/06-aparat-digestiv/06-aparat-digestiv.docx
+++ b/pentru-editori/06-aparat-digestiv/06-aparat-digestiv.docx
@@ -33,7 +33,7 @@
     </w:p>
     <w:p>
       <w:r>
-        <w:t>Documentul cuprinde, pentru capitolul dumneavoastră: modificările deja aplicate (informativ), problemele rămase de decis, propunerile de conținut nou și duplicatele de rezolvat. Conținutul actual al capitolului nu este reprodus aici — vine din fișierul GHID.csv, transmis alături.</w:t>
+        <w:t>Documentul cuprinde, pentru capitolul dumneavoastră: modificările deja aplicate (informativ), problemele rămase de decis, propunerile de conținut nou și duplicatele de rezolvat. Conținutul actual al capitolului nu este reprodus aici — vine din fișierele GHID.csv și GHID.html, atașate.</w:t>
       </w:r>
     </w:p>
     <w:p>
@@ -47,7 +47,7 @@
           <w:i/>
           <w:color w:val="555555"/>
         </w:rPr>
-        <w:t>Transmise alături: GHID.csv — conținutul integral al ghidului — și memoul „Decizii structurale comune”, de citit înaintea acestui pachet.</w:t>
+        <w:t>Atașate: GHID.csv și GHID.html — conținutul integral al ghidului — și memoul „Decizii structurale comune”, de citit înaintea acestui pachet.</w:t>
       </w:r>
     </w:p>
     <w:p>
@@ -139,22 +139,39 @@
             </w:pPr>
             <w:r>
               <w:rPr>
+                <w:b/>
+                <w:i w:val="0"/>
                 <w:color w:val="FFFFFF"/>
-              </w:rPr>
-            </w:r>
+                <w:sz w:val="19"/>
+              </w:rPr>
+              <w:t>Problemă</w:t>
+            </w:r>
+          </w:p>
+        </w:tc>
+        <w:tc>
+          <w:tcPr>
+            <w:tcW w:type="dxa" w:w="3000"/>
+            <w:vAlign w:val="top"/>
+            <w:shd w:val="clear" w:fill="1C5D8C"/>
+          </w:tcPr>
+          <w:p>
+            <w:pPr>
+              <w:spacing w:after="40" w:line="240" w:lineRule="auto"/>
+            </w:pPr>
             <w:r>
               <w:rPr>
                 <w:b/>
                 <w:i w:val="0"/>
-                <w:sz w:val="19"/>
-              </w:rPr>
-              <w:t>Problemă</w:t>
-            </w:r>
-          </w:p>
-        </w:tc>
-        <w:tc>
-          <w:tcPr>
-            <w:tcW w:type="dxa" w:w="3000"/>
+                <w:color w:val="FFFFFF"/>
+                <w:sz w:val="19"/>
+              </w:rPr>
+              <w:t>Decizie</w:t>
+            </w:r>
+          </w:p>
+        </w:tc>
+        <w:tc>
+          <w:tcPr>
+            <w:tcW w:type="dxa" w:w="3600"/>
             <w:vAlign w:val="top"/>
             <w:shd w:val="clear" w:fill="1C5D8C"/>
           </w:tcPr>
@@ -164,38 +181,9 @@
             </w:pPr>
             <w:r>
               <w:rPr>
+                <w:b/>
+                <w:i w:val="0"/>
                 <w:color w:val="FFFFFF"/>
-              </w:rPr>
-            </w:r>
-            <w:r>
-              <w:rPr>
-                <w:b/>
-                <w:i w:val="0"/>
-                <w:sz w:val="19"/>
-              </w:rPr>
-              <w:t>Decizie</w:t>
-            </w:r>
-          </w:p>
-        </w:tc>
-        <w:tc>
-          <w:tcPr>
-            <w:tcW w:type="dxa" w:w="3600"/>
-            <w:vAlign w:val="top"/>
-            <w:shd w:val="clear" w:fill="1C5D8C"/>
-          </w:tcPr>
-          <w:p>
-            <w:pPr>
-              <w:spacing w:after="40" w:line="240" w:lineRule="auto"/>
-            </w:pPr>
-            <w:r>
-              <w:rPr>
-                <w:color w:val="FFFFFF"/>
-              </w:rPr>
-            </w:r>
-            <w:r>
-              <w:rPr>
-                <w:b/>
-                <w:i w:val="0"/>
                 <w:sz w:val="19"/>
               </w:rPr>
               <w:t>Comentariu</w:t>
@@ -213,7 +201,6 @@
             <w:pPr>
               <w:spacing w:after="60" w:line="240" w:lineRule="auto"/>
             </w:pPr>
-            <w:r/>
             <w:r>
               <w:rPr>
                 <w:b/>
@@ -266,7 +253,6 @@
             <w:pPr>
               <w:spacing w:after="40" w:line="240" w:lineRule="auto"/>
             </w:pPr>
-            <w:r/>
             <w:r>
               <w:rPr>
                 <w:b w:val="0"/>
@@ -285,7 +271,6 @@
             <w:pPr>
               <w:spacing w:after="40" w:line="240" w:lineRule="auto"/>
             </w:pPr>
-            <w:r/>
             <w:r>
               <w:rPr>
                 <w:b w:val="0"/>
@@ -306,7 +291,6 @@
             <w:pPr>
               <w:spacing w:after="60" w:line="240" w:lineRule="auto"/>
             </w:pPr>
-            <w:r/>
             <w:r>
               <w:rPr>
                 <w:b/>
@@ -359,7 +343,6 @@
             <w:pPr>
               <w:spacing w:after="40" w:line="240" w:lineRule="auto"/>
             </w:pPr>
-            <w:r/>
             <w:r>
               <w:rPr>
                 <w:b w:val="0"/>
@@ -378,7 +361,6 @@
             <w:pPr>
               <w:spacing w:after="40" w:line="240" w:lineRule="auto"/>
             </w:pPr>
-            <w:r/>
             <w:r>
               <w:rPr>
                 <w:b w:val="0"/>
@@ -400,7 +382,7 @@
     </w:p>
     <w:p>
       <w:r>
-        <w:t>Gradele și dozele sunt orientative — se validează clinic. Fiecare rând se aprobă, se respinge sau se amână separat.</w:t>
+        <w:t>Gradele și dozele sunt orientative — necesită validare. Fiecare rând, separat, se aprobă, se respinge sau se amână.</w:t>
       </w:r>
     </w:p>
     <w:p>
@@ -453,22 +435,39 @@
             </w:pPr>
             <w:r>
               <w:rPr>
+                <w:b/>
+                <w:i w:val="0"/>
                 <w:color w:val="FFFFFF"/>
-              </w:rPr>
-            </w:r>
+                <w:sz w:val="19"/>
+              </w:rPr>
+              <w:t>Tip</w:t>
+            </w:r>
+          </w:p>
+        </w:tc>
+        <w:tc>
+          <w:tcPr>
+            <w:tcW w:type="dxa" w:w="2360"/>
+            <w:vAlign w:val="top"/>
+            <w:shd w:val="clear" w:fill="1C5D8C"/>
+          </w:tcPr>
+          <w:p>
+            <w:pPr>
+              <w:spacing w:after="40" w:line="240" w:lineRule="auto"/>
+            </w:pPr>
             <w:r>
               <w:rPr>
                 <w:b/>
                 <w:i w:val="0"/>
-                <w:sz w:val="19"/>
-              </w:rPr>
-              <w:t>Tip</w:t>
-            </w:r>
-          </w:p>
-        </w:tc>
-        <w:tc>
-          <w:tcPr>
-            <w:tcW w:type="dxa" w:w="2360"/>
+                <w:color w:val="FFFFFF"/>
+                <w:sz w:val="19"/>
+              </w:rPr>
+              <w:t>Examen</w:t>
+            </w:r>
+          </w:p>
+        </w:tc>
+        <w:tc>
+          <w:tcPr>
+            <w:tcW w:type="dxa" w:w="1900"/>
             <w:vAlign w:val="top"/>
             <w:shd w:val="clear" w:fill="1C5D8C"/>
           </w:tcPr>
@@ -478,22 +477,39 @@
             </w:pPr>
             <w:r>
               <w:rPr>
+                <w:b/>
+                <w:i w:val="0"/>
                 <w:color w:val="FFFFFF"/>
-              </w:rPr>
-            </w:r>
+                <w:sz w:val="19"/>
+              </w:rPr>
+              <w:t>Indicație</w:t>
+            </w:r>
+          </w:p>
+        </w:tc>
+        <w:tc>
+          <w:tcPr>
+            <w:tcW w:type="dxa" w:w="760"/>
+            <w:vAlign w:val="top"/>
+            <w:shd w:val="clear" w:fill="1C5D8C"/>
+          </w:tcPr>
+          <w:p>
+            <w:pPr>
+              <w:spacing w:after="40" w:line="240" w:lineRule="auto"/>
+            </w:pPr>
             <w:r>
               <w:rPr>
                 <w:b/>
                 <w:i w:val="0"/>
-                <w:sz w:val="19"/>
-              </w:rPr>
-              <w:t>Examen</w:t>
-            </w:r>
-          </w:p>
-        </w:tc>
-        <w:tc>
-          <w:tcPr>
-            <w:tcW w:type="dxa" w:w="1900"/>
+                <w:color w:val="FFFFFF"/>
+                <w:sz w:val="19"/>
+              </w:rPr>
+              <w:t>Grad</w:t>
+            </w:r>
+          </w:p>
+        </w:tc>
+        <w:tc>
+          <w:tcPr>
+            <w:tcW w:type="dxa" w:w="800"/>
             <w:vAlign w:val="top"/>
             <w:shd w:val="clear" w:fill="1C5D8C"/>
           </w:tcPr>
@@ -503,22 +519,39 @@
             </w:pPr>
             <w:r>
               <w:rPr>
+                <w:b/>
+                <w:i w:val="0"/>
                 <w:color w:val="FFFFFF"/>
-              </w:rPr>
-            </w:r>
+                <w:sz w:val="19"/>
+              </w:rPr>
+              <w:t>Doză</w:t>
+            </w:r>
+          </w:p>
+        </w:tc>
+        <w:tc>
+          <w:tcPr>
+            <w:tcW w:type="dxa" w:w="3400"/>
+            <w:vAlign w:val="top"/>
+            <w:shd w:val="clear" w:fill="1C5D8C"/>
+          </w:tcPr>
+          <w:p>
+            <w:pPr>
+              <w:spacing w:after="40" w:line="240" w:lineRule="auto"/>
+            </w:pPr>
             <w:r>
               <w:rPr>
                 <w:b/>
                 <w:i w:val="0"/>
-                <w:sz w:val="19"/>
-              </w:rPr>
-              <w:t>Indicație</w:t>
-            </w:r>
-          </w:p>
-        </w:tc>
-        <w:tc>
-          <w:tcPr>
-            <w:tcW w:type="dxa" w:w="760"/>
+                <w:color w:val="FFFFFF"/>
+                <w:sz w:val="19"/>
+              </w:rPr>
+              <w:t>Comentarii</w:t>
+            </w:r>
+          </w:p>
+        </w:tc>
+        <w:tc>
+          <w:tcPr>
+            <w:tcW w:type="dxa" w:w="2100"/>
             <w:vAlign w:val="top"/>
             <w:shd w:val="clear" w:fill="1C5D8C"/>
           </w:tcPr>
@@ -528,113 +561,30 @@
             </w:pPr>
             <w:r>
               <w:rPr>
+                <w:b/>
+                <w:i w:val="0"/>
                 <w:color w:val="FFFFFF"/>
-              </w:rPr>
-            </w:r>
+                <w:sz w:val="19"/>
+              </w:rPr>
+              <w:t>Decizie</w:t>
+            </w:r>
+          </w:p>
+        </w:tc>
+        <w:tc>
+          <w:tcPr>
+            <w:tcW w:type="dxa" w:w="3160"/>
+            <w:vAlign w:val="top"/>
+            <w:shd w:val="clear" w:fill="1C5D8C"/>
+          </w:tcPr>
+          <w:p>
+            <w:pPr>
+              <w:spacing w:after="40" w:line="240" w:lineRule="auto"/>
+            </w:pPr>
             <w:r>
               <w:rPr>
                 <w:b/>
                 <w:i w:val="0"/>
-                <w:sz w:val="19"/>
-              </w:rPr>
-              <w:t>Grad</w:t>
-            </w:r>
-          </w:p>
-        </w:tc>
-        <w:tc>
-          <w:tcPr>
-            <w:tcW w:type="dxa" w:w="800"/>
-            <w:vAlign w:val="top"/>
-            <w:shd w:val="clear" w:fill="1C5D8C"/>
-          </w:tcPr>
-          <w:p>
-            <w:pPr>
-              <w:spacing w:after="40" w:line="240" w:lineRule="auto"/>
-            </w:pPr>
-            <w:r>
-              <w:rPr>
                 <w:color w:val="FFFFFF"/>
-              </w:rPr>
-            </w:r>
-            <w:r>
-              <w:rPr>
-                <w:b/>
-                <w:i w:val="0"/>
-                <w:sz w:val="19"/>
-              </w:rPr>
-              <w:t>Doză</w:t>
-            </w:r>
-          </w:p>
-        </w:tc>
-        <w:tc>
-          <w:tcPr>
-            <w:tcW w:type="dxa" w:w="3400"/>
-            <w:vAlign w:val="top"/>
-            <w:shd w:val="clear" w:fill="1C5D8C"/>
-          </w:tcPr>
-          <w:p>
-            <w:pPr>
-              <w:spacing w:after="40" w:line="240" w:lineRule="auto"/>
-            </w:pPr>
-            <w:r>
-              <w:rPr>
-                <w:color w:val="FFFFFF"/>
-              </w:rPr>
-            </w:r>
-            <w:r>
-              <w:rPr>
-                <w:b/>
-                <w:i w:val="0"/>
-                <w:sz w:val="19"/>
-              </w:rPr>
-              <w:t>Comentarii</w:t>
-            </w:r>
-          </w:p>
-        </w:tc>
-        <w:tc>
-          <w:tcPr>
-            <w:tcW w:type="dxa" w:w="2100"/>
-            <w:vAlign w:val="top"/>
-            <w:shd w:val="clear" w:fill="1C5D8C"/>
-          </w:tcPr>
-          <w:p>
-            <w:pPr>
-              <w:spacing w:after="40" w:line="240" w:lineRule="auto"/>
-            </w:pPr>
-            <w:r>
-              <w:rPr>
-                <w:color w:val="FFFFFF"/>
-              </w:rPr>
-            </w:r>
-            <w:r>
-              <w:rPr>
-                <w:b/>
-                <w:i w:val="0"/>
-                <w:sz w:val="19"/>
-              </w:rPr>
-              <w:t>Decizie</w:t>
-            </w:r>
-          </w:p>
-        </w:tc>
-        <w:tc>
-          <w:tcPr>
-            <w:tcW w:type="dxa" w:w="3160"/>
-            <w:vAlign w:val="top"/>
-            <w:shd w:val="clear" w:fill="1C5D8C"/>
-          </w:tcPr>
-          <w:p>
-            <w:pPr>
-              <w:spacing w:after="40" w:line="240" w:lineRule="auto"/>
-            </w:pPr>
-            <w:r>
-              <w:rPr>
-                <w:color w:val="FFFFFF"/>
-              </w:rPr>
-            </w:r>
-            <w:r>
-              <w:rPr>
-                <w:b/>
-                <w:i w:val="0"/>
                 <w:sz w:val="19"/>
               </w:rPr>
               <w:t>Comentariu editor</w:t>
@@ -652,7 +602,6 @@
             <w:pPr>
               <w:spacing w:after="40" w:line="240" w:lineRule="auto"/>
             </w:pPr>
-            <w:r/>
             <w:r>
               <w:rPr>
                 <w:b w:val="0"/>
@@ -672,7 +621,6 @@
             <w:pPr>
               <w:spacing w:after="40" w:line="240" w:lineRule="auto"/>
             </w:pPr>
-            <w:r/>
             <w:r>
               <w:rPr>
                 <w:b w:val="0"/>
@@ -692,7 +640,6 @@
             <w:pPr>
               <w:spacing w:after="40" w:line="240" w:lineRule="auto"/>
             </w:pPr>
-            <w:r/>
             <w:r>
               <w:rPr>
                 <w:b w:val="0"/>
@@ -712,7 +659,6 @@
             <w:pPr>
               <w:spacing w:after="40" w:line="240" w:lineRule="auto"/>
             </w:pPr>
-            <w:r/>
             <w:r>
               <w:rPr>
                 <w:b w:val="0"/>
@@ -732,7 +678,6 @@
             <w:pPr>
               <w:spacing w:after="40" w:line="240" w:lineRule="auto"/>
             </w:pPr>
-            <w:r/>
             <w:r>
               <w:rPr>
                 <w:b w:val="0"/>
@@ -752,7 +697,6 @@
             <w:pPr>
               <w:spacing w:after="40" w:line="240" w:lineRule="auto"/>
             </w:pPr>
-            <w:r/>
             <w:r>
               <w:rPr>
                 <w:b w:val="0"/>
@@ -772,7 +716,6 @@
             <w:pPr>
               <w:spacing w:after="40" w:line="240" w:lineRule="auto"/>
             </w:pPr>
-            <w:r/>
             <w:r>
               <w:rPr>
                 <w:b w:val="0"/>
@@ -791,7 +734,6 @@
             <w:pPr>
               <w:spacing w:after="40" w:line="240" w:lineRule="auto"/>
             </w:pPr>
-            <w:r/>
             <w:r>
               <w:rPr>
                 <w:b w:val="0"/>
@@ -812,7 +754,6 @@
             <w:pPr>
               <w:spacing w:after="40" w:line="240" w:lineRule="auto"/>
             </w:pPr>
-            <w:r/>
             <w:r>
               <w:rPr>
                 <w:b w:val="0"/>
@@ -832,7 +773,6 @@
             <w:pPr>
               <w:spacing w:after="40" w:line="240" w:lineRule="auto"/>
             </w:pPr>
-            <w:r/>
             <w:r>
               <w:rPr>
                 <w:b w:val="0"/>
@@ -852,7 +792,6 @@
             <w:pPr>
               <w:spacing w:after="40" w:line="240" w:lineRule="auto"/>
             </w:pPr>
-            <w:r/>
             <w:r>
               <w:rPr>
                 <w:b w:val="0"/>
@@ -872,7 +811,6 @@
             <w:pPr>
               <w:spacing w:after="40" w:line="240" w:lineRule="auto"/>
             </w:pPr>
-            <w:r/>
             <w:r>
               <w:rPr>
                 <w:b w:val="0"/>
@@ -892,7 +830,6 @@
             <w:pPr>
               <w:spacing w:after="40" w:line="240" w:lineRule="auto"/>
             </w:pPr>
-            <w:r/>
             <w:r>
               <w:rPr>
                 <w:b w:val="0"/>
@@ -912,7 +849,6 @@
             <w:pPr>
               <w:spacing w:after="40" w:line="240" w:lineRule="auto"/>
             </w:pPr>
-            <w:r/>
             <w:r>
               <w:rPr>
                 <w:b w:val="0"/>
@@ -932,7 +868,6 @@
             <w:pPr>
               <w:spacing w:after="40" w:line="240" w:lineRule="auto"/>
             </w:pPr>
-            <w:r/>
             <w:r>
               <w:rPr>
                 <w:b w:val="0"/>
@@ -951,7 +886,6 @@
             <w:pPr>
               <w:spacing w:after="40" w:line="240" w:lineRule="auto"/>
             </w:pPr>
-            <w:r/>
             <w:r>
               <w:rPr>
                 <w:b w:val="0"/>
@@ -972,7 +906,6 @@
             <w:pPr>
               <w:spacing w:after="40" w:line="240" w:lineRule="auto"/>
             </w:pPr>
-            <w:r/>
             <w:r>
               <w:rPr>
                 <w:b w:val="0"/>
@@ -992,7 +925,6 @@
             <w:pPr>
               <w:spacing w:after="40" w:line="240" w:lineRule="auto"/>
             </w:pPr>
-            <w:r/>
             <w:r>
               <w:rPr>
                 <w:b w:val="0"/>
@@ -1012,7 +944,6 @@
             <w:pPr>
               <w:spacing w:after="40" w:line="240" w:lineRule="auto"/>
             </w:pPr>
-            <w:r/>
             <w:r>
               <w:rPr>
                 <w:b w:val="0"/>
@@ -1032,7 +963,6 @@
             <w:pPr>
               <w:spacing w:after="40" w:line="240" w:lineRule="auto"/>
             </w:pPr>
-            <w:r/>
             <w:r>
               <w:rPr>
                 <w:b w:val="0"/>
@@ -1052,7 +982,6 @@
             <w:pPr>
               <w:spacing w:after="40" w:line="240" w:lineRule="auto"/>
             </w:pPr>
-            <w:r/>
             <w:r>
               <w:rPr>
                 <w:b w:val="0"/>
@@ -1072,7 +1001,6 @@
             <w:pPr>
               <w:spacing w:after="40" w:line="240" w:lineRule="auto"/>
             </w:pPr>
-            <w:r/>
             <w:r>
               <w:rPr>
                 <w:b w:val="0"/>
@@ -1092,7 +1020,6 @@
             <w:pPr>
               <w:spacing w:after="40" w:line="240" w:lineRule="auto"/>
             </w:pPr>
-            <w:r/>
             <w:r>
               <w:rPr>
                 <w:b w:val="0"/>
@@ -1111,7 +1038,6 @@
             <w:pPr>
               <w:spacing w:after="40" w:line="240" w:lineRule="auto"/>
             </w:pPr>
-            <w:r/>
             <w:r>
               <w:rPr>
                 <w:b w:val="0"/>
@@ -1132,7 +1058,6 @@
             <w:pPr>
               <w:spacing w:after="40" w:line="240" w:lineRule="auto"/>
             </w:pPr>
-            <w:r/>
             <w:r>
               <w:rPr>
                 <w:b w:val="0"/>
@@ -1152,7 +1077,6 @@
             <w:pPr>
               <w:spacing w:after="40" w:line="240" w:lineRule="auto"/>
             </w:pPr>
-            <w:r/>
             <w:r>
               <w:rPr>
                 <w:b w:val="0"/>
@@ -1172,7 +1096,6 @@
             <w:pPr>
               <w:spacing w:after="40" w:line="240" w:lineRule="auto"/>
             </w:pPr>
-            <w:r/>
             <w:r>
               <w:rPr>
                 <w:b w:val="0"/>
@@ -1192,7 +1115,6 @@
             <w:pPr>
               <w:spacing w:after="40" w:line="240" w:lineRule="auto"/>
             </w:pPr>
-            <w:r/>
             <w:r>
               <w:rPr>
                 <w:b w:val="0"/>
@@ -1212,7 +1134,6 @@
             <w:pPr>
               <w:spacing w:after="40" w:line="240" w:lineRule="auto"/>
             </w:pPr>
-            <w:r/>
             <w:r>
               <w:rPr>
                 <w:b w:val="0"/>
@@ -1232,7 +1153,6 @@
             <w:pPr>
               <w:spacing w:after="40" w:line="240" w:lineRule="auto"/>
             </w:pPr>
-            <w:r/>
             <w:r>
               <w:rPr>
                 <w:b w:val="0"/>
@@ -1252,7 +1172,6 @@
             <w:pPr>
               <w:spacing w:after="40" w:line="240" w:lineRule="auto"/>
             </w:pPr>
-            <w:r/>
             <w:r>
               <w:rPr>
                 <w:b w:val="0"/>
@@ -1271,7 +1190,6 @@
             <w:pPr>
               <w:spacing w:after="40" w:line="240" w:lineRule="auto"/>
             </w:pPr>
-            <w:r/>
             <w:r>
               <w:rPr>
                 <w:b w:val="0"/>
@@ -1334,22 +1252,39 @@
             </w:pPr>
             <w:r>
               <w:rPr>
+                <w:b/>
+                <w:i w:val="0"/>
                 <w:color w:val="FFFFFF"/>
-              </w:rPr>
-            </w:r>
+                <w:sz w:val="19"/>
+              </w:rPr>
+              <w:t>Tip</w:t>
+            </w:r>
+          </w:p>
+        </w:tc>
+        <w:tc>
+          <w:tcPr>
+            <w:tcW w:type="dxa" w:w="2360"/>
+            <w:vAlign w:val="top"/>
+            <w:shd w:val="clear" w:fill="1C5D8C"/>
+          </w:tcPr>
+          <w:p>
+            <w:pPr>
+              <w:spacing w:after="40" w:line="240" w:lineRule="auto"/>
+            </w:pPr>
             <w:r>
               <w:rPr>
                 <w:b/>
                 <w:i w:val="0"/>
-                <w:sz w:val="19"/>
-              </w:rPr>
-              <w:t>Tip</w:t>
-            </w:r>
-          </w:p>
-        </w:tc>
-        <w:tc>
-          <w:tcPr>
-            <w:tcW w:type="dxa" w:w="2360"/>
+                <w:color w:val="FFFFFF"/>
+                <w:sz w:val="19"/>
+              </w:rPr>
+              <w:t>Examen</w:t>
+            </w:r>
+          </w:p>
+        </w:tc>
+        <w:tc>
+          <w:tcPr>
+            <w:tcW w:type="dxa" w:w="1900"/>
             <w:vAlign w:val="top"/>
             <w:shd w:val="clear" w:fill="1C5D8C"/>
           </w:tcPr>
@@ -1359,22 +1294,39 @@
             </w:pPr>
             <w:r>
               <w:rPr>
+                <w:b/>
+                <w:i w:val="0"/>
                 <w:color w:val="FFFFFF"/>
-              </w:rPr>
-            </w:r>
+                <w:sz w:val="19"/>
+              </w:rPr>
+              <w:t>Indicație</w:t>
+            </w:r>
+          </w:p>
+        </w:tc>
+        <w:tc>
+          <w:tcPr>
+            <w:tcW w:type="dxa" w:w="760"/>
+            <w:vAlign w:val="top"/>
+            <w:shd w:val="clear" w:fill="1C5D8C"/>
+          </w:tcPr>
+          <w:p>
+            <w:pPr>
+              <w:spacing w:after="40" w:line="240" w:lineRule="auto"/>
+            </w:pPr>
             <w:r>
               <w:rPr>
                 <w:b/>
                 <w:i w:val="0"/>
-                <w:sz w:val="19"/>
-              </w:rPr>
-              <w:t>Examen</w:t>
-            </w:r>
-          </w:p>
-        </w:tc>
-        <w:tc>
-          <w:tcPr>
-            <w:tcW w:type="dxa" w:w="1900"/>
+                <w:color w:val="FFFFFF"/>
+                <w:sz w:val="19"/>
+              </w:rPr>
+              <w:t>Grad</w:t>
+            </w:r>
+          </w:p>
+        </w:tc>
+        <w:tc>
+          <w:tcPr>
+            <w:tcW w:type="dxa" w:w="800"/>
             <w:vAlign w:val="top"/>
             <w:shd w:val="clear" w:fill="1C5D8C"/>
           </w:tcPr>
@@ -1384,22 +1336,39 @@
             </w:pPr>
             <w:r>
               <w:rPr>
+                <w:b/>
+                <w:i w:val="0"/>
                 <w:color w:val="FFFFFF"/>
-              </w:rPr>
-            </w:r>
+                <w:sz w:val="19"/>
+              </w:rPr>
+              <w:t>Doză</w:t>
+            </w:r>
+          </w:p>
+        </w:tc>
+        <w:tc>
+          <w:tcPr>
+            <w:tcW w:type="dxa" w:w="3400"/>
+            <w:vAlign w:val="top"/>
+            <w:shd w:val="clear" w:fill="1C5D8C"/>
+          </w:tcPr>
+          <w:p>
+            <w:pPr>
+              <w:spacing w:after="40" w:line="240" w:lineRule="auto"/>
+            </w:pPr>
             <w:r>
               <w:rPr>
                 <w:b/>
                 <w:i w:val="0"/>
-                <w:sz w:val="19"/>
-              </w:rPr>
-              <w:t>Indicație</w:t>
-            </w:r>
-          </w:p>
-        </w:tc>
-        <w:tc>
-          <w:tcPr>
-            <w:tcW w:type="dxa" w:w="760"/>
+                <w:color w:val="FFFFFF"/>
+                <w:sz w:val="19"/>
+              </w:rPr>
+              <w:t>Comentarii</w:t>
+            </w:r>
+          </w:p>
+        </w:tc>
+        <w:tc>
+          <w:tcPr>
+            <w:tcW w:type="dxa" w:w="2100"/>
             <w:vAlign w:val="top"/>
             <w:shd w:val="clear" w:fill="1C5D8C"/>
           </w:tcPr>
@@ -1409,113 +1378,30 @@
             </w:pPr>
             <w:r>
               <w:rPr>
+                <w:b/>
+                <w:i w:val="0"/>
                 <w:color w:val="FFFFFF"/>
-              </w:rPr>
-            </w:r>
+                <w:sz w:val="19"/>
+              </w:rPr>
+              <w:t>Decizie</w:t>
+            </w:r>
+          </w:p>
+        </w:tc>
+        <w:tc>
+          <w:tcPr>
+            <w:tcW w:type="dxa" w:w="3160"/>
+            <w:vAlign w:val="top"/>
+            <w:shd w:val="clear" w:fill="1C5D8C"/>
+          </w:tcPr>
+          <w:p>
+            <w:pPr>
+              <w:spacing w:after="40" w:line="240" w:lineRule="auto"/>
+            </w:pPr>
             <w:r>
               <w:rPr>
                 <w:b/>
                 <w:i w:val="0"/>
-                <w:sz w:val="19"/>
-              </w:rPr>
-              <w:t>Grad</w:t>
-            </w:r>
-          </w:p>
-        </w:tc>
-        <w:tc>
-          <w:tcPr>
-            <w:tcW w:type="dxa" w:w="800"/>
-            <w:vAlign w:val="top"/>
-            <w:shd w:val="clear" w:fill="1C5D8C"/>
-          </w:tcPr>
-          <w:p>
-            <w:pPr>
-              <w:spacing w:after="40" w:line="240" w:lineRule="auto"/>
-            </w:pPr>
-            <w:r>
-              <w:rPr>
                 <w:color w:val="FFFFFF"/>
-              </w:rPr>
-            </w:r>
-            <w:r>
-              <w:rPr>
-                <w:b/>
-                <w:i w:val="0"/>
-                <w:sz w:val="19"/>
-              </w:rPr>
-              <w:t>Doză</w:t>
-            </w:r>
-          </w:p>
-        </w:tc>
-        <w:tc>
-          <w:tcPr>
-            <w:tcW w:type="dxa" w:w="3400"/>
-            <w:vAlign w:val="top"/>
-            <w:shd w:val="clear" w:fill="1C5D8C"/>
-          </w:tcPr>
-          <w:p>
-            <w:pPr>
-              <w:spacing w:after="40" w:line="240" w:lineRule="auto"/>
-            </w:pPr>
-            <w:r>
-              <w:rPr>
-                <w:color w:val="FFFFFF"/>
-              </w:rPr>
-            </w:r>
-            <w:r>
-              <w:rPr>
-                <w:b/>
-                <w:i w:val="0"/>
-                <w:sz w:val="19"/>
-              </w:rPr>
-              <w:t>Comentarii</w:t>
-            </w:r>
-          </w:p>
-        </w:tc>
-        <w:tc>
-          <w:tcPr>
-            <w:tcW w:type="dxa" w:w="2100"/>
-            <w:vAlign w:val="top"/>
-            <w:shd w:val="clear" w:fill="1C5D8C"/>
-          </w:tcPr>
-          <w:p>
-            <w:pPr>
-              <w:spacing w:after="40" w:line="240" w:lineRule="auto"/>
-            </w:pPr>
-            <w:r>
-              <w:rPr>
-                <w:color w:val="FFFFFF"/>
-              </w:rPr>
-            </w:r>
-            <w:r>
-              <w:rPr>
-                <w:b/>
-                <w:i w:val="0"/>
-                <w:sz w:val="19"/>
-              </w:rPr>
-              <w:t>Decizie</w:t>
-            </w:r>
-          </w:p>
-        </w:tc>
-        <w:tc>
-          <w:tcPr>
-            <w:tcW w:type="dxa" w:w="3160"/>
-            <w:vAlign w:val="top"/>
-            <w:shd w:val="clear" w:fill="1C5D8C"/>
-          </w:tcPr>
-          <w:p>
-            <w:pPr>
-              <w:spacing w:after="40" w:line="240" w:lineRule="auto"/>
-            </w:pPr>
-            <w:r>
-              <w:rPr>
-                <w:color w:val="FFFFFF"/>
-              </w:rPr>
-            </w:r>
-            <w:r>
-              <w:rPr>
-                <w:b/>
-                <w:i w:val="0"/>
                 <w:sz w:val="19"/>
               </w:rPr>
               <w:t>Comentariu editor</w:t>
@@ -1533,7 +1419,6 @@
             <w:pPr>
               <w:spacing w:after="40" w:line="240" w:lineRule="auto"/>
             </w:pPr>
-            <w:r/>
             <w:r>
               <w:rPr>
                 <w:b w:val="0"/>
@@ -1553,7 +1438,6 @@
             <w:pPr>
               <w:spacing w:after="40" w:line="240" w:lineRule="auto"/>
             </w:pPr>
-            <w:r/>
             <w:r>
               <w:rPr>
                 <w:b w:val="0"/>
@@ -1573,7 +1457,6 @@
             <w:pPr>
               <w:spacing w:after="40" w:line="240" w:lineRule="auto"/>
             </w:pPr>
-            <w:r/>
             <w:r>
               <w:rPr>
                 <w:b w:val="0"/>
@@ -1593,7 +1476,6 @@
             <w:pPr>
               <w:spacing w:after="40" w:line="240" w:lineRule="auto"/>
             </w:pPr>
-            <w:r/>
             <w:r>
               <w:rPr>
                 <w:b w:val="0"/>
@@ -1613,7 +1495,6 @@
             <w:pPr>
               <w:spacing w:after="40" w:line="240" w:lineRule="auto"/>
             </w:pPr>
-            <w:r/>
             <w:r>
               <w:rPr>
                 <w:b w:val="0"/>
@@ -1633,7 +1514,6 @@
             <w:pPr>
               <w:spacing w:after="40" w:line="240" w:lineRule="auto"/>
             </w:pPr>
-            <w:r/>
             <w:r>
               <w:rPr>
                 <w:b w:val="0"/>
@@ -1653,7 +1533,6 @@
             <w:pPr>
               <w:spacing w:after="40" w:line="240" w:lineRule="auto"/>
             </w:pPr>
-            <w:r/>
             <w:r>
               <w:rPr>
                 <w:b w:val="0"/>
@@ -1672,7 +1551,6 @@
             <w:pPr>
               <w:spacing w:after="40" w:line="240" w:lineRule="auto"/>
             </w:pPr>
-            <w:r/>
             <w:r>
               <w:rPr>
                 <w:b w:val="0"/>
@@ -1693,7 +1571,6 @@
             <w:pPr>
               <w:spacing w:after="40" w:line="240" w:lineRule="auto"/>
             </w:pPr>
-            <w:r/>
             <w:r>
               <w:rPr>
                 <w:b w:val="0"/>
@@ -1713,7 +1590,6 @@
             <w:pPr>
               <w:spacing w:after="40" w:line="240" w:lineRule="auto"/>
             </w:pPr>
-            <w:r/>
             <w:r>
               <w:rPr>
                 <w:b w:val="0"/>
@@ -1733,7 +1609,6 @@
             <w:pPr>
               <w:spacing w:after="40" w:line="240" w:lineRule="auto"/>
             </w:pPr>
-            <w:r/>
             <w:r>
               <w:rPr>
                 <w:b w:val="0"/>
@@ -1753,7 +1628,6 @@
             <w:pPr>
               <w:spacing w:after="40" w:line="240" w:lineRule="auto"/>
             </w:pPr>
-            <w:r/>
             <w:r>
               <w:rPr>
                 <w:b w:val="0"/>
@@ -1773,7 +1647,6 @@
             <w:pPr>
               <w:spacing w:after="40" w:line="240" w:lineRule="auto"/>
             </w:pPr>
-            <w:r/>
             <w:r>
               <w:rPr>
                 <w:b w:val="0"/>
@@ -1793,7 +1666,6 @@
             <w:pPr>
               <w:spacing w:after="40" w:line="240" w:lineRule="auto"/>
             </w:pPr>
-            <w:r/>
             <w:r>
               <w:rPr>
                 <w:b w:val="0"/>
@@ -1813,7 +1685,6 @@
             <w:pPr>
               <w:spacing w:after="40" w:line="240" w:lineRule="auto"/>
             </w:pPr>
-            <w:r/>
             <w:r>
               <w:rPr>
                 <w:b w:val="0"/>
@@ -1832,7 +1703,6 @@
             <w:pPr>
               <w:spacing w:after="40" w:line="240" w:lineRule="auto"/>
             </w:pPr>
-            <w:r/>
             <w:r>
               <w:rPr>
                 <w:b w:val="0"/>
@@ -1853,7 +1723,6 @@
             <w:pPr>
               <w:spacing w:after="40" w:line="240" w:lineRule="auto"/>
             </w:pPr>
-            <w:r/>
             <w:r>
               <w:rPr>
                 <w:b w:val="0"/>
@@ -1873,7 +1742,6 @@
             <w:pPr>
               <w:spacing w:after="40" w:line="240" w:lineRule="auto"/>
             </w:pPr>
-            <w:r/>
             <w:r>
               <w:rPr>
                 <w:b w:val="0"/>
@@ -1893,7 +1761,6 @@
             <w:pPr>
               <w:spacing w:after="40" w:line="240" w:lineRule="auto"/>
             </w:pPr>
-            <w:r/>
             <w:r>
               <w:rPr>
                 <w:b w:val="0"/>
@@ -1913,7 +1780,6 @@
             <w:pPr>
               <w:spacing w:after="40" w:line="240" w:lineRule="auto"/>
             </w:pPr>
-            <w:r/>
             <w:r>
               <w:rPr>
                 <w:b w:val="0"/>
@@ -1933,7 +1799,6 @@
             <w:pPr>
               <w:spacing w:after="40" w:line="240" w:lineRule="auto"/>
             </w:pPr>
-            <w:r/>
             <w:r>
               <w:rPr>
                 <w:b w:val="0"/>
@@ -1953,7 +1818,6 @@
             <w:pPr>
               <w:spacing w:after="40" w:line="240" w:lineRule="auto"/>
             </w:pPr>
-            <w:r/>
             <w:r>
               <w:rPr>
                 <w:b w:val="0"/>
@@ -1973,7 +1837,6 @@
             <w:pPr>
               <w:spacing w:after="40" w:line="240" w:lineRule="auto"/>
             </w:pPr>
-            <w:r/>
             <w:r>
               <w:rPr>
                 <w:b w:val="0"/>
@@ -1992,7 +1855,6 @@
             <w:pPr>
               <w:spacing w:after="40" w:line="240" w:lineRule="auto"/>
             </w:pPr>
-            <w:r/>
             <w:r>
               <w:rPr>
                 <w:b w:val="0"/>
@@ -2055,22 +1917,39 @@
             </w:pPr>
             <w:r>
               <w:rPr>
+                <w:b/>
+                <w:i w:val="0"/>
                 <w:color w:val="FFFFFF"/>
-              </w:rPr>
-            </w:r>
+                <w:sz w:val="19"/>
+              </w:rPr>
+              <w:t>Tip</w:t>
+            </w:r>
+          </w:p>
+        </w:tc>
+        <w:tc>
+          <w:tcPr>
+            <w:tcW w:type="dxa" w:w="2360"/>
+            <w:vAlign w:val="top"/>
+            <w:shd w:val="clear" w:fill="1C5D8C"/>
+          </w:tcPr>
+          <w:p>
+            <w:pPr>
+              <w:spacing w:after="40" w:line="240" w:lineRule="auto"/>
+            </w:pPr>
             <w:r>
               <w:rPr>
                 <w:b/>
                 <w:i w:val="0"/>
-                <w:sz w:val="19"/>
-              </w:rPr>
-              <w:t>Tip</w:t>
-            </w:r>
-          </w:p>
-        </w:tc>
-        <w:tc>
-          <w:tcPr>
-            <w:tcW w:type="dxa" w:w="2360"/>
+                <w:color w:val="FFFFFF"/>
+                <w:sz w:val="19"/>
+              </w:rPr>
+              <w:t>Examen</w:t>
+            </w:r>
+          </w:p>
+        </w:tc>
+        <w:tc>
+          <w:tcPr>
+            <w:tcW w:type="dxa" w:w="1900"/>
             <w:vAlign w:val="top"/>
             <w:shd w:val="clear" w:fill="1C5D8C"/>
           </w:tcPr>
@@ -2080,22 +1959,39 @@
             </w:pPr>
             <w:r>
               <w:rPr>
+                <w:b/>
+                <w:i w:val="0"/>
                 <w:color w:val="FFFFFF"/>
-              </w:rPr>
-            </w:r>
+                <w:sz w:val="19"/>
+              </w:rPr>
+              <w:t>Indicație</w:t>
+            </w:r>
+          </w:p>
+        </w:tc>
+        <w:tc>
+          <w:tcPr>
+            <w:tcW w:type="dxa" w:w="760"/>
+            <w:vAlign w:val="top"/>
+            <w:shd w:val="clear" w:fill="1C5D8C"/>
+          </w:tcPr>
+          <w:p>
+            <w:pPr>
+              <w:spacing w:after="40" w:line="240" w:lineRule="auto"/>
+            </w:pPr>
             <w:r>
               <w:rPr>
                 <w:b/>
                 <w:i w:val="0"/>
-                <w:sz w:val="19"/>
-              </w:rPr>
-              <w:t>Examen</w:t>
-            </w:r>
-          </w:p>
-        </w:tc>
-        <w:tc>
-          <w:tcPr>
-            <w:tcW w:type="dxa" w:w="1900"/>
+                <w:color w:val="FFFFFF"/>
+                <w:sz w:val="19"/>
+              </w:rPr>
+              <w:t>Grad</w:t>
+            </w:r>
+          </w:p>
+        </w:tc>
+        <w:tc>
+          <w:tcPr>
+            <w:tcW w:type="dxa" w:w="800"/>
             <w:vAlign w:val="top"/>
             <w:shd w:val="clear" w:fill="1C5D8C"/>
           </w:tcPr>
@@ -2105,22 +2001,39 @@
             </w:pPr>
             <w:r>
               <w:rPr>
+                <w:b/>
+                <w:i w:val="0"/>
                 <w:color w:val="FFFFFF"/>
-              </w:rPr>
-            </w:r>
+                <w:sz w:val="19"/>
+              </w:rPr>
+              <w:t>Doză</w:t>
+            </w:r>
+          </w:p>
+        </w:tc>
+        <w:tc>
+          <w:tcPr>
+            <w:tcW w:type="dxa" w:w="3400"/>
+            <w:vAlign w:val="top"/>
+            <w:shd w:val="clear" w:fill="1C5D8C"/>
+          </w:tcPr>
+          <w:p>
+            <w:pPr>
+              <w:spacing w:after="40" w:line="240" w:lineRule="auto"/>
+            </w:pPr>
             <w:r>
               <w:rPr>
                 <w:b/>
                 <w:i w:val="0"/>
-                <w:sz w:val="19"/>
-              </w:rPr>
-              <w:t>Indicație</w:t>
-            </w:r>
-          </w:p>
-        </w:tc>
-        <w:tc>
-          <w:tcPr>
-            <w:tcW w:type="dxa" w:w="760"/>
+                <w:color w:val="FFFFFF"/>
+                <w:sz w:val="19"/>
+              </w:rPr>
+              <w:t>Comentarii</w:t>
+            </w:r>
+          </w:p>
+        </w:tc>
+        <w:tc>
+          <w:tcPr>
+            <w:tcW w:type="dxa" w:w="2100"/>
             <w:vAlign w:val="top"/>
             <w:shd w:val="clear" w:fill="1C5D8C"/>
           </w:tcPr>
@@ -2130,113 +2043,30 @@
             </w:pPr>
             <w:r>
               <w:rPr>
+                <w:b/>
+                <w:i w:val="0"/>
                 <w:color w:val="FFFFFF"/>
-              </w:rPr>
-            </w:r>
+                <w:sz w:val="19"/>
+              </w:rPr>
+              <w:t>Decizie</w:t>
+            </w:r>
+          </w:p>
+        </w:tc>
+        <w:tc>
+          <w:tcPr>
+            <w:tcW w:type="dxa" w:w="3160"/>
+            <w:vAlign w:val="top"/>
+            <w:shd w:val="clear" w:fill="1C5D8C"/>
+          </w:tcPr>
+          <w:p>
+            <w:pPr>
+              <w:spacing w:after="40" w:line="240" w:lineRule="auto"/>
+            </w:pPr>
             <w:r>
               <w:rPr>
                 <w:b/>
                 <w:i w:val="0"/>
-                <w:sz w:val="19"/>
-              </w:rPr>
-              <w:t>Grad</w:t>
-            </w:r>
-          </w:p>
-        </w:tc>
-        <w:tc>
-          <w:tcPr>
-            <w:tcW w:type="dxa" w:w="800"/>
-            <w:vAlign w:val="top"/>
-            <w:shd w:val="clear" w:fill="1C5D8C"/>
-          </w:tcPr>
-          <w:p>
-            <w:pPr>
-              <w:spacing w:after="40" w:line="240" w:lineRule="auto"/>
-            </w:pPr>
-            <w:r>
-              <w:rPr>
                 <w:color w:val="FFFFFF"/>
-              </w:rPr>
-            </w:r>
-            <w:r>
-              <w:rPr>
-                <w:b/>
-                <w:i w:val="0"/>
-                <w:sz w:val="19"/>
-              </w:rPr>
-              <w:t>Doză</w:t>
-            </w:r>
-          </w:p>
-        </w:tc>
-        <w:tc>
-          <w:tcPr>
-            <w:tcW w:type="dxa" w:w="3400"/>
-            <w:vAlign w:val="top"/>
-            <w:shd w:val="clear" w:fill="1C5D8C"/>
-          </w:tcPr>
-          <w:p>
-            <w:pPr>
-              <w:spacing w:after="40" w:line="240" w:lineRule="auto"/>
-            </w:pPr>
-            <w:r>
-              <w:rPr>
-                <w:color w:val="FFFFFF"/>
-              </w:rPr>
-            </w:r>
-            <w:r>
-              <w:rPr>
-                <w:b/>
-                <w:i w:val="0"/>
-                <w:sz w:val="19"/>
-              </w:rPr>
-              <w:t>Comentarii</w:t>
-            </w:r>
-          </w:p>
-        </w:tc>
-        <w:tc>
-          <w:tcPr>
-            <w:tcW w:type="dxa" w:w="2100"/>
-            <w:vAlign w:val="top"/>
-            <w:shd w:val="clear" w:fill="1C5D8C"/>
-          </w:tcPr>
-          <w:p>
-            <w:pPr>
-              <w:spacing w:after="40" w:line="240" w:lineRule="auto"/>
-            </w:pPr>
-            <w:r>
-              <w:rPr>
-                <w:color w:val="FFFFFF"/>
-              </w:rPr>
-            </w:r>
-            <w:r>
-              <w:rPr>
-                <w:b/>
-                <w:i w:val="0"/>
-                <w:sz w:val="19"/>
-              </w:rPr>
-              <w:t>Decizie</w:t>
-            </w:r>
-          </w:p>
-        </w:tc>
-        <w:tc>
-          <w:tcPr>
-            <w:tcW w:type="dxa" w:w="3160"/>
-            <w:vAlign w:val="top"/>
-            <w:shd w:val="clear" w:fill="1C5D8C"/>
-          </w:tcPr>
-          <w:p>
-            <w:pPr>
-              <w:spacing w:after="40" w:line="240" w:lineRule="auto"/>
-            </w:pPr>
-            <w:r>
-              <w:rPr>
-                <w:color w:val="FFFFFF"/>
-              </w:rPr>
-            </w:r>
-            <w:r>
-              <w:rPr>
-                <w:b/>
-                <w:i w:val="0"/>
                 <w:sz w:val="19"/>
               </w:rPr>
               <w:t>Comentariu editor</w:t>
@@ -2254,7 +2084,6 @@
             <w:pPr>
               <w:spacing w:after="40" w:line="240" w:lineRule="auto"/>
             </w:pPr>
-            <w:r/>
             <w:r>
               <w:rPr>
                 <w:b w:val="0"/>
@@ -2274,7 +2103,6 @@
             <w:pPr>
               <w:spacing w:after="40" w:line="240" w:lineRule="auto"/>
             </w:pPr>
-            <w:r/>
             <w:r>
               <w:rPr>
                 <w:b w:val="0"/>
@@ -2294,7 +2122,6 @@
             <w:pPr>
               <w:spacing w:after="40" w:line="240" w:lineRule="auto"/>
             </w:pPr>
-            <w:r/>
             <w:r>
               <w:rPr>
                 <w:b w:val="0"/>
@@ -2314,7 +2141,6 @@
             <w:pPr>
               <w:spacing w:after="40" w:line="240" w:lineRule="auto"/>
             </w:pPr>
-            <w:r/>
             <w:r>
               <w:rPr>
                 <w:b w:val="0"/>
@@ -2334,7 +2160,6 @@
             <w:pPr>
               <w:spacing w:after="40" w:line="240" w:lineRule="auto"/>
             </w:pPr>
-            <w:r/>
             <w:r>
               <w:rPr>
                 <w:b w:val="0"/>
@@ -2354,7 +2179,6 @@
             <w:pPr>
               <w:spacing w:after="40" w:line="240" w:lineRule="auto"/>
             </w:pPr>
-            <w:r/>
             <w:r>
               <w:rPr>
                 <w:b w:val="0"/>
@@ -2374,7 +2198,6 @@
             <w:pPr>
               <w:spacing w:after="40" w:line="240" w:lineRule="auto"/>
             </w:pPr>
-            <w:r/>
             <w:r>
               <w:rPr>
                 <w:b w:val="0"/>
@@ -2393,7 +2216,6 @@
             <w:pPr>
               <w:spacing w:after="40" w:line="240" w:lineRule="auto"/>
             </w:pPr>
-            <w:r/>
             <w:r>
               <w:rPr>
                 <w:b w:val="0"/>
@@ -2414,7 +2236,6 @@
             <w:pPr>
               <w:spacing w:after="40" w:line="240" w:lineRule="auto"/>
             </w:pPr>
-            <w:r/>
             <w:r>
               <w:rPr>
                 <w:b w:val="0"/>
@@ -2434,7 +2255,6 @@
             <w:pPr>
               <w:spacing w:after="40" w:line="240" w:lineRule="auto"/>
             </w:pPr>
-            <w:r/>
             <w:r>
               <w:rPr>
                 <w:b w:val="0"/>
@@ -2454,7 +2274,6 @@
             <w:pPr>
               <w:spacing w:after="40" w:line="240" w:lineRule="auto"/>
             </w:pPr>
-            <w:r/>
             <w:r>
               <w:rPr>
                 <w:b w:val="0"/>
@@ -2474,7 +2293,6 @@
             <w:pPr>
               <w:spacing w:after="40" w:line="240" w:lineRule="auto"/>
             </w:pPr>
-            <w:r/>
             <w:r>
               <w:rPr>
                 <w:b w:val="0"/>
@@ -2494,7 +2312,6 @@
             <w:pPr>
               <w:spacing w:after="40" w:line="240" w:lineRule="auto"/>
             </w:pPr>
-            <w:r/>
             <w:r>
               <w:rPr>
                 <w:b w:val="0"/>
@@ -2514,7 +2331,6 @@
             <w:pPr>
               <w:spacing w:after="40" w:line="240" w:lineRule="auto"/>
             </w:pPr>
-            <w:r/>
             <w:r>
               <w:rPr>
                 <w:b w:val="0"/>
@@ -2534,7 +2350,6 @@
             <w:pPr>
               <w:spacing w:after="40" w:line="240" w:lineRule="auto"/>
             </w:pPr>
-            <w:r/>
             <w:r>
               <w:rPr>
                 <w:b w:val="0"/>
@@ -2553,7 +2368,6 @@
             <w:pPr>
               <w:spacing w:after="40" w:line="240" w:lineRule="auto"/>
             </w:pPr>
-            <w:r/>
             <w:r>
               <w:rPr>
                 <w:b w:val="0"/>
@@ -2616,22 +2430,39 @@
             </w:pPr>
             <w:r>
               <w:rPr>
+                <w:b/>
+                <w:i w:val="0"/>
                 <w:color w:val="FFFFFF"/>
-              </w:rPr>
-            </w:r>
+                <w:sz w:val="19"/>
+              </w:rPr>
+              <w:t>Tip</w:t>
+            </w:r>
+          </w:p>
+        </w:tc>
+        <w:tc>
+          <w:tcPr>
+            <w:tcW w:type="dxa" w:w="2360"/>
+            <w:vAlign w:val="top"/>
+            <w:shd w:val="clear" w:fill="1C5D8C"/>
+          </w:tcPr>
+          <w:p>
+            <w:pPr>
+              <w:spacing w:after="40" w:line="240" w:lineRule="auto"/>
+            </w:pPr>
             <w:r>
               <w:rPr>
                 <w:b/>
                 <w:i w:val="0"/>
-                <w:sz w:val="19"/>
-              </w:rPr>
-              <w:t>Tip</w:t>
-            </w:r>
-          </w:p>
-        </w:tc>
-        <w:tc>
-          <w:tcPr>
-            <w:tcW w:type="dxa" w:w="2360"/>
+                <w:color w:val="FFFFFF"/>
+                <w:sz w:val="19"/>
+              </w:rPr>
+              <w:t>Examen</w:t>
+            </w:r>
+          </w:p>
+        </w:tc>
+        <w:tc>
+          <w:tcPr>
+            <w:tcW w:type="dxa" w:w="1900"/>
             <w:vAlign w:val="top"/>
             <w:shd w:val="clear" w:fill="1C5D8C"/>
           </w:tcPr>
@@ -2641,22 +2472,39 @@
             </w:pPr>
             <w:r>
               <w:rPr>
+                <w:b/>
+                <w:i w:val="0"/>
                 <w:color w:val="FFFFFF"/>
-              </w:rPr>
-            </w:r>
+                <w:sz w:val="19"/>
+              </w:rPr>
+              <w:t>Indicație</w:t>
+            </w:r>
+          </w:p>
+        </w:tc>
+        <w:tc>
+          <w:tcPr>
+            <w:tcW w:type="dxa" w:w="760"/>
+            <w:vAlign w:val="top"/>
+            <w:shd w:val="clear" w:fill="1C5D8C"/>
+          </w:tcPr>
+          <w:p>
+            <w:pPr>
+              <w:spacing w:after="40" w:line="240" w:lineRule="auto"/>
+            </w:pPr>
             <w:r>
               <w:rPr>
                 <w:b/>
                 <w:i w:val="0"/>
-                <w:sz w:val="19"/>
-              </w:rPr>
-              <w:t>Examen</w:t>
-            </w:r>
-          </w:p>
-        </w:tc>
-        <w:tc>
-          <w:tcPr>
-            <w:tcW w:type="dxa" w:w="1900"/>
+                <w:color w:val="FFFFFF"/>
+                <w:sz w:val="19"/>
+              </w:rPr>
+              <w:t>Grad</w:t>
+            </w:r>
+          </w:p>
+        </w:tc>
+        <w:tc>
+          <w:tcPr>
+            <w:tcW w:type="dxa" w:w="800"/>
             <w:vAlign w:val="top"/>
             <w:shd w:val="clear" w:fill="1C5D8C"/>
           </w:tcPr>
@@ -2666,22 +2514,39 @@
             </w:pPr>
             <w:r>
               <w:rPr>
+                <w:b/>
+                <w:i w:val="0"/>
                 <w:color w:val="FFFFFF"/>
-              </w:rPr>
-            </w:r>
+                <w:sz w:val="19"/>
+              </w:rPr>
+              <w:t>Doză</w:t>
+            </w:r>
+          </w:p>
+        </w:tc>
+        <w:tc>
+          <w:tcPr>
+            <w:tcW w:type="dxa" w:w="3400"/>
+            <w:vAlign w:val="top"/>
+            <w:shd w:val="clear" w:fill="1C5D8C"/>
+          </w:tcPr>
+          <w:p>
+            <w:pPr>
+              <w:spacing w:after="40" w:line="240" w:lineRule="auto"/>
+            </w:pPr>
             <w:r>
               <w:rPr>
                 <w:b/>
                 <w:i w:val="0"/>
-                <w:sz w:val="19"/>
-              </w:rPr>
-              <w:t>Indicație</w:t>
-            </w:r>
-          </w:p>
-        </w:tc>
-        <w:tc>
-          <w:tcPr>
-            <w:tcW w:type="dxa" w:w="760"/>
+                <w:color w:val="FFFFFF"/>
+                <w:sz w:val="19"/>
+              </w:rPr>
+              <w:t>Comentarii</w:t>
+            </w:r>
+          </w:p>
+        </w:tc>
+        <w:tc>
+          <w:tcPr>
+            <w:tcW w:type="dxa" w:w="2100"/>
             <w:vAlign w:val="top"/>
             <w:shd w:val="clear" w:fill="1C5D8C"/>
           </w:tcPr>
@@ -2691,113 +2556,30 @@
             </w:pPr>
             <w:r>
               <w:rPr>
+                <w:b/>
+                <w:i w:val="0"/>
                 <w:color w:val="FFFFFF"/>
-              </w:rPr>
-            </w:r>
+                <w:sz w:val="19"/>
+              </w:rPr>
+              <w:t>Decizie</w:t>
+            </w:r>
+          </w:p>
+        </w:tc>
+        <w:tc>
+          <w:tcPr>
+            <w:tcW w:type="dxa" w:w="3160"/>
+            <w:vAlign w:val="top"/>
+            <w:shd w:val="clear" w:fill="1C5D8C"/>
+          </w:tcPr>
+          <w:p>
+            <w:pPr>
+              <w:spacing w:after="40" w:line="240" w:lineRule="auto"/>
+            </w:pPr>
             <w:r>
               <w:rPr>
                 <w:b/>
                 <w:i w:val="0"/>
-                <w:sz w:val="19"/>
-              </w:rPr>
-              <w:t>Grad</w:t>
-            </w:r>
-          </w:p>
-        </w:tc>
-        <w:tc>
-          <w:tcPr>
-            <w:tcW w:type="dxa" w:w="800"/>
-            <w:vAlign w:val="top"/>
-            <w:shd w:val="clear" w:fill="1C5D8C"/>
-          </w:tcPr>
-          <w:p>
-            <w:pPr>
-              <w:spacing w:after="40" w:line="240" w:lineRule="auto"/>
-            </w:pPr>
-            <w:r>
-              <w:rPr>
                 <w:color w:val="FFFFFF"/>
-              </w:rPr>
-            </w:r>
-            <w:r>
-              <w:rPr>
-                <w:b/>
-                <w:i w:val="0"/>
-                <w:sz w:val="19"/>
-              </w:rPr>
-              <w:t>Doză</w:t>
-            </w:r>
-          </w:p>
-        </w:tc>
-        <w:tc>
-          <w:tcPr>
-            <w:tcW w:type="dxa" w:w="3400"/>
-            <w:vAlign w:val="top"/>
-            <w:shd w:val="clear" w:fill="1C5D8C"/>
-          </w:tcPr>
-          <w:p>
-            <w:pPr>
-              <w:spacing w:after="40" w:line="240" w:lineRule="auto"/>
-            </w:pPr>
-            <w:r>
-              <w:rPr>
-                <w:color w:val="FFFFFF"/>
-              </w:rPr>
-            </w:r>
-            <w:r>
-              <w:rPr>
-                <w:b/>
-                <w:i w:val="0"/>
-                <w:sz w:val="19"/>
-              </w:rPr>
-              <w:t>Comentarii</w:t>
-            </w:r>
-          </w:p>
-        </w:tc>
-        <w:tc>
-          <w:tcPr>
-            <w:tcW w:type="dxa" w:w="2100"/>
-            <w:vAlign w:val="top"/>
-            <w:shd w:val="clear" w:fill="1C5D8C"/>
-          </w:tcPr>
-          <w:p>
-            <w:pPr>
-              <w:spacing w:after="40" w:line="240" w:lineRule="auto"/>
-            </w:pPr>
-            <w:r>
-              <w:rPr>
-                <w:color w:val="FFFFFF"/>
-              </w:rPr>
-            </w:r>
-            <w:r>
-              <w:rPr>
-                <w:b/>
-                <w:i w:val="0"/>
-                <w:sz w:val="19"/>
-              </w:rPr>
-              <w:t>Decizie</w:t>
-            </w:r>
-          </w:p>
-        </w:tc>
-        <w:tc>
-          <w:tcPr>
-            <w:tcW w:type="dxa" w:w="3160"/>
-            <w:vAlign w:val="top"/>
-            <w:shd w:val="clear" w:fill="1C5D8C"/>
-          </w:tcPr>
-          <w:p>
-            <w:pPr>
-              <w:spacing w:after="40" w:line="240" w:lineRule="auto"/>
-            </w:pPr>
-            <w:r>
-              <w:rPr>
-                <w:color w:val="FFFFFF"/>
-              </w:rPr>
-            </w:r>
-            <w:r>
-              <w:rPr>
-                <w:b/>
-                <w:i w:val="0"/>
                 <w:sz w:val="19"/>
               </w:rPr>
               <w:t>Comentariu editor</w:t>
@@ -2815,7 +2597,6 @@
             <w:pPr>
               <w:spacing w:after="40" w:line="240" w:lineRule="auto"/>
             </w:pPr>
-            <w:r/>
             <w:r>
               <w:rPr>
                 <w:b w:val="0"/>
@@ -2835,7 +2616,6 @@
             <w:pPr>
               <w:spacing w:after="40" w:line="240" w:lineRule="auto"/>
             </w:pPr>
-            <w:r/>
             <w:r>
               <w:rPr>
                 <w:b w:val="0"/>
@@ -2855,7 +2635,6 @@
             <w:pPr>
               <w:spacing w:after="40" w:line="240" w:lineRule="auto"/>
             </w:pPr>
-            <w:r/>
             <w:r>
               <w:rPr>
                 <w:b w:val="0"/>
@@ -2875,7 +2654,6 @@
             <w:pPr>
               <w:spacing w:after="40" w:line="240" w:lineRule="auto"/>
             </w:pPr>
-            <w:r/>
             <w:r>
               <w:rPr>
                 <w:b w:val="0"/>
@@ -2895,7 +2673,6 @@
             <w:pPr>
               <w:spacing w:after="40" w:line="240" w:lineRule="auto"/>
             </w:pPr>
-            <w:r/>
             <w:r>
               <w:rPr>
                 <w:b w:val="0"/>
@@ -2915,7 +2692,6 @@
             <w:pPr>
               <w:spacing w:after="40" w:line="240" w:lineRule="auto"/>
             </w:pPr>
-            <w:r/>
             <w:r>
               <w:rPr>
                 <w:b w:val="0"/>
@@ -2935,7 +2711,6 @@
             <w:pPr>
               <w:spacing w:after="40" w:line="240" w:lineRule="auto"/>
             </w:pPr>
-            <w:r/>
             <w:r>
               <w:rPr>
                 <w:b w:val="0"/>
@@ -2954,7 +2729,6 @@
             <w:pPr>
               <w:spacing w:after="40" w:line="240" w:lineRule="auto"/>
             </w:pPr>
-            <w:r/>
             <w:r>
               <w:rPr>
                 <w:b w:val="0"/>
@@ -2975,7 +2749,6 @@
             <w:pPr>
               <w:spacing w:after="40" w:line="240" w:lineRule="auto"/>
             </w:pPr>
-            <w:r/>
             <w:r>
               <w:rPr>
                 <w:b w:val="0"/>
@@ -2995,7 +2768,6 @@
             <w:pPr>
               <w:spacing w:after="40" w:line="240" w:lineRule="auto"/>
             </w:pPr>
-            <w:r/>
             <w:r>
               <w:rPr>
                 <w:b w:val="0"/>
@@ -3015,7 +2787,6 @@
             <w:pPr>
               <w:spacing w:after="40" w:line="240" w:lineRule="auto"/>
             </w:pPr>
-            <w:r/>
             <w:r>
               <w:rPr>
                 <w:b w:val="0"/>
@@ -3035,7 +2806,6 @@
             <w:pPr>
               <w:spacing w:after="40" w:line="240" w:lineRule="auto"/>
             </w:pPr>
-            <w:r/>
             <w:r>
               <w:rPr>
                 <w:b w:val="0"/>
@@ -3055,7 +2825,6 @@
             <w:pPr>
               <w:spacing w:after="40" w:line="240" w:lineRule="auto"/>
             </w:pPr>
-            <w:r/>
             <w:r>
               <w:rPr>
                 <w:b w:val="0"/>
@@ -3075,7 +2844,6 @@
             <w:pPr>
               <w:spacing w:after="40" w:line="240" w:lineRule="auto"/>
             </w:pPr>
-            <w:r/>
             <w:r>
               <w:rPr>
                 <w:b w:val="0"/>
@@ -3095,7 +2863,6 @@
             <w:pPr>
               <w:spacing w:after="40" w:line="240" w:lineRule="auto"/>
             </w:pPr>
-            <w:r/>
             <w:r>
               <w:rPr>
                 <w:b w:val="0"/>
@@ -3114,7 +2881,6 @@
             <w:pPr>
               <w:spacing w:after="40" w:line="240" w:lineRule="auto"/>
             </w:pPr>
-            <w:r/>
             <w:r>
               <w:rPr>
                 <w:b w:val="0"/>
@@ -3135,7 +2901,6 @@
             <w:pPr>
               <w:spacing w:after="40" w:line="240" w:lineRule="auto"/>
             </w:pPr>
-            <w:r/>
             <w:r>
               <w:rPr>
                 <w:b w:val="0"/>
@@ -3155,7 +2920,6 @@
             <w:pPr>
               <w:spacing w:after="40" w:line="240" w:lineRule="auto"/>
             </w:pPr>
-            <w:r/>
             <w:r>
               <w:rPr>
                 <w:b w:val="0"/>
@@ -3175,7 +2939,6 @@
             <w:pPr>
               <w:spacing w:after="40" w:line="240" w:lineRule="auto"/>
             </w:pPr>
-            <w:r/>
             <w:r>
               <w:rPr>
                 <w:b w:val="0"/>
@@ -3195,7 +2958,6 @@
             <w:pPr>
               <w:spacing w:after="40" w:line="240" w:lineRule="auto"/>
             </w:pPr>
-            <w:r/>
             <w:r>
               <w:rPr>
                 <w:b w:val="0"/>
@@ -3215,7 +2977,6 @@
             <w:pPr>
               <w:spacing w:after="40" w:line="240" w:lineRule="auto"/>
             </w:pPr>
-            <w:r/>
             <w:r>
               <w:rPr>
                 <w:b w:val="0"/>
@@ -3235,7 +2996,6 @@
             <w:pPr>
               <w:spacing w:after="40" w:line="240" w:lineRule="auto"/>
             </w:pPr>
-            <w:r/>
             <w:r>
               <w:rPr>
                 <w:b w:val="0"/>
@@ -3255,7 +3015,6 @@
             <w:pPr>
               <w:spacing w:after="40" w:line="240" w:lineRule="auto"/>
             </w:pPr>
-            <w:r/>
             <w:r>
               <w:rPr>
                 <w:b w:val="0"/>
@@ -3274,7 +3033,6 @@
             <w:pPr>
               <w:spacing w:after="40" w:line="240" w:lineRule="auto"/>
             </w:pPr>
-            <w:r/>
             <w:r>
               <w:rPr>
                 <w:b w:val="0"/>
@@ -3337,22 +3095,39 @@
             </w:pPr>
             <w:r>
               <w:rPr>
+                <w:b/>
+                <w:i w:val="0"/>
                 <w:color w:val="FFFFFF"/>
-              </w:rPr>
-            </w:r>
+                <w:sz w:val="19"/>
+              </w:rPr>
+              <w:t>Tip</w:t>
+            </w:r>
+          </w:p>
+        </w:tc>
+        <w:tc>
+          <w:tcPr>
+            <w:tcW w:type="dxa" w:w="2360"/>
+            <w:vAlign w:val="top"/>
+            <w:shd w:val="clear" w:fill="1C5D8C"/>
+          </w:tcPr>
+          <w:p>
+            <w:pPr>
+              <w:spacing w:after="40" w:line="240" w:lineRule="auto"/>
+            </w:pPr>
             <w:r>
               <w:rPr>
                 <w:b/>
                 <w:i w:val="0"/>
-                <w:sz w:val="19"/>
-              </w:rPr>
-              <w:t>Tip</w:t>
-            </w:r>
-          </w:p>
-        </w:tc>
-        <w:tc>
-          <w:tcPr>
-            <w:tcW w:type="dxa" w:w="2360"/>
+                <w:color w:val="FFFFFF"/>
+                <w:sz w:val="19"/>
+              </w:rPr>
+              <w:t>Examen</w:t>
+            </w:r>
+          </w:p>
+        </w:tc>
+        <w:tc>
+          <w:tcPr>
+            <w:tcW w:type="dxa" w:w="1900"/>
             <w:vAlign w:val="top"/>
             <w:shd w:val="clear" w:fill="1C5D8C"/>
           </w:tcPr>
@@ -3362,22 +3137,39 @@
             </w:pPr>
             <w:r>
               <w:rPr>
+                <w:b/>
+                <w:i w:val="0"/>
                 <w:color w:val="FFFFFF"/>
-              </w:rPr>
-            </w:r>
+                <w:sz w:val="19"/>
+              </w:rPr>
+              <w:t>Indicație</w:t>
+            </w:r>
+          </w:p>
+        </w:tc>
+        <w:tc>
+          <w:tcPr>
+            <w:tcW w:type="dxa" w:w="760"/>
+            <w:vAlign w:val="top"/>
+            <w:shd w:val="clear" w:fill="1C5D8C"/>
+          </w:tcPr>
+          <w:p>
+            <w:pPr>
+              <w:spacing w:after="40" w:line="240" w:lineRule="auto"/>
+            </w:pPr>
             <w:r>
               <w:rPr>
                 <w:b/>
                 <w:i w:val="0"/>
-                <w:sz w:val="19"/>
-              </w:rPr>
-              <w:t>Examen</w:t>
-            </w:r>
-          </w:p>
-        </w:tc>
-        <w:tc>
-          <w:tcPr>
-            <w:tcW w:type="dxa" w:w="1900"/>
+                <w:color w:val="FFFFFF"/>
+                <w:sz w:val="19"/>
+              </w:rPr>
+              <w:t>Grad</w:t>
+            </w:r>
+          </w:p>
+        </w:tc>
+        <w:tc>
+          <w:tcPr>
+            <w:tcW w:type="dxa" w:w="800"/>
             <w:vAlign w:val="top"/>
             <w:shd w:val="clear" w:fill="1C5D8C"/>
           </w:tcPr>
@@ -3387,22 +3179,39 @@
             </w:pPr>
             <w:r>
               <w:rPr>
+                <w:b/>
+                <w:i w:val="0"/>
                 <w:color w:val="FFFFFF"/>
-              </w:rPr>
-            </w:r>
+                <w:sz w:val="19"/>
+              </w:rPr>
+              <w:t>Doză</w:t>
+            </w:r>
+          </w:p>
+        </w:tc>
+        <w:tc>
+          <w:tcPr>
+            <w:tcW w:type="dxa" w:w="3400"/>
+            <w:vAlign w:val="top"/>
+            <w:shd w:val="clear" w:fill="1C5D8C"/>
+          </w:tcPr>
+          <w:p>
+            <w:pPr>
+              <w:spacing w:after="40" w:line="240" w:lineRule="auto"/>
+            </w:pPr>
             <w:r>
               <w:rPr>
                 <w:b/>
                 <w:i w:val="0"/>
-                <w:sz w:val="19"/>
-              </w:rPr>
-              <w:t>Indicație</w:t>
-            </w:r>
-          </w:p>
-        </w:tc>
-        <w:tc>
-          <w:tcPr>
-            <w:tcW w:type="dxa" w:w="760"/>
+                <w:color w:val="FFFFFF"/>
+                <w:sz w:val="19"/>
+              </w:rPr>
+              <w:t>Comentarii</w:t>
+            </w:r>
+          </w:p>
+        </w:tc>
+        <w:tc>
+          <w:tcPr>
+            <w:tcW w:type="dxa" w:w="2100"/>
             <w:vAlign w:val="top"/>
             <w:shd w:val="clear" w:fill="1C5D8C"/>
           </w:tcPr>
@@ -3412,113 +3221,30 @@
             </w:pPr>
             <w:r>
               <w:rPr>
+                <w:b/>
+                <w:i w:val="0"/>
                 <w:color w:val="FFFFFF"/>
-              </w:rPr>
-            </w:r>
+                <w:sz w:val="19"/>
+              </w:rPr>
+              <w:t>Decizie</w:t>
+            </w:r>
+          </w:p>
+        </w:tc>
+        <w:tc>
+          <w:tcPr>
+            <w:tcW w:type="dxa" w:w="3160"/>
+            <w:vAlign w:val="top"/>
+            <w:shd w:val="clear" w:fill="1C5D8C"/>
+          </w:tcPr>
+          <w:p>
+            <w:pPr>
+              <w:spacing w:after="40" w:line="240" w:lineRule="auto"/>
+            </w:pPr>
             <w:r>
               <w:rPr>
                 <w:b/>
                 <w:i w:val="0"/>
-                <w:sz w:val="19"/>
-              </w:rPr>
-              <w:t>Grad</w:t>
-            </w:r>
-          </w:p>
-        </w:tc>
-        <w:tc>
-          <w:tcPr>
-            <w:tcW w:type="dxa" w:w="800"/>
-            <w:vAlign w:val="top"/>
-            <w:shd w:val="clear" w:fill="1C5D8C"/>
-          </w:tcPr>
-          <w:p>
-            <w:pPr>
-              <w:spacing w:after="40" w:line="240" w:lineRule="auto"/>
-            </w:pPr>
-            <w:r>
-              <w:rPr>
                 <w:color w:val="FFFFFF"/>
-              </w:rPr>
-            </w:r>
-            <w:r>
-              <w:rPr>
-                <w:b/>
-                <w:i w:val="0"/>
-                <w:sz w:val="19"/>
-              </w:rPr>
-              <w:t>Doză</w:t>
-            </w:r>
-          </w:p>
-        </w:tc>
-        <w:tc>
-          <w:tcPr>
-            <w:tcW w:type="dxa" w:w="3400"/>
-            <w:vAlign w:val="top"/>
-            <w:shd w:val="clear" w:fill="1C5D8C"/>
-          </w:tcPr>
-          <w:p>
-            <w:pPr>
-              <w:spacing w:after="40" w:line="240" w:lineRule="auto"/>
-            </w:pPr>
-            <w:r>
-              <w:rPr>
-                <w:color w:val="FFFFFF"/>
-              </w:rPr>
-            </w:r>
-            <w:r>
-              <w:rPr>
-                <w:b/>
-                <w:i w:val="0"/>
-                <w:sz w:val="19"/>
-              </w:rPr>
-              <w:t>Comentarii</w:t>
-            </w:r>
-          </w:p>
-        </w:tc>
-        <w:tc>
-          <w:tcPr>
-            <w:tcW w:type="dxa" w:w="2100"/>
-            <w:vAlign w:val="top"/>
-            <w:shd w:val="clear" w:fill="1C5D8C"/>
-          </w:tcPr>
-          <w:p>
-            <w:pPr>
-              <w:spacing w:after="40" w:line="240" w:lineRule="auto"/>
-            </w:pPr>
-            <w:r>
-              <w:rPr>
-                <w:color w:val="FFFFFF"/>
-              </w:rPr>
-            </w:r>
-            <w:r>
-              <w:rPr>
-                <w:b/>
-                <w:i w:val="0"/>
-                <w:sz w:val="19"/>
-              </w:rPr>
-              <w:t>Decizie</w:t>
-            </w:r>
-          </w:p>
-        </w:tc>
-        <w:tc>
-          <w:tcPr>
-            <w:tcW w:type="dxa" w:w="3160"/>
-            <w:vAlign w:val="top"/>
-            <w:shd w:val="clear" w:fill="1C5D8C"/>
-          </w:tcPr>
-          <w:p>
-            <w:pPr>
-              <w:spacing w:after="40" w:line="240" w:lineRule="auto"/>
-            </w:pPr>
-            <w:r>
-              <w:rPr>
-                <w:color w:val="FFFFFF"/>
-              </w:rPr>
-            </w:r>
-            <w:r>
-              <w:rPr>
-                <w:b/>
-                <w:i w:val="0"/>
                 <w:sz w:val="19"/>
               </w:rPr>
               <w:t>Comentariu editor</w:t>
@@ -3536,7 +3262,6 @@
             <w:pPr>
               <w:spacing w:after="40" w:line="240" w:lineRule="auto"/>
             </w:pPr>
-            <w:r/>
             <w:r>
               <w:rPr>
                 <w:b w:val="0"/>
@@ -3556,7 +3281,6 @@
             <w:pPr>
               <w:spacing w:after="40" w:line="240" w:lineRule="auto"/>
             </w:pPr>
-            <w:r/>
             <w:r>
               <w:rPr>
                 <w:b w:val="0"/>
@@ -3576,7 +3300,6 @@
             <w:pPr>
               <w:spacing w:after="40" w:line="240" w:lineRule="auto"/>
             </w:pPr>
-            <w:r/>
             <w:r>
               <w:rPr>
                 <w:b w:val="0"/>
@@ -3596,7 +3319,6 @@
             <w:pPr>
               <w:spacing w:after="40" w:line="240" w:lineRule="auto"/>
             </w:pPr>
-            <w:r/>
             <w:r>
               <w:rPr>
                 <w:b w:val="0"/>
@@ -3616,7 +3338,6 @@
             <w:pPr>
               <w:spacing w:after="40" w:line="240" w:lineRule="auto"/>
             </w:pPr>
-            <w:r/>
             <w:r>
               <w:rPr>
                 <w:b w:val="0"/>
@@ -3636,7 +3357,6 @@
             <w:pPr>
               <w:spacing w:after="40" w:line="240" w:lineRule="auto"/>
             </w:pPr>
-            <w:r/>
             <w:r>
               <w:rPr>
                 <w:b w:val="0"/>
@@ -3656,7 +3376,6 @@
             <w:pPr>
               <w:spacing w:after="40" w:line="240" w:lineRule="auto"/>
             </w:pPr>
-            <w:r/>
             <w:r>
               <w:rPr>
                 <w:b w:val="0"/>
@@ -3675,7 +3394,6 @@
             <w:pPr>
               <w:spacing w:after="40" w:line="240" w:lineRule="auto"/>
             </w:pPr>
-            <w:r/>
             <w:r>
               <w:rPr>
                 <w:b w:val="0"/>
@@ -3696,7 +3414,6 @@
             <w:pPr>
               <w:spacing w:after="40" w:line="240" w:lineRule="auto"/>
             </w:pPr>
-            <w:r/>
             <w:r>
               <w:rPr>
                 <w:b w:val="0"/>
@@ -3716,7 +3433,6 @@
             <w:pPr>
               <w:spacing w:after="40" w:line="240" w:lineRule="auto"/>
             </w:pPr>
-            <w:r/>
             <w:r>
               <w:rPr>
                 <w:b w:val="0"/>
@@ -3736,7 +3452,6 @@
             <w:pPr>
               <w:spacing w:after="40" w:line="240" w:lineRule="auto"/>
             </w:pPr>
-            <w:r/>
             <w:r>
               <w:rPr>
                 <w:b w:val="0"/>
@@ -3756,7 +3471,6 @@
             <w:pPr>
               <w:spacing w:after="40" w:line="240" w:lineRule="auto"/>
             </w:pPr>
-            <w:r/>
             <w:r>
               <w:rPr>
                 <w:b w:val="0"/>
@@ -3776,7 +3490,6 @@
             <w:pPr>
               <w:spacing w:after="40" w:line="240" w:lineRule="auto"/>
             </w:pPr>
-            <w:r/>
             <w:r>
               <w:rPr>
                 <w:b w:val="0"/>
@@ -3796,7 +3509,6 @@
             <w:pPr>
               <w:spacing w:after="40" w:line="240" w:lineRule="auto"/>
             </w:pPr>
-            <w:r/>
             <w:r>
               <w:rPr>
                 <w:b w:val="0"/>
@@ -3816,7 +3528,6 @@
             <w:pPr>
               <w:spacing w:after="40" w:line="240" w:lineRule="auto"/>
             </w:pPr>
-            <w:r/>
             <w:r>
               <w:rPr>
                 <w:b w:val="0"/>
@@ -3835,7 +3546,6 @@
             <w:pPr>
               <w:spacing w:after="40" w:line="240" w:lineRule="auto"/>
             </w:pPr>
-            <w:r/>
             <w:r>
               <w:rPr>
                 <w:b w:val="0"/>
@@ -3898,22 +3608,39 @@
             </w:pPr>
             <w:r>
               <w:rPr>
+                <w:b/>
+                <w:i w:val="0"/>
                 <w:color w:val="FFFFFF"/>
-              </w:rPr>
-            </w:r>
+                <w:sz w:val="19"/>
+              </w:rPr>
+              <w:t>Tip</w:t>
+            </w:r>
+          </w:p>
+        </w:tc>
+        <w:tc>
+          <w:tcPr>
+            <w:tcW w:type="dxa" w:w="2360"/>
+            <w:vAlign w:val="top"/>
+            <w:shd w:val="clear" w:fill="1C5D8C"/>
+          </w:tcPr>
+          <w:p>
+            <w:pPr>
+              <w:spacing w:after="40" w:line="240" w:lineRule="auto"/>
+            </w:pPr>
             <w:r>
               <w:rPr>
                 <w:b/>
                 <w:i w:val="0"/>
-                <w:sz w:val="19"/>
-              </w:rPr>
-              <w:t>Tip</w:t>
-            </w:r>
-          </w:p>
-        </w:tc>
-        <w:tc>
-          <w:tcPr>
-            <w:tcW w:type="dxa" w:w="2360"/>
+                <w:color w:val="FFFFFF"/>
+                <w:sz w:val="19"/>
+              </w:rPr>
+              <w:t>Examen</w:t>
+            </w:r>
+          </w:p>
+        </w:tc>
+        <w:tc>
+          <w:tcPr>
+            <w:tcW w:type="dxa" w:w="1900"/>
             <w:vAlign w:val="top"/>
             <w:shd w:val="clear" w:fill="1C5D8C"/>
           </w:tcPr>
@@ -3923,22 +3650,39 @@
             </w:pPr>
             <w:r>
               <w:rPr>
+                <w:b/>
+                <w:i w:val="0"/>
                 <w:color w:val="FFFFFF"/>
-              </w:rPr>
-            </w:r>
+                <w:sz w:val="19"/>
+              </w:rPr>
+              <w:t>Indicație</w:t>
+            </w:r>
+          </w:p>
+        </w:tc>
+        <w:tc>
+          <w:tcPr>
+            <w:tcW w:type="dxa" w:w="760"/>
+            <w:vAlign w:val="top"/>
+            <w:shd w:val="clear" w:fill="1C5D8C"/>
+          </w:tcPr>
+          <w:p>
+            <w:pPr>
+              <w:spacing w:after="40" w:line="240" w:lineRule="auto"/>
+            </w:pPr>
             <w:r>
               <w:rPr>
                 <w:b/>
                 <w:i w:val="0"/>
-                <w:sz w:val="19"/>
-              </w:rPr>
-              <w:t>Examen</w:t>
-            </w:r>
-          </w:p>
-        </w:tc>
-        <w:tc>
-          <w:tcPr>
-            <w:tcW w:type="dxa" w:w="1900"/>
+                <w:color w:val="FFFFFF"/>
+                <w:sz w:val="19"/>
+              </w:rPr>
+              <w:t>Grad</w:t>
+            </w:r>
+          </w:p>
+        </w:tc>
+        <w:tc>
+          <w:tcPr>
+            <w:tcW w:type="dxa" w:w="800"/>
             <w:vAlign w:val="top"/>
             <w:shd w:val="clear" w:fill="1C5D8C"/>
           </w:tcPr>
@@ -3948,22 +3692,39 @@
             </w:pPr>
             <w:r>
               <w:rPr>
+                <w:b/>
+                <w:i w:val="0"/>
                 <w:color w:val="FFFFFF"/>
-              </w:rPr>
-            </w:r>
+                <w:sz w:val="19"/>
+              </w:rPr>
+              <w:t>Doză</w:t>
+            </w:r>
+          </w:p>
+        </w:tc>
+        <w:tc>
+          <w:tcPr>
+            <w:tcW w:type="dxa" w:w="3400"/>
+            <w:vAlign w:val="top"/>
+            <w:shd w:val="clear" w:fill="1C5D8C"/>
+          </w:tcPr>
+          <w:p>
+            <w:pPr>
+              <w:spacing w:after="40" w:line="240" w:lineRule="auto"/>
+            </w:pPr>
             <w:r>
               <w:rPr>
                 <w:b/>
                 <w:i w:val="0"/>
-                <w:sz w:val="19"/>
-              </w:rPr>
-              <w:t>Indicație</w:t>
-            </w:r>
-          </w:p>
-        </w:tc>
-        <w:tc>
-          <w:tcPr>
-            <w:tcW w:type="dxa" w:w="760"/>
+                <w:color w:val="FFFFFF"/>
+                <w:sz w:val="19"/>
+              </w:rPr>
+              <w:t>Comentarii</w:t>
+            </w:r>
+          </w:p>
+        </w:tc>
+        <w:tc>
+          <w:tcPr>
+            <w:tcW w:type="dxa" w:w="2100"/>
             <w:vAlign w:val="top"/>
             <w:shd w:val="clear" w:fill="1C5D8C"/>
           </w:tcPr>
@@ -3973,113 +3734,30 @@
             </w:pPr>
             <w:r>
               <w:rPr>
+                <w:b/>
+                <w:i w:val="0"/>
                 <w:color w:val="FFFFFF"/>
-              </w:rPr>
-            </w:r>
+                <w:sz w:val="19"/>
+              </w:rPr>
+              <w:t>Decizie</w:t>
+            </w:r>
+          </w:p>
+        </w:tc>
+        <w:tc>
+          <w:tcPr>
+            <w:tcW w:type="dxa" w:w="3160"/>
+            <w:vAlign w:val="top"/>
+            <w:shd w:val="clear" w:fill="1C5D8C"/>
+          </w:tcPr>
+          <w:p>
+            <w:pPr>
+              <w:spacing w:after="40" w:line="240" w:lineRule="auto"/>
+            </w:pPr>
             <w:r>
               <w:rPr>
                 <w:b/>
                 <w:i w:val="0"/>
-                <w:sz w:val="19"/>
-              </w:rPr>
-              <w:t>Grad</w:t>
-            </w:r>
-          </w:p>
-        </w:tc>
-        <w:tc>
-          <w:tcPr>
-            <w:tcW w:type="dxa" w:w="800"/>
-            <w:vAlign w:val="top"/>
-            <w:shd w:val="clear" w:fill="1C5D8C"/>
-          </w:tcPr>
-          <w:p>
-            <w:pPr>
-              <w:spacing w:after="40" w:line="240" w:lineRule="auto"/>
-            </w:pPr>
-            <w:r>
-              <w:rPr>
                 <w:color w:val="FFFFFF"/>
-              </w:rPr>
-            </w:r>
-            <w:r>
-              <w:rPr>
-                <w:b/>
-                <w:i w:val="0"/>
-                <w:sz w:val="19"/>
-              </w:rPr>
-              <w:t>Doză</w:t>
-            </w:r>
-          </w:p>
-        </w:tc>
-        <w:tc>
-          <w:tcPr>
-            <w:tcW w:type="dxa" w:w="3400"/>
-            <w:vAlign w:val="top"/>
-            <w:shd w:val="clear" w:fill="1C5D8C"/>
-          </w:tcPr>
-          <w:p>
-            <w:pPr>
-              <w:spacing w:after="40" w:line="240" w:lineRule="auto"/>
-            </w:pPr>
-            <w:r>
-              <w:rPr>
-                <w:color w:val="FFFFFF"/>
-              </w:rPr>
-            </w:r>
-            <w:r>
-              <w:rPr>
-                <w:b/>
-                <w:i w:val="0"/>
-                <w:sz w:val="19"/>
-              </w:rPr>
-              <w:t>Comentarii</w:t>
-            </w:r>
-          </w:p>
-        </w:tc>
-        <w:tc>
-          <w:tcPr>
-            <w:tcW w:type="dxa" w:w="2100"/>
-            <w:vAlign w:val="top"/>
-            <w:shd w:val="clear" w:fill="1C5D8C"/>
-          </w:tcPr>
-          <w:p>
-            <w:pPr>
-              <w:spacing w:after="40" w:line="240" w:lineRule="auto"/>
-            </w:pPr>
-            <w:r>
-              <w:rPr>
-                <w:color w:val="FFFFFF"/>
-              </w:rPr>
-            </w:r>
-            <w:r>
-              <w:rPr>
-                <w:b/>
-                <w:i w:val="0"/>
-                <w:sz w:val="19"/>
-              </w:rPr>
-              <w:t>Decizie</w:t>
-            </w:r>
-          </w:p>
-        </w:tc>
-        <w:tc>
-          <w:tcPr>
-            <w:tcW w:type="dxa" w:w="3160"/>
-            <w:vAlign w:val="top"/>
-            <w:shd w:val="clear" w:fill="1C5D8C"/>
-          </w:tcPr>
-          <w:p>
-            <w:pPr>
-              <w:spacing w:after="40" w:line="240" w:lineRule="auto"/>
-            </w:pPr>
-            <w:r>
-              <w:rPr>
-                <w:color w:val="FFFFFF"/>
-              </w:rPr>
-            </w:r>
-            <w:r>
-              <w:rPr>
-                <w:b/>
-                <w:i w:val="0"/>
                 <w:sz w:val="19"/>
               </w:rPr>
               <w:t>Comentariu editor</w:t>
@@ -4097,7 +3775,6 @@
             <w:pPr>
               <w:spacing w:after="40" w:line="240" w:lineRule="auto"/>
             </w:pPr>
-            <w:r/>
             <w:r>
               <w:rPr>
                 <w:b w:val="0"/>
@@ -4117,7 +3794,6 @@
             <w:pPr>
               <w:spacing w:after="40" w:line="240" w:lineRule="auto"/>
             </w:pPr>
-            <w:r/>
             <w:r>
               <w:rPr>
                 <w:b w:val="0"/>
@@ -4137,7 +3813,6 @@
             <w:pPr>
               <w:spacing w:after="40" w:line="240" w:lineRule="auto"/>
             </w:pPr>
-            <w:r/>
             <w:r>
               <w:rPr>
                 <w:b w:val="0"/>
@@ -4157,7 +3832,6 @@
             <w:pPr>
               <w:spacing w:after="40" w:line="240" w:lineRule="auto"/>
             </w:pPr>
-            <w:r/>
             <w:r>
               <w:rPr>
                 <w:b w:val="0"/>
@@ -4177,7 +3851,6 @@
             <w:pPr>
               <w:spacing w:after="40" w:line="240" w:lineRule="auto"/>
             </w:pPr>
-            <w:r/>
             <w:r>
               <w:rPr>
                 <w:b w:val="0"/>
@@ -4197,7 +3870,6 @@
             <w:pPr>
               <w:spacing w:after="40" w:line="240" w:lineRule="auto"/>
             </w:pPr>
-            <w:r/>
             <w:r>
               <w:rPr>
                 <w:b w:val="0"/>
@@ -4217,7 +3889,6 @@
             <w:pPr>
               <w:spacing w:after="40" w:line="240" w:lineRule="auto"/>
             </w:pPr>
-            <w:r/>
             <w:r>
               <w:rPr>
                 <w:b w:val="0"/>
@@ -4236,7 +3907,6 @@
             <w:pPr>
               <w:spacing w:after="40" w:line="240" w:lineRule="auto"/>
             </w:pPr>
-            <w:r/>
             <w:r>
               <w:rPr>
                 <w:b w:val="0"/>
@@ -4257,7 +3927,6 @@
             <w:pPr>
               <w:spacing w:after="40" w:line="240" w:lineRule="auto"/>
             </w:pPr>
-            <w:r/>
             <w:r>
               <w:rPr>
                 <w:b w:val="0"/>
@@ -4277,7 +3946,6 @@
             <w:pPr>
               <w:spacing w:after="40" w:line="240" w:lineRule="auto"/>
             </w:pPr>
-            <w:r/>
             <w:r>
               <w:rPr>
                 <w:b w:val="0"/>
@@ -4297,7 +3965,6 @@
             <w:pPr>
               <w:spacing w:after="40" w:line="240" w:lineRule="auto"/>
             </w:pPr>
-            <w:r/>
             <w:r>
               <w:rPr>
                 <w:b w:val="0"/>
@@ -4317,7 +3984,6 @@
             <w:pPr>
               <w:spacing w:after="40" w:line="240" w:lineRule="auto"/>
             </w:pPr>
-            <w:r/>
             <w:r>
               <w:rPr>
                 <w:b w:val="0"/>
@@ -4337,7 +4003,6 @@
             <w:pPr>
               <w:spacing w:after="40" w:line="240" w:lineRule="auto"/>
             </w:pPr>
-            <w:r/>
             <w:r>
               <w:rPr>
                 <w:b w:val="0"/>
@@ -4357,7 +4022,6 @@
             <w:pPr>
               <w:spacing w:after="40" w:line="240" w:lineRule="auto"/>
             </w:pPr>
-            <w:r/>
             <w:r>
               <w:rPr>
                 <w:b w:val="0"/>
@@ -4377,7 +4041,6 @@
             <w:pPr>
               <w:spacing w:after="40" w:line="240" w:lineRule="auto"/>
             </w:pPr>
-            <w:r/>
             <w:r>
               <w:rPr>
                 <w:b w:val="0"/>
@@ -4396,7 +4059,6 @@
             <w:pPr>
               <w:spacing w:after="40" w:line="240" w:lineRule="auto"/>
             </w:pPr>
-            <w:r/>
             <w:r>
               <w:rPr>
                 <w:b w:val="0"/>
@@ -4417,7 +4079,6 @@
             <w:pPr>
               <w:spacing w:after="40" w:line="240" w:lineRule="auto"/>
             </w:pPr>
-            <w:r/>
             <w:r>
               <w:rPr>
                 <w:b w:val="0"/>
@@ -4437,7 +4098,6 @@
             <w:pPr>
               <w:spacing w:after="40" w:line="240" w:lineRule="auto"/>
             </w:pPr>
-            <w:r/>
             <w:r>
               <w:rPr>
                 <w:b w:val="0"/>
@@ -4457,7 +4117,6 @@
             <w:pPr>
               <w:spacing w:after="40" w:line="240" w:lineRule="auto"/>
             </w:pPr>
-            <w:r/>
             <w:r>
               <w:rPr>
                 <w:b w:val="0"/>
@@ -4477,7 +4136,6 @@
             <w:pPr>
               <w:spacing w:after="40" w:line="240" w:lineRule="auto"/>
             </w:pPr>
-            <w:r/>
             <w:r>
               <w:rPr>
                 <w:b w:val="0"/>
@@ -4497,7 +4155,6 @@
             <w:pPr>
               <w:spacing w:after="40" w:line="240" w:lineRule="auto"/>
             </w:pPr>
-            <w:r/>
             <w:r>
               <w:rPr>
                 <w:b w:val="0"/>
@@ -4517,7 +4174,6 @@
             <w:pPr>
               <w:spacing w:after="40" w:line="240" w:lineRule="auto"/>
             </w:pPr>
-            <w:r/>
             <w:r>
               <w:rPr>
                 <w:b w:val="0"/>
@@ -4537,7 +4193,6 @@
             <w:pPr>
               <w:spacing w:after="40" w:line="240" w:lineRule="auto"/>
             </w:pPr>
-            <w:r/>
             <w:r>
               <w:rPr>
                 <w:b w:val="0"/>
@@ -4556,7 +4211,6 @@
             <w:pPr>
               <w:spacing w:after="40" w:line="240" w:lineRule="auto"/>
             </w:pPr>
-            <w:r/>
             <w:r>
               <w:rPr>
                 <w:b w:val="0"/>
@@ -4619,22 +4273,39 @@
             </w:pPr>
             <w:r>
               <w:rPr>
+                <w:b/>
+                <w:i w:val="0"/>
                 <w:color w:val="FFFFFF"/>
-              </w:rPr>
-            </w:r>
+                <w:sz w:val="19"/>
+              </w:rPr>
+              <w:t>Tip</w:t>
+            </w:r>
+          </w:p>
+        </w:tc>
+        <w:tc>
+          <w:tcPr>
+            <w:tcW w:type="dxa" w:w="2360"/>
+            <w:vAlign w:val="top"/>
+            <w:shd w:val="clear" w:fill="1C5D8C"/>
+          </w:tcPr>
+          <w:p>
+            <w:pPr>
+              <w:spacing w:after="40" w:line="240" w:lineRule="auto"/>
+            </w:pPr>
             <w:r>
               <w:rPr>
                 <w:b/>
                 <w:i w:val="0"/>
-                <w:sz w:val="19"/>
-              </w:rPr>
-              <w:t>Tip</w:t>
-            </w:r>
-          </w:p>
-        </w:tc>
-        <w:tc>
-          <w:tcPr>
-            <w:tcW w:type="dxa" w:w="2360"/>
+                <w:color w:val="FFFFFF"/>
+                <w:sz w:val="19"/>
+              </w:rPr>
+              <w:t>Examen</w:t>
+            </w:r>
+          </w:p>
+        </w:tc>
+        <w:tc>
+          <w:tcPr>
+            <w:tcW w:type="dxa" w:w="1900"/>
             <w:vAlign w:val="top"/>
             <w:shd w:val="clear" w:fill="1C5D8C"/>
           </w:tcPr>
@@ -4644,22 +4315,39 @@
             </w:pPr>
             <w:r>
               <w:rPr>
+                <w:b/>
+                <w:i w:val="0"/>
                 <w:color w:val="FFFFFF"/>
-              </w:rPr>
-            </w:r>
+                <w:sz w:val="19"/>
+              </w:rPr>
+              <w:t>Indicație</w:t>
+            </w:r>
+          </w:p>
+        </w:tc>
+        <w:tc>
+          <w:tcPr>
+            <w:tcW w:type="dxa" w:w="760"/>
+            <w:vAlign w:val="top"/>
+            <w:shd w:val="clear" w:fill="1C5D8C"/>
+          </w:tcPr>
+          <w:p>
+            <w:pPr>
+              <w:spacing w:after="40" w:line="240" w:lineRule="auto"/>
+            </w:pPr>
             <w:r>
               <w:rPr>
                 <w:b/>
                 <w:i w:val="0"/>
-                <w:sz w:val="19"/>
-              </w:rPr>
-              <w:t>Examen</w:t>
-            </w:r>
-          </w:p>
-        </w:tc>
-        <w:tc>
-          <w:tcPr>
-            <w:tcW w:type="dxa" w:w="1900"/>
+                <w:color w:val="FFFFFF"/>
+                <w:sz w:val="19"/>
+              </w:rPr>
+              <w:t>Grad</w:t>
+            </w:r>
+          </w:p>
+        </w:tc>
+        <w:tc>
+          <w:tcPr>
+            <w:tcW w:type="dxa" w:w="800"/>
             <w:vAlign w:val="top"/>
             <w:shd w:val="clear" w:fill="1C5D8C"/>
           </w:tcPr>
@@ -4669,22 +4357,39 @@
             </w:pPr>
             <w:r>
               <w:rPr>
+                <w:b/>
+                <w:i w:val="0"/>
                 <w:color w:val="FFFFFF"/>
-              </w:rPr>
-            </w:r>
+                <w:sz w:val="19"/>
+              </w:rPr>
+              <w:t>Doză</w:t>
+            </w:r>
+          </w:p>
+        </w:tc>
+        <w:tc>
+          <w:tcPr>
+            <w:tcW w:type="dxa" w:w="3400"/>
+            <w:vAlign w:val="top"/>
+            <w:shd w:val="clear" w:fill="1C5D8C"/>
+          </w:tcPr>
+          <w:p>
+            <w:pPr>
+              <w:spacing w:after="40" w:line="240" w:lineRule="auto"/>
+            </w:pPr>
             <w:r>
               <w:rPr>
                 <w:b/>
                 <w:i w:val="0"/>
-                <w:sz w:val="19"/>
-              </w:rPr>
-              <w:t>Indicație</w:t>
-            </w:r>
-          </w:p>
-        </w:tc>
-        <w:tc>
-          <w:tcPr>
-            <w:tcW w:type="dxa" w:w="760"/>
+                <w:color w:val="FFFFFF"/>
+                <w:sz w:val="19"/>
+              </w:rPr>
+              <w:t>Comentarii</w:t>
+            </w:r>
+          </w:p>
+        </w:tc>
+        <w:tc>
+          <w:tcPr>
+            <w:tcW w:type="dxa" w:w="2100"/>
             <w:vAlign w:val="top"/>
             <w:shd w:val="clear" w:fill="1C5D8C"/>
           </w:tcPr>
@@ -4694,113 +4399,30 @@
             </w:pPr>
             <w:r>
               <w:rPr>
+                <w:b/>
+                <w:i w:val="0"/>
                 <w:color w:val="FFFFFF"/>
-              </w:rPr>
-            </w:r>
+                <w:sz w:val="19"/>
+              </w:rPr>
+              <w:t>Decizie</w:t>
+            </w:r>
+          </w:p>
+        </w:tc>
+        <w:tc>
+          <w:tcPr>
+            <w:tcW w:type="dxa" w:w="3160"/>
+            <w:vAlign w:val="top"/>
+            <w:shd w:val="clear" w:fill="1C5D8C"/>
+          </w:tcPr>
+          <w:p>
+            <w:pPr>
+              <w:spacing w:after="40" w:line="240" w:lineRule="auto"/>
+            </w:pPr>
             <w:r>
               <w:rPr>
                 <w:b/>
                 <w:i w:val="0"/>
-                <w:sz w:val="19"/>
-              </w:rPr>
-              <w:t>Grad</w:t>
-            </w:r>
-          </w:p>
-        </w:tc>
-        <w:tc>
-          <w:tcPr>
-            <w:tcW w:type="dxa" w:w="800"/>
-            <w:vAlign w:val="top"/>
-            <w:shd w:val="clear" w:fill="1C5D8C"/>
-          </w:tcPr>
-          <w:p>
-            <w:pPr>
-              <w:spacing w:after="40" w:line="240" w:lineRule="auto"/>
-            </w:pPr>
-            <w:r>
-              <w:rPr>
                 <w:color w:val="FFFFFF"/>
-              </w:rPr>
-            </w:r>
-            <w:r>
-              <w:rPr>
-                <w:b/>
-                <w:i w:val="0"/>
-                <w:sz w:val="19"/>
-              </w:rPr>
-              <w:t>Doză</w:t>
-            </w:r>
-          </w:p>
-        </w:tc>
-        <w:tc>
-          <w:tcPr>
-            <w:tcW w:type="dxa" w:w="3400"/>
-            <w:vAlign w:val="top"/>
-            <w:shd w:val="clear" w:fill="1C5D8C"/>
-          </w:tcPr>
-          <w:p>
-            <w:pPr>
-              <w:spacing w:after="40" w:line="240" w:lineRule="auto"/>
-            </w:pPr>
-            <w:r>
-              <w:rPr>
-                <w:color w:val="FFFFFF"/>
-              </w:rPr>
-            </w:r>
-            <w:r>
-              <w:rPr>
-                <w:b/>
-                <w:i w:val="0"/>
-                <w:sz w:val="19"/>
-              </w:rPr>
-              <w:t>Comentarii</w:t>
-            </w:r>
-          </w:p>
-        </w:tc>
-        <w:tc>
-          <w:tcPr>
-            <w:tcW w:type="dxa" w:w="2100"/>
-            <w:vAlign w:val="top"/>
-            <w:shd w:val="clear" w:fill="1C5D8C"/>
-          </w:tcPr>
-          <w:p>
-            <w:pPr>
-              <w:spacing w:after="40" w:line="240" w:lineRule="auto"/>
-            </w:pPr>
-            <w:r>
-              <w:rPr>
-                <w:color w:val="FFFFFF"/>
-              </w:rPr>
-            </w:r>
-            <w:r>
-              <w:rPr>
-                <w:b/>
-                <w:i w:val="0"/>
-                <w:sz w:val="19"/>
-              </w:rPr>
-              <w:t>Decizie</w:t>
-            </w:r>
-          </w:p>
-        </w:tc>
-        <w:tc>
-          <w:tcPr>
-            <w:tcW w:type="dxa" w:w="3160"/>
-            <w:vAlign w:val="top"/>
-            <w:shd w:val="clear" w:fill="1C5D8C"/>
-          </w:tcPr>
-          <w:p>
-            <w:pPr>
-              <w:spacing w:after="40" w:line="240" w:lineRule="auto"/>
-            </w:pPr>
-            <w:r>
-              <w:rPr>
-                <w:color w:val="FFFFFF"/>
-              </w:rPr>
-            </w:r>
-            <w:r>
-              <w:rPr>
-                <w:b/>
-                <w:i w:val="0"/>
                 <w:sz w:val="19"/>
               </w:rPr>
               <w:t>Comentariu editor</w:t>
@@ -4818,7 +4440,6 @@
             <w:pPr>
               <w:spacing w:after="40" w:line="240" w:lineRule="auto"/>
             </w:pPr>
-            <w:r/>
             <w:r>
               <w:rPr>
                 <w:b w:val="0"/>
@@ -4838,7 +4459,6 @@
             <w:pPr>
               <w:spacing w:after="40" w:line="240" w:lineRule="auto"/>
             </w:pPr>
-            <w:r/>
             <w:r>
               <w:rPr>
                 <w:b w:val="0"/>
@@ -4858,7 +4478,6 @@
             <w:pPr>
               <w:spacing w:after="40" w:line="240" w:lineRule="auto"/>
             </w:pPr>
-            <w:r/>
             <w:r>
               <w:rPr>
                 <w:b w:val="0"/>
@@ -4878,7 +4497,6 @@
             <w:pPr>
               <w:spacing w:after="40" w:line="240" w:lineRule="auto"/>
             </w:pPr>
-            <w:r/>
             <w:r>
               <w:rPr>
                 <w:b w:val="0"/>
@@ -4898,7 +4516,6 @@
             <w:pPr>
               <w:spacing w:after="40" w:line="240" w:lineRule="auto"/>
             </w:pPr>
-            <w:r/>
             <w:r>
               <w:rPr>
                 <w:b w:val="0"/>
@@ -4918,7 +4535,6 @@
             <w:pPr>
               <w:spacing w:after="40" w:line="240" w:lineRule="auto"/>
             </w:pPr>
-            <w:r/>
             <w:r>
               <w:rPr>
                 <w:b w:val="0"/>
@@ -4938,7 +4554,6 @@
             <w:pPr>
               <w:spacing w:after="40" w:line="240" w:lineRule="auto"/>
             </w:pPr>
-            <w:r/>
             <w:r>
               <w:rPr>
                 <w:b w:val="0"/>
@@ -4957,7 +4572,6 @@
             <w:pPr>
               <w:spacing w:after="40" w:line="240" w:lineRule="auto"/>
             </w:pPr>
-            <w:r/>
             <w:r>
               <w:rPr>
                 <w:b w:val="0"/>
@@ -4978,7 +4592,6 @@
             <w:pPr>
               <w:spacing w:after="40" w:line="240" w:lineRule="auto"/>
             </w:pPr>
-            <w:r/>
             <w:r>
               <w:rPr>
                 <w:b w:val="0"/>
@@ -4998,7 +4611,6 @@
             <w:pPr>
               <w:spacing w:after="40" w:line="240" w:lineRule="auto"/>
             </w:pPr>
-            <w:r/>
             <w:r>
               <w:rPr>
                 <w:b w:val="0"/>
@@ -5018,7 +4630,6 @@
             <w:pPr>
               <w:spacing w:after="40" w:line="240" w:lineRule="auto"/>
             </w:pPr>
-            <w:r/>
             <w:r>
               <w:rPr>
                 <w:b w:val="0"/>
@@ -5038,7 +4649,6 @@
             <w:pPr>
               <w:spacing w:after="40" w:line="240" w:lineRule="auto"/>
             </w:pPr>
-            <w:r/>
             <w:r>
               <w:rPr>
                 <w:b w:val="0"/>
@@ -5058,7 +4668,6 @@
             <w:pPr>
               <w:spacing w:after="40" w:line="240" w:lineRule="auto"/>
             </w:pPr>
-            <w:r/>
             <w:r>
               <w:rPr>
                 <w:b w:val="0"/>
@@ -5078,7 +4687,6 @@
             <w:pPr>
               <w:spacing w:after="40" w:line="240" w:lineRule="auto"/>
             </w:pPr>
-            <w:r/>
             <w:r>
               <w:rPr>
                 <w:b w:val="0"/>
@@ -5098,7 +4706,6 @@
             <w:pPr>
               <w:spacing w:after="40" w:line="240" w:lineRule="auto"/>
             </w:pPr>
-            <w:r/>
             <w:r>
               <w:rPr>
                 <w:b w:val="0"/>
@@ -5117,7 +4724,6 @@
             <w:pPr>
               <w:spacing w:after="40" w:line="240" w:lineRule="auto"/>
             </w:pPr>
-            <w:r/>
             <w:r>
               <w:rPr>
                 <w:b w:val="0"/>
@@ -5180,22 +4786,39 @@
             </w:pPr>
             <w:r>
               <w:rPr>
+                <w:b/>
+                <w:i w:val="0"/>
                 <w:color w:val="FFFFFF"/>
-              </w:rPr>
-            </w:r>
+                <w:sz w:val="19"/>
+              </w:rPr>
+              <w:t>Tip</w:t>
+            </w:r>
+          </w:p>
+        </w:tc>
+        <w:tc>
+          <w:tcPr>
+            <w:tcW w:type="dxa" w:w="2360"/>
+            <w:vAlign w:val="top"/>
+            <w:shd w:val="clear" w:fill="1C5D8C"/>
+          </w:tcPr>
+          <w:p>
+            <w:pPr>
+              <w:spacing w:after="40" w:line="240" w:lineRule="auto"/>
+            </w:pPr>
             <w:r>
               <w:rPr>
                 <w:b/>
                 <w:i w:val="0"/>
-                <w:sz w:val="19"/>
-              </w:rPr>
-              <w:t>Tip</w:t>
-            </w:r>
-          </w:p>
-        </w:tc>
-        <w:tc>
-          <w:tcPr>
-            <w:tcW w:type="dxa" w:w="2360"/>
+                <w:color w:val="FFFFFF"/>
+                <w:sz w:val="19"/>
+              </w:rPr>
+              <w:t>Examen</w:t>
+            </w:r>
+          </w:p>
+        </w:tc>
+        <w:tc>
+          <w:tcPr>
+            <w:tcW w:type="dxa" w:w="1900"/>
             <w:vAlign w:val="top"/>
             <w:shd w:val="clear" w:fill="1C5D8C"/>
           </w:tcPr>
@@ -5205,22 +4828,39 @@
             </w:pPr>
             <w:r>
               <w:rPr>
+                <w:b/>
+                <w:i w:val="0"/>
                 <w:color w:val="FFFFFF"/>
-              </w:rPr>
-            </w:r>
+                <w:sz w:val="19"/>
+              </w:rPr>
+              <w:t>Indicație</w:t>
+            </w:r>
+          </w:p>
+        </w:tc>
+        <w:tc>
+          <w:tcPr>
+            <w:tcW w:type="dxa" w:w="760"/>
+            <w:vAlign w:val="top"/>
+            <w:shd w:val="clear" w:fill="1C5D8C"/>
+          </w:tcPr>
+          <w:p>
+            <w:pPr>
+              <w:spacing w:after="40" w:line="240" w:lineRule="auto"/>
+            </w:pPr>
             <w:r>
               <w:rPr>
                 <w:b/>
                 <w:i w:val="0"/>
-                <w:sz w:val="19"/>
-              </w:rPr>
-              <w:t>Examen</w:t>
-            </w:r>
-          </w:p>
-        </w:tc>
-        <w:tc>
-          <w:tcPr>
-            <w:tcW w:type="dxa" w:w="1900"/>
+                <w:color w:val="FFFFFF"/>
+                <w:sz w:val="19"/>
+              </w:rPr>
+              <w:t>Grad</w:t>
+            </w:r>
+          </w:p>
+        </w:tc>
+        <w:tc>
+          <w:tcPr>
+            <w:tcW w:type="dxa" w:w="800"/>
             <w:vAlign w:val="top"/>
             <w:shd w:val="clear" w:fill="1C5D8C"/>
           </w:tcPr>
@@ -5230,22 +4870,39 @@
             </w:pPr>
             <w:r>
               <w:rPr>
+                <w:b/>
+                <w:i w:val="0"/>
                 <w:color w:val="FFFFFF"/>
-              </w:rPr>
-            </w:r>
+                <w:sz w:val="19"/>
+              </w:rPr>
+              <w:t>Doză</w:t>
+            </w:r>
+          </w:p>
+        </w:tc>
+        <w:tc>
+          <w:tcPr>
+            <w:tcW w:type="dxa" w:w="3400"/>
+            <w:vAlign w:val="top"/>
+            <w:shd w:val="clear" w:fill="1C5D8C"/>
+          </w:tcPr>
+          <w:p>
+            <w:pPr>
+              <w:spacing w:after="40" w:line="240" w:lineRule="auto"/>
+            </w:pPr>
             <w:r>
               <w:rPr>
                 <w:b/>
                 <w:i w:val="0"/>
-                <w:sz w:val="19"/>
-              </w:rPr>
-              <w:t>Indicație</w:t>
-            </w:r>
-          </w:p>
-        </w:tc>
-        <w:tc>
-          <w:tcPr>
-            <w:tcW w:type="dxa" w:w="760"/>
+                <w:color w:val="FFFFFF"/>
+                <w:sz w:val="19"/>
+              </w:rPr>
+              <w:t>Comentarii</w:t>
+            </w:r>
+          </w:p>
+        </w:tc>
+        <w:tc>
+          <w:tcPr>
+            <w:tcW w:type="dxa" w:w="2100"/>
             <w:vAlign w:val="top"/>
             <w:shd w:val="clear" w:fill="1C5D8C"/>
           </w:tcPr>
@@ -5255,113 +4912,30 @@
             </w:pPr>
             <w:r>
               <w:rPr>
+                <w:b/>
+                <w:i w:val="0"/>
                 <w:color w:val="FFFFFF"/>
-              </w:rPr>
-            </w:r>
+                <w:sz w:val="19"/>
+              </w:rPr>
+              <w:t>Decizie</w:t>
+            </w:r>
+          </w:p>
+        </w:tc>
+        <w:tc>
+          <w:tcPr>
+            <w:tcW w:type="dxa" w:w="3160"/>
+            <w:vAlign w:val="top"/>
+            <w:shd w:val="clear" w:fill="1C5D8C"/>
+          </w:tcPr>
+          <w:p>
+            <w:pPr>
+              <w:spacing w:after="40" w:line="240" w:lineRule="auto"/>
+            </w:pPr>
             <w:r>
               <w:rPr>
                 <w:b/>
                 <w:i w:val="0"/>
-                <w:sz w:val="19"/>
-              </w:rPr>
-              <w:t>Grad</w:t>
-            </w:r>
-          </w:p>
-        </w:tc>
-        <w:tc>
-          <w:tcPr>
-            <w:tcW w:type="dxa" w:w="800"/>
-            <w:vAlign w:val="top"/>
-            <w:shd w:val="clear" w:fill="1C5D8C"/>
-          </w:tcPr>
-          <w:p>
-            <w:pPr>
-              <w:spacing w:after="40" w:line="240" w:lineRule="auto"/>
-            </w:pPr>
-            <w:r>
-              <w:rPr>
                 <w:color w:val="FFFFFF"/>
-              </w:rPr>
-            </w:r>
-            <w:r>
-              <w:rPr>
-                <w:b/>
-                <w:i w:val="0"/>
-                <w:sz w:val="19"/>
-              </w:rPr>
-              <w:t>Doză</w:t>
-            </w:r>
-          </w:p>
-        </w:tc>
-        <w:tc>
-          <w:tcPr>
-            <w:tcW w:type="dxa" w:w="3400"/>
-            <w:vAlign w:val="top"/>
-            <w:shd w:val="clear" w:fill="1C5D8C"/>
-          </w:tcPr>
-          <w:p>
-            <w:pPr>
-              <w:spacing w:after="40" w:line="240" w:lineRule="auto"/>
-            </w:pPr>
-            <w:r>
-              <w:rPr>
-                <w:color w:val="FFFFFF"/>
-              </w:rPr>
-            </w:r>
-            <w:r>
-              <w:rPr>
-                <w:b/>
-                <w:i w:val="0"/>
-                <w:sz w:val="19"/>
-              </w:rPr>
-              <w:t>Comentarii</w:t>
-            </w:r>
-          </w:p>
-        </w:tc>
-        <w:tc>
-          <w:tcPr>
-            <w:tcW w:type="dxa" w:w="2100"/>
-            <w:vAlign w:val="top"/>
-            <w:shd w:val="clear" w:fill="1C5D8C"/>
-          </w:tcPr>
-          <w:p>
-            <w:pPr>
-              <w:spacing w:after="40" w:line="240" w:lineRule="auto"/>
-            </w:pPr>
-            <w:r>
-              <w:rPr>
-                <w:color w:val="FFFFFF"/>
-              </w:rPr>
-            </w:r>
-            <w:r>
-              <w:rPr>
-                <w:b/>
-                <w:i w:val="0"/>
-                <w:sz w:val="19"/>
-              </w:rPr>
-              <w:t>Decizie</w:t>
-            </w:r>
-          </w:p>
-        </w:tc>
-        <w:tc>
-          <w:tcPr>
-            <w:tcW w:type="dxa" w:w="3160"/>
-            <w:vAlign w:val="top"/>
-            <w:shd w:val="clear" w:fill="1C5D8C"/>
-          </w:tcPr>
-          <w:p>
-            <w:pPr>
-              <w:spacing w:after="40" w:line="240" w:lineRule="auto"/>
-            </w:pPr>
-            <w:r>
-              <w:rPr>
-                <w:color w:val="FFFFFF"/>
-              </w:rPr>
-            </w:r>
-            <w:r>
-              <w:rPr>
-                <w:b/>
-                <w:i w:val="0"/>
                 <w:sz w:val="19"/>
               </w:rPr>
               <w:t>Comentariu editor</w:t>
@@ -5379,7 +4953,6 @@
             <w:pPr>
               <w:spacing w:after="40" w:line="240" w:lineRule="auto"/>
             </w:pPr>
-            <w:r/>
             <w:r>
               <w:rPr>
                 <w:b w:val="0"/>
@@ -5399,7 +4972,6 @@
             <w:pPr>
               <w:spacing w:after="40" w:line="240" w:lineRule="auto"/>
             </w:pPr>
-            <w:r/>
             <w:r>
               <w:rPr>
                 <w:b w:val="0"/>
@@ -5419,7 +4991,6 @@
             <w:pPr>
               <w:spacing w:after="40" w:line="240" w:lineRule="auto"/>
             </w:pPr>
-            <w:r/>
             <w:r>
               <w:rPr>
                 <w:b w:val="0"/>
@@ -5439,7 +5010,6 @@
             <w:pPr>
               <w:spacing w:after="40" w:line="240" w:lineRule="auto"/>
             </w:pPr>
-            <w:r/>
             <w:r>
               <w:rPr>
                 <w:b w:val="0"/>
@@ -5459,7 +5029,6 @@
             <w:pPr>
               <w:spacing w:after="40" w:line="240" w:lineRule="auto"/>
             </w:pPr>
-            <w:r/>
             <w:r>
               <w:rPr>
                 <w:b w:val="0"/>
@@ -5479,7 +5048,6 @@
             <w:pPr>
               <w:spacing w:after="40" w:line="240" w:lineRule="auto"/>
             </w:pPr>
-            <w:r/>
             <w:r>
               <w:rPr>
                 <w:b w:val="0"/>
@@ -5499,7 +5067,6 @@
             <w:pPr>
               <w:spacing w:after="40" w:line="240" w:lineRule="auto"/>
             </w:pPr>
-            <w:r/>
             <w:r>
               <w:rPr>
                 <w:b w:val="0"/>
@@ -5518,7 +5085,6 @@
             <w:pPr>
               <w:spacing w:after="40" w:line="240" w:lineRule="auto"/>
             </w:pPr>
-            <w:r/>
             <w:r>
               <w:rPr>
                 <w:b w:val="0"/>
@@ -5539,7 +5105,6 @@
             <w:pPr>
               <w:spacing w:after="40" w:line="240" w:lineRule="auto"/>
             </w:pPr>
-            <w:r/>
             <w:r>
               <w:rPr>
                 <w:b w:val="0"/>
@@ -5559,7 +5124,6 @@
             <w:pPr>
               <w:spacing w:after="40" w:line="240" w:lineRule="auto"/>
             </w:pPr>
-            <w:r/>
             <w:r>
               <w:rPr>
                 <w:b w:val="0"/>
@@ -5579,7 +5143,6 @@
             <w:pPr>
               <w:spacing w:after="40" w:line="240" w:lineRule="auto"/>
             </w:pPr>
-            <w:r/>
             <w:r>
               <w:rPr>
                 <w:b w:val="0"/>
@@ -5599,7 +5162,6 @@
             <w:pPr>
               <w:spacing w:after="40" w:line="240" w:lineRule="auto"/>
             </w:pPr>
-            <w:r/>
             <w:r>
               <w:rPr>
                 <w:b w:val="0"/>
@@ -5619,7 +5181,6 @@
             <w:pPr>
               <w:spacing w:after="40" w:line="240" w:lineRule="auto"/>
             </w:pPr>
-            <w:r/>
             <w:r>
               <w:rPr>
                 <w:b w:val="0"/>
@@ -5639,7 +5200,6 @@
             <w:pPr>
               <w:spacing w:after="40" w:line="240" w:lineRule="auto"/>
             </w:pPr>
-            <w:r/>
             <w:r>
               <w:rPr>
                 <w:b w:val="0"/>
@@ -5659,7 +5219,6 @@
             <w:pPr>
               <w:spacing w:after="40" w:line="240" w:lineRule="auto"/>
             </w:pPr>
-            <w:r/>
             <w:r>
               <w:rPr>
                 <w:b w:val="0"/>
@@ -5678,7 +5237,6 @@
             <w:pPr>
               <w:spacing w:after="40" w:line="240" w:lineRule="auto"/>
             </w:pPr>
-            <w:r/>
             <w:r>
               <w:rPr>
                 <w:b w:val="0"/>
@@ -5741,22 +5299,39 @@
             </w:pPr>
             <w:r>
               <w:rPr>
+                <w:b/>
+                <w:i w:val="0"/>
                 <w:color w:val="FFFFFF"/>
-              </w:rPr>
-            </w:r>
+                <w:sz w:val="19"/>
+              </w:rPr>
+              <w:t>Tip</w:t>
+            </w:r>
+          </w:p>
+        </w:tc>
+        <w:tc>
+          <w:tcPr>
+            <w:tcW w:type="dxa" w:w="2360"/>
+            <w:vAlign w:val="top"/>
+            <w:shd w:val="clear" w:fill="1C5D8C"/>
+          </w:tcPr>
+          <w:p>
+            <w:pPr>
+              <w:spacing w:after="40" w:line="240" w:lineRule="auto"/>
+            </w:pPr>
             <w:r>
               <w:rPr>
                 <w:b/>
                 <w:i w:val="0"/>
-                <w:sz w:val="19"/>
-              </w:rPr>
-              <w:t>Tip</w:t>
-            </w:r>
-          </w:p>
-        </w:tc>
-        <w:tc>
-          <w:tcPr>
-            <w:tcW w:type="dxa" w:w="2360"/>
+                <w:color w:val="FFFFFF"/>
+                <w:sz w:val="19"/>
+              </w:rPr>
+              <w:t>Examen</w:t>
+            </w:r>
+          </w:p>
+        </w:tc>
+        <w:tc>
+          <w:tcPr>
+            <w:tcW w:type="dxa" w:w="1900"/>
             <w:vAlign w:val="top"/>
             <w:shd w:val="clear" w:fill="1C5D8C"/>
           </w:tcPr>
@@ -5766,22 +5341,39 @@
             </w:pPr>
             <w:r>
               <w:rPr>
+                <w:b/>
+                <w:i w:val="0"/>
                 <w:color w:val="FFFFFF"/>
-              </w:rPr>
-            </w:r>
+                <w:sz w:val="19"/>
+              </w:rPr>
+              <w:t>Indicație</w:t>
+            </w:r>
+          </w:p>
+        </w:tc>
+        <w:tc>
+          <w:tcPr>
+            <w:tcW w:type="dxa" w:w="760"/>
+            <w:vAlign w:val="top"/>
+            <w:shd w:val="clear" w:fill="1C5D8C"/>
+          </w:tcPr>
+          <w:p>
+            <w:pPr>
+              <w:spacing w:after="40" w:line="240" w:lineRule="auto"/>
+            </w:pPr>
             <w:r>
               <w:rPr>
                 <w:b/>
                 <w:i w:val="0"/>
-                <w:sz w:val="19"/>
-              </w:rPr>
-              <w:t>Examen</w:t>
-            </w:r>
-          </w:p>
-        </w:tc>
-        <w:tc>
-          <w:tcPr>
-            <w:tcW w:type="dxa" w:w="1900"/>
+                <w:color w:val="FFFFFF"/>
+                <w:sz w:val="19"/>
+              </w:rPr>
+              <w:t>Grad</w:t>
+            </w:r>
+          </w:p>
+        </w:tc>
+        <w:tc>
+          <w:tcPr>
+            <w:tcW w:type="dxa" w:w="800"/>
             <w:vAlign w:val="top"/>
             <w:shd w:val="clear" w:fill="1C5D8C"/>
           </w:tcPr>
@@ -5791,22 +5383,39 @@
             </w:pPr>
             <w:r>
               <w:rPr>
+                <w:b/>
+                <w:i w:val="0"/>
                 <w:color w:val="FFFFFF"/>
-              </w:rPr>
-            </w:r>
+                <w:sz w:val="19"/>
+              </w:rPr>
+              <w:t>Doză</w:t>
+            </w:r>
+          </w:p>
+        </w:tc>
+        <w:tc>
+          <w:tcPr>
+            <w:tcW w:type="dxa" w:w="3400"/>
+            <w:vAlign w:val="top"/>
+            <w:shd w:val="clear" w:fill="1C5D8C"/>
+          </w:tcPr>
+          <w:p>
+            <w:pPr>
+              <w:spacing w:after="40" w:line="240" w:lineRule="auto"/>
+            </w:pPr>
             <w:r>
               <w:rPr>
                 <w:b/>
                 <w:i w:val="0"/>
-                <w:sz w:val="19"/>
-              </w:rPr>
-              <w:t>Indicație</w:t>
-            </w:r>
-          </w:p>
-        </w:tc>
-        <w:tc>
-          <w:tcPr>
-            <w:tcW w:type="dxa" w:w="760"/>
+                <w:color w:val="FFFFFF"/>
+                <w:sz w:val="19"/>
+              </w:rPr>
+              <w:t>Comentarii</w:t>
+            </w:r>
+          </w:p>
+        </w:tc>
+        <w:tc>
+          <w:tcPr>
+            <w:tcW w:type="dxa" w:w="2100"/>
             <w:vAlign w:val="top"/>
             <w:shd w:val="clear" w:fill="1C5D8C"/>
           </w:tcPr>
@@ -5816,113 +5425,30 @@
             </w:pPr>
             <w:r>
               <w:rPr>
+                <w:b/>
+                <w:i w:val="0"/>
                 <w:color w:val="FFFFFF"/>
-              </w:rPr>
-            </w:r>
+                <w:sz w:val="19"/>
+              </w:rPr>
+              <w:t>Decizie</w:t>
+            </w:r>
+          </w:p>
+        </w:tc>
+        <w:tc>
+          <w:tcPr>
+            <w:tcW w:type="dxa" w:w="3160"/>
+            <w:vAlign w:val="top"/>
+            <w:shd w:val="clear" w:fill="1C5D8C"/>
+          </w:tcPr>
+          <w:p>
+            <w:pPr>
+              <w:spacing w:after="40" w:line="240" w:lineRule="auto"/>
+            </w:pPr>
             <w:r>
               <w:rPr>
                 <w:b/>
                 <w:i w:val="0"/>
-                <w:sz w:val="19"/>
-              </w:rPr>
-              <w:t>Grad</w:t>
-            </w:r>
-          </w:p>
-        </w:tc>
-        <w:tc>
-          <w:tcPr>
-            <w:tcW w:type="dxa" w:w="800"/>
-            <w:vAlign w:val="top"/>
-            <w:shd w:val="clear" w:fill="1C5D8C"/>
-          </w:tcPr>
-          <w:p>
-            <w:pPr>
-              <w:spacing w:after="40" w:line="240" w:lineRule="auto"/>
-            </w:pPr>
-            <w:r>
-              <w:rPr>
                 <w:color w:val="FFFFFF"/>
-              </w:rPr>
-            </w:r>
-            <w:r>
-              <w:rPr>
-                <w:b/>
-                <w:i w:val="0"/>
-                <w:sz w:val="19"/>
-              </w:rPr>
-              <w:t>Doză</w:t>
-            </w:r>
-          </w:p>
-        </w:tc>
-        <w:tc>
-          <w:tcPr>
-            <w:tcW w:type="dxa" w:w="3400"/>
-            <w:vAlign w:val="top"/>
-            <w:shd w:val="clear" w:fill="1C5D8C"/>
-          </w:tcPr>
-          <w:p>
-            <w:pPr>
-              <w:spacing w:after="40" w:line="240" w:lineRule="auto"/>
-            </w:pPr>
-            <w:r>
-              <w:rPr>
-                <w:color w:val="FFFFFF"/>
-              </w:rPr>
-            </w:r>
-            <w:r>
-              <w:rPr>
-                <w:b/>
-                <w:i w:val="0"/>
-                <w:sz w:val="19"/>
-              </w:rPr>
-              <w:t>Comentarii</w:t>
-            </w:r>
-          </w:p>
-        </w:tc>
-        <w:tc>
-          <w:tcPr>
-            <w:tcW w:type="dxa" w:w="2100"/>
-            <w:vAlign w:val="top"/>
-            <w:shd w:val="clear" w:fill="1C5D8C"/>
-          </w:tcPr>
-          <w:p>
-            <w:pPr>
-              <w:spacing w:after="40" w:line="240" w:lineRule="auto"/>
-            </w:pPr>
-            <w:r>
-              <w:rPr>
-                <w:color w:val="FFFFFF"/>
-              </w:rPr>
-            </w:r>
-            <w:r>
-              <w:rPr>
-                <w:b/>
-                <w:i w:val="0"/>
-                <w:sz w:val="19"/>
-              </w:rPr>
-              <w:t>Decizie</w:t>
-            </w:r>
-          </w:p>
-        </w:tc>
-        <w:tc>
-          <w:tcPr>
-            <w:tcW w:type="dxa" w:w="3160"/>
-            <w:vAlign w:val="top"/>
-            <w:shd w:val="clear" w:fill="1C5D8C"/>
-          </w:tcPr>
-          <w:p>
-            <w:pPr>
-              <w:spacing w:after="40" w:line="240" w:lineRule="auto"/>
-            </w:pPr>
-            <w:r>
-              <w:rPr>
-                <w:color w:val="FFFFFF"/>
-              </w:rPr>
-            </w:r>
-            <w:r>
-              <w:rPr>
-                <w:b/>
-                <w:i w:val="0"/>
                 <w:sz w:val="19"/>
               </w:rPr>
               <w:t>Comentariu editor</w:t>
@@ -5940,7 +5466,6 @@
             <w:pPr>
               <w:spacing w:after="40" w:line="240" w:lineRule="auto"/>
             </w:pPr>
-            <w:r/>
             <w:r>
               <w:rPr>
                 <w:b w:val="0"/>
@@ -5960,7 +5485,6 @@
             <w:pPr>
               <w:spacing w:after="40" w:line="240" w:lineRule="auto"/>
             </w:pPr>
-            <w:r/>
             <w:r>
               <w:rPr>
                 <w:b w:val="0"/>
@@ -5980,7 +5504,6 @@
             <w:pPr>
               <w:spacing w:after="40" w:line="240" w:lineRule="auto"/>
             </w:pPr>
-            <w:r/>
             <w:r>
               <w:rPr>
                 <w:b w:val="0"/>
@@ -6000,7 +5523,6 @@
             <w:pPr>
               <w:spacing w:after="40" w:line="240" w:lineRule="auto"/>
             </w:pPr>
-            <w:r/>
             <w:r>
               <w:rPr>
                 <w:b w:val="0"/>
@@ -6020,7 +5542,6 @@
             <w:pPr>
               <w:spacing w:after="40" w:line="240" w:lineRule="auto"/>
             </w:pPr>
-            <w:r/>
             <w:r>
               <w:rPr>
                 <w:b w:val="0"/>
@@ -6040,7 +5561,6 @@
             <w:pPr>
               <w:spacing w:after="40" w:line="240" w:lineRule="auto"/>
             </w:pPr>
-            <w:r/>
             <w:r>
               <w:rPr>
                 <w:b w:val="0"/>
@@ -6060,7 +5580,6 @@
             <w:pPr>
               <w:spacing w:after="40" w:line="240" w:lineRule="auto"/>
             </w:pPr>
-            <w:r/>
             <w:r>
               <w:rPr>
                 <w:b w:val="0"/>
@@ -6079,7 +5598,6 @@
             <w:pPr>
               <w:spacing w:after="40" w:line="240" w:lineRule="auto"/>
             </w:pPr>
-            <w:r/>
             <w:r>
               <w:rPr>
                 <w:b w:val="0"/>
@@ -6100,7 +5618,6 @@
             <w:pPr>
               <w:spacing w:after="40" w:line="240" w:lineRule="auto"/>
             </w:pPr>
-            <w:r/>
             <w:r>
               <w:rPr>
                 <w:b w:val="0"/>
@@ -6120,7 +5637,6 @@
             <w:pPr>
               <w:spacing w:after="40" w:line="240" w:lineRule="auto"/>
             </w:pPr>
-            <w:r/>
             <w:r>
               <w:rPr>
                 <w:b w:val="0"/>
@@ -6140,7 +5656,6 @@
             <w:pPr>
               <w:spacing w:after="40" w:line="240" w:lineRule="auto"/>
             </w:pPr>
-            <w:r/>
             <w:r>
               <w:rPr>
                 <w:b w:val="0"/>
@@ -6160,7 +5675,6 @@
             <w:pPr>
               <w:spacing w:after="40" w:line="240" w:lineRule="auto"/>
             </w:pPr>
-            <w:r/>
             <w:r>
               <w:rPr>
                 <w:b w:val="0"/>
@@ -6180,7 +5694,6 @@
             <w:pPr>
               <w:spacing w:after="40" w:line="240" w:lineRule="auto"/>
             </w:pPr>
-            <w:r/>
             <w:r>
               <w:rPr>
                 <w:b w:val="0"/>
@@ -6200,7 +5713,6 @@
             <w:pPr>
               <w:spacing w:after="40" w:line="240" w:lineRule="auto"/>
             </w:pPr>
-            <w:r/>
             <w:r>
               <w:rPr>
                 <w:b w:val="0"/>
@@ -6220,7 +5732,6 @@
             <w:pPr>
               <w:spacing w:after="40" w:line="240" w:lineRule="auto"/>
             </w:pPr>
-            <w:r/>
             <w:r>
               <w:rPr>
                 <w:b w:val="0"/>
@@ -6239,7 +5750,6 @@
             <w:pPr>
               <w:spacing w:after="40" w:line="240" w:lineRule="auto"/>
             </w:pPr>
-            <w:r/>
             <w:r>
               <w:rPr>
                 <w:b w:val="0"/>
@@ -6260,7 +5770,6 @@
             <w:pPr>
               <w:spacing w:after="40" w:line="240" w:lineRule="auto"/>
             </w:pPr>
-            <w:r/>
             <w:r>
               <w:rPr>
                 <w:b w:val="0"/>
@@ -6280,7 +5789,6 @@
             <w:pPr>
               <w:spacing w:after="40" w:line="240" w:lineRule="auto"/>
             </w:pPr>
-            <w:r/>
             <w:r>
               <w:rPr>
                 <w:b w:val="0"/>
@@ -6300,7 +5808,6 @@
             <w:pPr>
               <w:spacing w:after="40" w:line="240" w:lineRule="auto"/>
             </w:pPr>
-            <w:r/>
             <w:r>
               <w:rPr>
                 <w:b w:val="0"/>
@@ -6320,7 +5827,6 @@
             <w:pPr>
               <w:spacing w:after="40" w:line="240" w:lineRule="auto"/>
             </w:pPr>
-            <w:r/>
             <w:r>
               <w:rPr>
                 <w:b w:val="0"/>
@@ -6340,7 +5846,6 @@
             <w:pPr>
               <w:spacing w:after="40" w:line="240" w:lineRule="auto"/>
             </w:pPr>
-            <w:r/>
             <w:r>
               <w:rPr>
                 <w:b w:val="0"/>
@@ -6360,7 +5865,6 @@
             <w:pPr>
               <w:spacing w:after="40" w:line="240" w:lineRule="auto"/>
             </w:pPr>
-            <w:r/>
             <w:r>
               <w:rPr>
                 <w:b w:val="0"/>
@@ -6380,7 +5884,6 @@
             <w:pPr>
               <w:spacing w:after="40" w:line="240" w:lineRule="auto"/>
             </w:pPr>
-            <w:r/>
             <w:r>
               <w:rPr>
                 <w:b w:val="0"/>
@@ -6399,7 +5902,6 @@
             <w:pPr>
               <w:spacing w:after="40" w:line="240" w:lineRule="auto"/>
             </w:pPr>
-            <w:r/>
             <w:r>
               <w:rPr>
                 <w:b w:val="0"/>
@@ -6462,22 +5964,39 @@
             </w:pPr>
             <w:r>
               <w:rPr>
+                <w:b/>
+                <w:i w:val="0"/>
                 <w:color w:val="FFFFFF"/>
-              </w:rPr>
-            </w:r>
+                <w:sz w:val="19"/>
+              </w:rPr>
+              <w:t>Tip</w:t>
+            </w:r>
+          </w:p>
+        </w:tc>
+        <w:tc>
+          <w:tcPr>
+            <w:tcW w:type="dxa" w:w="2360"/>
+            <w:vAlign w:val="top"/>
+            <w:shd w:val="clear" w:fill="1C5D8C"/>
+          </w:tcPr>
+          <w:p>
+            <w:pPr>
+              <w:spacing w:after="40" w:line="240" w:lineRule="auto"/>
+            </w:pPr>
             <w:r>
               <w:rPr>
                 <w:b/>
                 <w:i w:val="0"/>
-                <w:sz w:val="19"/>
-              </w:rPr>
-              <w:t>Tip</w:t>
-            </w:r>
-          </w:p>
-        </w:tc>
-        <w:tc>
-          <w:tcPr>
-            <w:tcW w:type="dxa" w:w="2360"/>
+                <w:color w:val="FFFFFF"/>
+                <w:sz w:val="19"/>
+              </w:rPr>
+              <w:t>Examen</w:t>
+            </w:r>
+          </w:p>
+        </w:tc>
+        <w:tc>
+          <w:tcPr>
+            <w:tcW w:type="dxa" w:w="1900"/>
             <w:vAlign w:val="top"/>
             <w:shd w:val="clear" w:fill="1C5D8C"/>
           </w:tcPr>
@@ -6487,22 +6006,39 @@
             </w:pPr>
             <w:r>
               <w:rPr>
+                <w:b/>
+                <w:i w:val="0"/>
                 <w:color w:val="FFFFFF"/>
-              </w:rPr>
-            </w:r>
+                <w:sz w:val="19"/>
+              </w:rPr>
+              <w:t>Indicație</w:t>
+            </w:r>
+          </w:p>
+        </w:tc>
+        <w:tc>
+          <w:tcPr>
+            <w:tcW w:type="dxa" w:w="760"/>
+            <w:vAlign w:val="top"/>
+            <w:shd w:val="clear" w:fill="1C5D8C"/>
+          </w:tcPr>
+          <w:p>
+            <w:pPr>
+              <w:spacing w:after="40" w:line="240" w:lineRule="auto"/>
+            </w:pPr>
             <w:r>
               <w:rPr>
                 <w:b/>
                 <w:i w:val="0"/>
-                <w:sz w:val="19"/>
-              </w:rPr>
-              <w:t>Examen</w:t>
-            </w:r>
-          </w:p>
-        </w:tc>
-        <w:tc>
-          <w:tcPr>
-            <w:tcW w:type="dxa" w:w="1900"/>
+                <w:color w:val="FFFFFF"/>
+                <w:sz w:val="19"/>
+              </w:rPr>
+              <w:t>Grad</w:t>
+            </w:r>
+          </w:p>
+        </w:tc>
+        <w:tc>
+          <w:tcPr>
+            <w:tcW w:type="dxa" w:w="800"/>
             <w:vAlign w:val="top"/>
             <w:shd w:val="clear" w:fill="1C5D8C"/>
           </w:tcPr>
@@ -6512,22 +6048,39 @@
             </w:pPr>
             <w:r>
               <w:rPr>
+                <w:b/>
+                <w:i w:val="0"/>
                 <w:color w:val="FFFFFF"/>
-              </w:rPr>
-            </w:r>
+                <w:sz w:val="19"/>
+              </w:rPr>
+              <w:t>Doză</w:t>
+            </w:r>
+          </w:p>
+        </w:tc>
+        <w:tc>
+          <w:tcPr>
+            <w:tcW w:type="dxa" w:w="3400"/>
+            <w:vAlign w:val="top"/>
+            <w:shd w:val="clear" w:fill="1C5D8C"/>
+          </w:tcPr>
+          <w:p>
+            <w:pPr>
+              <w:spacing w:after="40" w:line="240" w:lineRule="auto"/>
+            </w:pPr>
             <w:r>
               <w:rPr>
                 <w:b/>
                 <w:i w:val="0"/>
-                <w:sz w:val="19"/>
-              </w:rPr>
-              <w:t>Indicație</w:t>
-            </w:r>
-          </w:p>
-        </w:tc>
-        <w:tc>
-          <w:tcPr>
-            <w:tcW w:type="dxa" w:w="760"/>
+                <w:color w:val="FFFFFF"/>
+                <w:sz w:val="19"/>
+              </w:rPr>
+              <w:t>Comentarii</w:t>
+            </w:r>
+          </w:p>
+        </w:tc>
+        <w:tc>
+          <w:tcPr>
+            <w:tcW w:type="dxa" w:w="2100"/>
             <w:vAlign w:val="top"/>
             <w:shd w:val="clear" w:fill="1C5D8C"/>
           </w:tcPr>
@@ -6537,113 +6090,30 @@
             </w:pPr>
             <w:r>
               <w:rPr>
+                <w:b/>
+                <w:i w:val="0"/>
                 <w:color w:val="FFFFFF"/>
-              </w:rPr>
-            </w:r>
+                <w:sz w:val="19"/>
+              </w:rPr>
+              <w:t>Decizie</w:t>
+            </w:r>
+          </w:p>
+        </w:tc>
+        <w:tc>
+          <w:tcPr>
+            <w:tcW w:type="dxa" w:w="3160"/>
+            <w:vAlign w:val="top"/>
+            <w:shd w:val="clear" w:fill="1C5D8C"/>
+          </w:tcPr>
+          <w:p>
+            <w:pPr>
+              <w:spacing w:after="40" w:line="240" w:lineRule="auto"/>
+            </w:pPr>
             <w:r>
               <w:rPr>
                 <w:b/>
                 <w:i w:val="0"/>
-                <w:sz w:val="19"/>
-              </w:rPr>
-              <w:t>Grad</w:t>
-            </w:r>
-          </w:p>
-        </w:tc>
-        <w:tc>
-          <w:tcPr>
-            <w:tcW w:type="dxa" w:w="800"/>
-            <w:vAlign w:val="top"/>
-            <w:shd w:val="clear" w:fill="1C5D8C"/>
-          </w:tcPr>
-          <w:p>
-            <w:pPr>
-              <w:spacing w:after="40" w:line="240" w:lineRule="auto"/>
-            </w:pPr>
-            <w:r>
-              <w:rPr>
                 <w:color w:val="FFFFFF"/>
-              </w:rPr>
-            </w:r>
-            <w:r>
-              <w:rPr>
-                <w:b/>
-                <w:i w:val="0"/>
-                <w:sz w:val="19"/>
-              </w:rPr>
-              <w:t>Doză</w:t>
-            </w:r>
-          </w:p>
-        </w:tc>
-        <w:tc>
-          <w:tcPr>
-            <w:tcW w:type="dxa" w:w="3400"/>
-            <w:vAlign w:val="top"/>
-            <w:shd w:val="clear" w:fill="1C5D8C"/>
-          </w:tcPr>
-          <w:p>
-            <w:pPr>
-              <w:spacing w:after="40" w:line="240" w:lineRule="auto"/>
-            </w:pPr>
-            <w:r>
-              <w:rPr>
-                <w:color w:val="FFFFFF"/>
-              </w:rPr>
-            </w:r>
-            <w:r>
-              <w:rPr>
-                <w:b/>
-                <w:i w:val="0"/>
-                <w:sz w:val="19"/>
-              </w:rPr>
-              <w:t>Comentarii</w:t>
-            </w:r>
-          </w:p>
-        </w:tc>
-        <w:tc>
-          <w:tcPr>
-            <w:tcW w:type="dxa" w:w="2100"/>
-            <w:vAlign w:val="top"/>
-            <w:shd w:val="clear" w:fill="1C5D8C"/>
-          </w:tcPr>
-          <w:p>
-            <w:pPr>
-              <w:spacing w:after="40" w:line="240" w:lineRule="auto"/>
-            </w:pPr>
-            <w:r>
-              <w:rPr>
-                <w:color w:val="FFFFFF"/>
-              </w:rPr>
-            </w:r>
-            <w:r>
-              <w:rPr>
-                <w:b/>
-                <w:i w:val="0"/>
-                <w:sz w:val="19"/>
-              </w:rPr>
-              <w:t>Decizie</w:t>
-            </w:r>
-          </w:p>
-        </w:tc>
-        <w:tc>
-          <w:tcPr>
-            <w:tcW w:type="dxa" w:w="3160"/>
-            <w:vAlign w:val="top"/>
-            <w:shd w:val="clear" w:fill="1C5D8C"/>
-          </w:tcPr>
-          <w:p>
-            <w:pPr>
-              <w:spacing w:after="40" w:line="240" w:lineRule="auto"/>
-            </w:pPr>
-            <w:r>
-              <w:rPr>
-                <w:color w:val="FFFFFF"/>
-              </w:rPr>
-            </w:r>
-            <w:r>
-              <w:rPr>
-                <w:b/>
-                <w:i w:val="0"/>
                 <w:sz w:val="19"/>
               </w:rPr>
               <w:t>Comentariu editor</w:t>
@@ -6661,7 +6131,6 @@
             <w:pPr>
               <w:spacing w:after="40" w:line="240" w:lineRule="auto"/>
             </w:pPr>
-            <w:r/>
             <w:r>
               <w:rPr>
                 <w:b w:val="0"/>
@@ -6681,7 +6150,6 @@
             <w:pPr>
               <w:spacing w:after="40" w:line="240" w:lineRule="auto"/>
             </w:pPr>
-            <w:r/>
             <w:r>
               <w:rPr>
                 <w:b w:val="0"/>
@@ -6701,7 +6169,6 @@
             <w:pPr>
               <w:spacing w:after="40" w:line="240" w:lineRule="auto"/>
             </w:pPr>
-            <w:r/>
             <w:r>
               <w:rPr>
                 <w:b w:val="0"/>
@@ -6721,7 +6188,6 @@
             <w:pPr>
               <w:spacing w:after="40" w:line="240" w:lineRule="auto"/>
             </w:pPr>
-            <w:r/>
             <w:r>
               <w:rPr>
                 <w:b w:val="0"/>
@@ -6741,7 +6207,6 @@
             <w:pPr>
               <w:spacing w:after="40" w:line="240" w:lineRule="auto"/>
             </w:pPr>
-            <w:r/>
             <w:r>
               <w:rPr>
                 <w:b w:val="0"/>
@@ -6761,7 +6226,6 @@
             <w:pPr>
               <w:spacing w:after="40" w:line="240" w:lineRule="auto"/>
             </w:pPr>
-            <w:r/>
             <w:r>
               <w:rPr>
                 <w:b w:val="0"/>
@@ -6781,7 +6245,6 @@
             <w:pPr>
               <w:spacing w:after="40" w:line="240" w:lineRule="auto"/>
             </w:pPr>
-            <w:r/>
             <w:r>
               <w:rPr>
                 <w:b w:val="0"/>
@@ -6800,7 +6263,6 @@
             <w:pPr>
               <w:spacing w:after="40" w:line="240" w:lineRule="auto"/>
             </w:pPr>
-            <w:r/>
             <w:r>
               <w:rPr>
                 <w:b w:val="0"/>
@@ -6821,7 +6283,6 @@
             <w:pPr>
               <w:spacing w:after="40" w:line="240" w:lineRule="auto"/>
             </w:pPr>
-            <w:r/>
             <w:r>
               <w:rPr>
                 <w:b w:val="0"/>
@@ -6841,7 +6302,6 @@
             <w:pPr>
               <w:spacing w:after="40" w:line="240" w:lineRule="auto"/>
             </w:pPr>
-            <w:r/>
             <w:r>
               <w:rPr>
                 <w:b w:val="0"/>
@@ -6861,7 +6321,6 @@
             <w:pPr>
               <w:spacing w:after="40" w:line="240" w:lineRule="auto"/>
             </w:pPr>
-            <w:r/>
             <w:r>
               <w:rPr>
                 <w:b w:val="0"/>
@@ -6881,7 +6340,6 @@
             <w:pPr>
               <w:spacing w:after="40" w:line="240" w:lineRule="auto"/>
             </w:pPr>
-            <w:r/>
             <w:r>
               <w:rPr>
                 <w:b w:val="0"/>
@@ -6901,7 +6359,6 @@
             <w:pPr>
               <w:spacing w:after="40" w:line="240" w:lineRule="auto"/>
             </w:pPr>
-            <w:r/>
             <w:r>
               <w:rPr>
                 <w:b w:val="0"/>
@@ -6921,7 +6378,6 @@
             <w:pPr>
               <w:spacing w:after="40" w:line="240" w:lineRule="auto"/>
             </w:pPr>
-            <w:r/>
             <w:r>
               <w:rPr>
                 <w:b w:val="0"/>
@@ -6941,7 +6397,6 @@
             <w:pPr>
               <w:spacing w:after="40" w:line="240" w:lineRule="auto"/>
             </w:pPr>
-            <w:r/>
             <w:r>
               <w:rPr>
                 <w:b w:val="0"/>
@@ -6960,7 +6415,6 @@
             <w:pPr>
               <w:spacing w:after="40" w:line="240" w:lineRule="auto"/>
             </w:pPr>
-            <w:r/>
             <w:r>
               <w:rPr>
                 <w:b w:val="0"/>
@@ -7023,22 +6477,39 @@
             </w:pPr>
             <w:r>
               <w:rPr>
+                <w:b/>
+                <w:i w:val="0"/>
                 <w:color w:val="FFFFFF"/>
-              </w:rPr>
-            </w:r>
+                <w:sz w:val="19"/>
+              </w:rPr>
+              <w:t>Tip</w:t>
+            </w:r>
+          </w:p>
+        </w:tc>
+        <w:tc>
+          <w:tcPr>
+            <w:tcW w:type="dxa" w:w="2360"/>
+            <w:vAlign w:val="top"/>
+            <w:shd w:val="clear" w:fill="1C5D8C"/>
+          </w:tcPr>
+          <w:p>
+            <w:pPr>
+              <w:spacing w:after="40" w:line="240" w:lineRule="auto"/>
+            </w:pPr>
             <w:r>
               <w:rPr>
                 <w:b/>
                 <w:i w:val="0"/>
-                <w:sz w:val="19"/>
-              </w:rPr>
-              <w:t>Tip</w:t>
-            </w:r>
-          </w:p>
-        </w:tc>
-        <w:tc>
-          <w:tcPr>
-            <w:tcW w:type="dxa" w:w="2360"/>
+                <w:color w:val="FFFFFF"/>
+                <w:sz w:val="19"/>
+              </w:rPr>
+              <w:t>Examen</w:t>
+            </w:r>
+          </w:p>
+        </w:tc>
+        <w:tc>
+          <w:tcPr>
+            <w:tcW w:type="dxa" w:w="1900"/>
             <w:vAlign w:val="top"/>
             <w:shd w:val="clear" w:fill="1C5D8C"/>
           </w:tcPr>
@@ -7048,22 +6519,39 @@
             </w:pPr>
             <w:r>
               <w:rPr>
+                <w:b/>
+                <w:i w:val="0"/>
                 <w:color w:val="FFFFFF"/>
-              </w:rPr>
-            </w:r>
+                <w:sz w:val="19"/>
+              </w:rPr>
+              <w:t>Indicație</w:t>
+            </w:r>
+          </w:p>
+        </w:tc>
+        <w:tc>
+          <w:tcPr>
+            <w:tcW w:type="dxa" w:w="760"/>
+            <w:vAlign w:val="top"/>
+            <w:shd w:val="clear" w:fill="1C5D8C"/>
+          </w:tcPr>
+          <w:p>
+            <w:pPr>
+              <w:spacing w:after="40" w:line="240" w:lineRule="auto"/>
+            </w:pPr>
             <w:r>
               <w:rPr>
                 <w:b/>
                 <w:i w:val="0"/>
-                <w:sz w:val="19"/>
-              </w:rPr>
-              <w:t>Examen</w:t>
-            </w:r>
-          </w:p>
-        </w:tc>
-        <w:tc>
-          <w:tcPr>
-            <w:tcW w:type="dxa" w:w="1900"/>
+                <w:color w:val="FFFFFF"/>
+                <w:sz w:val="19"/>
+              </w:rPr>
+              <w:t>Grad</w:t>
+            </w:r>
+          </w:p>
+        </w:tc>
+        <w:tc>
+          <w:tcPr>
+            <w:tcW w:type="dxa" w:w="800"/>
             <w:vAlign w:val="top"/>
             <w:shd w:val="clear" w:fill="1C5D8C"/>
           </w:tcPr>
@@ -7073,22 +6561,39 @@
             </w:pPr>
             <w:r>
               <w:rPr>
+                <w:b/>
+                <w:i w:val="0"/>
                 <w:color w:val="FFFFFF"/>
-              </w:rPr>
-            </w:r>
+                <w:sz w:val="19"/>
+              </w:rPr>
+              <w:t>Doză</w:t>
+            </w:r>
+          </w:p>
+        </w:tc>
+        <w:tc>
+          <w:tcPr>
+            <w:tcW w:type="dxa" w:w="3400"/>
+            <w:vAlign w:val="top"/>
+            <w:shd w:val="clear" w:fill="1C5D8C"/>
+          </w:tcPr>
+          <w:p>
+            <w:pPr>
+              <w:spacing w:after="40" w:line="240" w:lineRule="auto"/>
+            </w:pPr>
             <w:r>
               <w:rPr>
                 <w:b/>
                 <w:i w:val="0"/>
-                <w:sz w:val="19"/>
-              </w:rPr>
-              <w:t>Indicație</w:t>
-            </w:r>
-          </w:p>
-        </w:tc>
-        <w:tc>
-          <w:tcPr>
-            <w:tcW w:type="dxa" w:w="760"/>
+                <w:color w:val="FFFFFF"/>
+                <w:sz w:val="19"/>
+              </w:rPr>
+              <w:t>Comentarii</w:t>
+            </w:r>
+          </w:p>
+        </w:tc>
+        <w:tc>
+          <w:tcPr>
+            <w:tcW w:type="dxa" w:w="2100"/>
             <w:vAlign w:val="top"/>
             <w:shd w:val="clear" w:fill="1C5D8C"/>
           </w:tcPr>
@@ -7098,113 +6603,30 @@
             </w:pPr>
             <w:r>
               <w:rPr>
+                <w:b/>
+                <w:i w:val="0"/>
                 <w:color w:val="FFFFFF"/>
-              </w:rPr>
-            </w:r>
+                <w:sz w:val="19"/>
+              </w:rPr>
+              <w:t>Decizie</w:t>
+            </w:r>
+          </w:p>
+        </w:tc>
+        <w:tc>
+          <w:tcPr>
+            <w:tcW w:type="dxa" w:w="3160"/>
+            <w:vAlign w:val="top"/>
+            <w:shd w:val="clear" w:fill="1C5D8C"/>
+          </w:tcPr>
+          <w:p>
+            <w:pPr>
+              <w:spacing w:after="40" w:line="240" w:lineRule="auto"/>
+            </w:pPr>
             <w:r>
               <w:rPr>
                 <w:b/>
                 <w:i w:val="0"/>
-                <w:sz w:val="19"/>
-              </w:rPr>
-              <w:t>Grad</w:t>
-            </w:r>
-          </w:p>
-        </w:tc>
-        <w:tc>
-          <w:tcPr>
-            <w:tcW w:type="dxa" w:w="800"/>
-            <w:vAlign w:val="top"/>
-            <w:shd w:val="clear" w:fill="1C5D8C"/>
-          </w:tcPr>
-          <w:p>
-            <w:pPr>
-              <w:spacing w:after="40" w:line="240" w:lineRule="auto"/>
-            </w:pPr>
-            <w:r>
-              <w:rPr>
                 <w:color w:val="FFFFFF"/>
-              </w:rPr>
-            </w:r>
-            <w:r>
-              <w:rPr>
-                <w:b/>
-                <w:i w:val="0"/>
-                <w:sz w:val="19"/>
-              </w:rPr>
-              <w:t>Doză</w:t>
-            </w:r>
-          </w:p>
-        </w:tc>
-        <w:tc>
-          <w:tcPr>
-            <w:tcW w:type="dxa" w:w="3400"/>
-            <w:vAlign w:val="top"/>
-            <w:shd w:val="clear" w:fill="1C5D8C"/>
-          </w:tcPr>
-          <w:p>
-            <w:pPr>
-              <w:spacing w:after="40" w:line="240" w:lineRule="auto"/>
-            </w:pPr>
-            <w:r>
-              <w:rPr>
-                <w:color w:val="FFFFFF"/>
-              </w:rPr>
-            </w:r>
-            <w:r>
-              <w:rPr>
-                <w:b/>
-                <w:i w:val="0"/>
-                <w:sz w:val="19"/>
-              </w:rPr>
-              <w:t>Comentarii</w:t>
-            </w:r>
-          </w:p>
-        </w:tc>
-        <w:tc>
-          <w:tcPr>
-            <w:tcW w:type="dxa" w:w="2100"/>
-            <w:vAlign w:val="top"/>
-            <w:shd w:val="clear" w:fill="1C5D8C"/>
-          </w:tcPr>
-          <w:p>
-            <w:pPr>
-              <w:spacing w:after="40" w:line="240" w:lineRule="auto"/>
-            </w:pPr>
-            <w:r>
-              <w:rPr>
-                <w:color w:val="FFFFFF"/>
-              </w:rPr>
-            </w:r>
-            <w:r>
-              <w:rPr>
-                <w:b/>
-                <w:i w:val="0"/>
-                <w:sz w:val="19"/>
-              </w:rPr>
-              <w:t>Decizie</w:t>
-            </w:r>
-          </w:p>
-        </w:tc>
-        <w:tc>
-          <w:tcPr>
-            <w:tcW w:type="dxa" w:w="3160"/>
-            <w:vAlign w:val="top"/>
-            <w:shd w:val="clear" w:fill="1C5D8C"/>
-          </w:tcPr>
-          <w:p>
-            <w:pPr>
-              <w:spacing w:after="40" w:line="240" w:lineRule="auto"/>
-            </w:pPr>
-            <w:r>
-              <w:rPr>
-                <w:color w:val="FFFFFF"/>
-              </w:rPr>
-            </w:r>
-            <w:r>
-              <w:rPr>
-                <w:b/>
-                <w:i w:val="0"/>
                 <w:sz w:val="19"/>
               </w:rPr>
               <w:t>Comentariu editor</w:t>
@@ -7222,7 +6644,6 @@
             <w:pPr>
               <w:spacing w:after="40" w:line="240" w:lineRule="auto"/>
             </w:pPr>
-            <w:r/>
             <w:r>
               <w:rPr>
                 <w:b w:val="0"/>
@@ -7242,7 +6663,6 @@
             <w:pPr>
               <w:spacing w:after="40" w:line="240" w:lineRule="auto"/>
             </w:pPr>
-            <w:r/>
             <w:r>
               <w:rPr>
                 <w:b w:val="0"/>
@@ -7262,7 +6682,6 @@
             <w:pPr>
               <w:spacing w:after="40" w:line="240" w:lineRule="auto"/>
             </w:pPr>
-            <w:r/>
             <w:r>
               <w:rPr>
                 <w:b w:val="0"/>
@@ -7282,7 +6701,6 @@
             <w:pPr>
               <w:spacing w:after="40" w:line="240" w:lineRule="auto"/>
             </w:pPr>
-            <w:r/>
             <w:r>
               <w:rPr>
                 <w:b w:val="0"/>
@@ -7302,7 +6720,6 @@
             <w:pPr>
               <w:spacing w:after="40" w:line="240" w:lineRule="auto"/>
             </w:pPr>
-            <w:r/>
             <w:r>
               <w:rPr>
                 <w:b w:val="0"/>
@@ -7322,7 +6739,6 @@
             <w:pPr>
               <w:spacing w:after="40" w:line="240" w:lineRule="auto"/>
             </w:pPr>
-            <w:r/>
             <w:r>
               <w:rPr>
                 <w:b w:val="0"/>
@@ -7342,7 +6758,6 @@
             <w:pPr>
               <w:spacing w:after="40" w:line="240" w:lineRule="auto"/>
             </w:pPr>
-            <w:r/>
             <w:r>
               <w:rPr>
                 <w:b w:val="0"/>
@@ -7361,7 +6776,6 @@
             <w:pPr>
               <w:spacing w:after="40" w:line="240" w:lineRule="auto"/>
             </w:pPr>
-            <w:r/>
             <w:r>
               <w:rPr>
                 <w:b w:val="0"/>
@@ -7424,22 +6838,39 @@
             </w:pPr>
             <w:r>
               <w:rPr>
+                <w:b/>
+                <w:i w:val="0"/>
                 <w:color w:val="FFFFFF"/>
-              </w:rPr>
-            </w:r>
+                <w:sz w:val="19"/>
+              </w:rPr>
+              <w:t>Tip</w:t>
+            </w:r>
+          </w:p>
+        </w:tc>
+        <w:tc>
+          <w:tcPr>
+            <w:tcW w:type="dxa" w:w="2360"/>
+            <w:vAlign w:val="top"/>
+            <w:shd w:val="clear" w:fill="1C5D8C"/>
+          </w:tcPr>
+          <w:p>
+            <w:pPr>
+              <w:spacing w:after="40" w:line="240" w:lineRule="auto"/>
+            </w:pPr>
             <w:r>
               <w:rPr>
                 <w:b/>
                 <w:i w:val="0"/>
-                <w:sz w:val="19"/>
-              </w:rPr>
-              <w:t>Tip</w:t>
-            </w:r>
-          </w:p>
-        </w:tc>
-        <w:tc>
-          <w:tcPr>
-            <w:tcW w:type="dxa" w:w="2360"/>
+                <w:color w:val="FFFFFF"/>
+                <w:sz w:val="19"/>
+              </w:rPr>
+              <w:t>Examen</w:t>
+            </w:r>
+          </w:p>
+        </w:tc>
+        <w:tc>
+          <w:tcPr>
+            <w:tcW w:type="dxa" w:w="1900"/>
             <w:vAlign w:val="top"/>
             <w:shd w:val="clear" w:fill="1C5D8C"/>
           </w:tcPr>
@@ -7449,22 +6880,39 @@
             </w:pPr>
             <w:r>
               <w:rPr>
+                <w:b/>
+                <w:i w:val="0"/>
                 <w:color w:val="FFFFFF"/>
-              </w:rPr>
-            </w:r>
+                <w:sz w:val="19"/>
+              </w:rPr>
+              <w:t>Indicație</w:t>
+            </w:r>
+          </w:p>
+        </w:tc>
+        <w:tc>
+          <w:tcPr>
+            <w:tcW w:type="dxa" w:w="760"/>
+            <w:vAlign w:val="top"/>
+            <w:shd w:val="clear" w:fill="1C5D8C"/>
+          </w:tcPr>
+          <w:p>
+            <w:pPr>
+              <w:spacing w:after="40" w:line="240" w:lineRule="auto"/>
+            </w:pPr>
             <w:r>
               <w:rPr>
                 <w:b/>
                 <w:i w:val="0"/>
-                <w:sz w:val="19"/>
-              </w:rPr>
-              <w:t>Examen</w:t>
-            </w:r>
-          </w:p>
-        </w:tc>
-        <w:tc>
-          <w:tcPr>
-            <w:tcW w:type="dxa" w:w="1900"/>
+                <w:color w:val="FFFFFF"/>
+                <w:sz w:val="19"/>
+              </w:rPr>
+              <w:t>Grad</w:t>
+            </w:r>
+          </w:p>
+        </w:tc>
+        <w:tc>
+          <w:tcPr>
+            <w:tcW w:type="dxa" w:w="800"/>
             <w:vAlign w:val="top"/>
             <w:shd w:val="clear" w:fill="1C5D8C"/>
           </w:tcPr>
@@ -7474,22 +6922,39 @@
             </w:pPr>
             <w:r>
               <w:rPr>
+                <w:b/>
+                <w:i w:val="0"/>
                 <w:color w:val="FFFFFF"/>
-              </w:rPr>
-            </w:r>
+                <w:sz w:val="19"/>
+              </w:rPr>
+              <w:t>Doză</w:t>
+            </w:r>
+          </w:p>
+        </w:tc>
+        <w:tc>
+          <w:tcPr>
+            <w:tcW w:type="dxa" w:w="3400"/>
+            <w:vAlign w:val="top"/>
+            <w:shd w:val="clear" w:fill="1C5D8C"/>
+          </w:tcPr>
+          <w:p>
+            <w:pPr>
+              <w:spacing w:after="40" w:line="240" w:lineRule="auto"/>
+            </w:pPr>
             <w:r>
               <w:rPr>
                 <w:b/>
                 <w:i w:val="0"/>
-                <w:sz w:val="19"/>
-              </w:rPr>
-              <w:t>Indicație</w:t>
-            </w:r>
-          </w:p>
-        </w:tc>
-        <w:tc>
-          <w:tcPr>
-            <w:tcW w:type="dxa" w:w="760"/>
+                <w:color w:val="FFFFFF"/>
+                <w:sz w:val="19"/>
+              </w:rPr>
+              <w:t>Comentarii</w:t>
+            </w:r>
+          </w:p>
+        </w:tc>
+        <w:tc>
+          <w:tcPr>
+            <w:tcW w:type="dxa" w:w="2100"/>
             <w:vAlign w:val="top"/>
             <w:shd w:val="clear" w:fill="1C5D8C"/>
           </w:tcPr>
@@ -7499,113 +6964,30 @@
             </w:pPr>
             <w:r>
               <w:rPr>
+                <w:b/>
+                <w:i w:val="0"/>
                 <w:color w:val="FFFFFF"/>
-              </w:rPr>
-            </w:r>
+                <w:sz w:val="19"/>
+              </w:rPr>
+              <w:t>Decizie</w:t>
+            </w:r>
+          </w:p>
+        </w:tc>
+        <w:tc>
+          <w:tcPr>
+            <w:tcW w:type="dxa" w:w="3160"/>
+            <w:vAlign w:val="top"/>
+            <w:shd w:val="clear" w:fill="1C5D8C"/>
+          </w:tcPr>
+          <w:p>
+            <w:pPr>
+              <w:spacing w:after="40" w:line="240" w:lineRule="auto"/>
+            </w:pPr>
             <w:r>
               <w:rPr>
                 <w:b/>
                 <w:i w:val="0"/>
-                <w:sz w:val="19"/>
-              </w:rPr>
-              <w:t>Grad</w:t>
-            </w:r>
-          </w:p>
-        </w:tc>
-        <w:tc>
-          <w:tcPr>
-            <w:tcW w:type="dxa" w:w="800"/>
-            <w:vAlign w:val="top"/>
-            <w:shd w:val="clear" w:fill="1C5D8C"/>
-          </w:tcPr>
-          <w:p>
-            <w:pPr>
-              <w:spacing w:after="40" w:line="240" w:lineRule="auto"/>
-            </w:pPr>
-            <w:r>
-              <w:rPr>
                 <w:color w:val="FFFFFF"/>
-              </w:rPr>
-            </w:r>
-            <w:r>
-              <w:rPr>
-                <w:b/>
-                <w:i w:val="0"/>
-                <w:sz w:val="19"/>
-              </w:rPr>
-              <w:t>Doză</w:t>
-            </w:r>
-          </w:p>
-        </w:tc>
-        <w:tc>
-          <w:tcPr>
-            <w:tcW w:type="dxa" w:w="3400"/>
-            <w:vAlign w:val="top"/>
-            <w:shd w:val="clear" w:fill="1C5D8C"/>
-          </w:tcPr>
-          <w:p>
-            <w:pPr>
-              <w:spacing w:after="40" w:line="240" w:lineRule="auto"/>
-            </w:pPr>
-            <w:r>
-              <w:rPr>
-                <w:color w:val="FFFFFF"/>
-              </w:rPr>
-            </w:r>
-            <w:r>
-              <w:rPr>
-                <w:b/>
-                <w:i w:val="0"/>
-                <w:sz w:val="19"/>
-              </w:rPr>
-              <w:t>Comentarii</w:t>
-            </w:r>
-          </w:p>
-        </w:tc>
-        <w:tc>
-          <w:tcPr>
-            <w:tcW w:type="dxa" w:w="2100"/>
-            <w:vAlign w:val="top"/>
-            <w:shd w:val="clear" w:fill="1C5D8C"/>
-          </w:tcPr>
-          <w:p>
-            <w:pPr>
-              <w:spacing w:after="40" w:line="240" w:lineRule="auto"/>
-            </w:pPr>
-            <w:r>
-              <w:rPr>
-                <w:color w:val="FFFFFF"/>
-              </w:rPr>
-            </w:r>
-            <w:r>
-              <w:rPr>
-                <w:b/>
-                <w:i w:val="0"/>
-                <w:sz w:val="19"/>
-              </w:rPr>
-              <w:t>Decizie</w:t>
-            </w:r>
-          </w:p>
-        </w:tc>
-        <w:tc>
-          <w:tcPr>
-            <w:tcW w:type="dxa" w:w="3160"/>
-            <w:vAlign w:val="top"/>
-            <w:shd w:val="clear" w:fill="1C5D8C"/>
-          </w:tcPr>
-          <w:p>
-            <w:pPr>
-              <w:spacing w:after="40" w:line="240" w:lineRule="auto"/>
-            </w:pPr>
-            <w:r>
-              <w:rPr>
-                <w:color w:val="FFFFFF"/>
-              </w:rPr>
-            </w:r>
-            <w:r>
-              <w:rPr>
-                <w:b/>
-                <w:i w:val="0"/>
                 <w:sz w:val="19"/>
               </w:rPr>
               <w:t>Comentariu editor</w:t>
@@ -7623,7 +7005,6 @@
             <w:pPr>
               <w:spacing w:after="40" w:line="240" w:lineRule="auto"/>
             </w:pPr>
-            <w:r/>
             <w:r>
               <w:rPr>
                 <w:b w:val="0"/>
@@ -7643,7 +7024,6 @@
             <w:pPr>
               <w:spacing w:after="40" w:line="240" w:lineRule="auto"/>
             </w:pPr>
-            <w:r/>
             <w:r>
               <w:rPr>
                 <w:b w:val="0"/>
@@ -7663,7 +7043,6 @@
             <w:pPr>
               <w:spacing w:after="40" w:line="240" w:lineRule="auto"/>
             </w:pPr>
-            <w:r/>
             <w:r>
               <w:rPr>
                 <w:b w:val="0"/>
@@ -7683,7 +7062,6 @@
             <w:pPr>
               <w:spacing w:after="40" w:line="240" w:lineRule="auto"/>
             </w:pPr>
-            <w:r/>
             <w:r>
               <w:rPr>
                 <w:b w:val="0"/>
@@ -7703,7 +7081,6 @@
             <w:pPr>
               <w:spacing w:after="40" w:line="240" w:lineRule="auto"/>
             </w:pPr>
-            <w:r/>
             <w:r>
               <w:rPr>
                 <w:b w:val="0"/>
@@ -7723,7 +7100,6 @@
             <w:pPr>
               <w:spacing w:after="40" w:line="240" w:lineRule="auto"/>
             </w:pPr>
-            <w:r/>
             <w:r>
               <w:rPr>
                 <w:b w:val="0"/>
@@ -7743,7 +7119,6 @@
             <w:pPr>
               <w:spacing w:after="40" w:line="240" w:lineRule="auto"/>
             </w:pPr>
-            <w:r/>
             <w:r>
               <w:rPr>
                 <w:b w:val="0"/>
@@ -7762,7 +7137,6 @@
             <w:pPr>
               <w:spacing w:after="40" w:line="240" w:lineRule="auto"/>
             </w:pPr>
-            <w:r/>
             <w:r>
               <w:rPr>
                 <w:b w:val="0"/>
